--- a/docs/word/mode-operatoire-residentes.docx
+++ b/docs/word/mode-operatoire-residentes.docx
@@ -5,11 +5,12 @@
     <w:p>
       <w:pPr>
         <w:pStyle w:val="Heading1"/>
-        <w:spacing w:after="120" w:before="0"/>
-      </w:pPr>
-      <w:r>
-        <w:rPr>
-          <w:rFonts w:ascii="Calibri" w:cs="Calibri" w:eastAsia="Calibri" w:hAnsi="Calibri"/>
+        <w:keepNext w:val="false"/>
+        <w:spacing w:after="80" w:before="0" w:line="372" w:lineRule="auto"/>
+      </w:pPr>
+      <w:r>
+        <w:rPr>
+          <w:rFonts w:ascii="Helvetica Neue" w:cs="Helvetica Neue" w:eastAsia="Helvetica Neue" w:hAnsi="Helvetica Neue"/>
           <w:b/>
           <w:bCs/>
           <w:color w:val="1E3A8A"/>
@@ -22,74 +23,66 @@
     <w:p>
       <w:pPr>
         <w:pBdr>
-          <w:left w:val="single" w:color="93C5FD" w:sz="12" w:space="8"/>
+          <w:left w:val="single" w:color="93C5FD" w:sz="18" w:space="10"/>
         </w:pBdr>
-        <w:spacing w:after="120"/>
-      </w:pPr>
-      <w:r>
-        <w:rPr>
-          <w:rFonts w:ascii="Calibri" w:cs="Calibri" w:eastAsia="Calibri" w:hAnsi="Calibri"/>
-          <w:b/>
-          <w:bCs/>
+        <w:shd w:fill="F8FAFC" w:val="clear"/>
+        <w:spacing w:after="160" w:before="160" w:line="372" w:lineRule="auto"/>
+        <w:ind w:left="200"/>
+      </w:pPr>
+      <w:r>
+        <w:rPr>
+          <w:rFonts w:ascii="Helvetica Neue" w:cs="Helvetica Neue" w:eastAsia="Helvetica Neue" w:hAnsi="Helvetica Neue"/>
+          <w:b/>
+          <w:bCs/>
+          <w:color w:val="334155"/>
+          <w:sz w:val="21"/>
+          <w:szCs w:val="21"/>
+        </w:rPr>
+        <w:t xml:space="preserve">Document vivant</w:t>
+      </w:r>
+      <w:r>
+        <w:rPr>
+          <w:rFonts w:ascii="Helvetica Neue" w:cs="Helvetica Neue" w:eastAsia="Helvetica Neue" w:hAnsi="Helvetica Neue"/>
+          <w:color w:val="334155"/>
+          <w:sz w:val="21"/>
+          <w:szCs w:val="21"/>
+        </w:rPr>
+        <w:t xml:space="preserve"> — guide d'utilisation de l'application </w:t>
+      </w:r>
+      <w:r>
+        <w:rPr>
+          <w:rFonts w:ascii="Helvetica Neue" w:cs="Helvetica Neue" w:eastAsia="Helvetica Neue" w:hAnsi="Helvetica Neue"/>
           <w:i/>
           <w:iCs/>
           <w:color w:val="334155"/>
           <w:sz w:val="21"/>
           <w:szCs w:val="21"/>
         </w:rPr>
-        <w:t xml:space="preserve">Document vivant</w:t>
-      </w:r>
-      <w:r>
-        <w:rPr>
-          <w:rFonts w:ascii="Calibri" w:cs="Calibri" w:eastAsia="Calibri" w:hAnsi="Calibri"/>
-          <w:i/>
-          <w:iCs/>
+        <w:t xml:space="preserve">Les Écoles</w:t>
+      </w:r>
+      <w:r>
+        <w:rPr>
+          <w:rFonts w:ascii="Helvetica Neue" w:cs="Helvetica Neue" w:eastAsia="Helvetica Neue" w:hAnsi="Helvetica Neue"/>
           <w:color w:val="334155"/>
           <w:sz w:val="21"/>
           <w:szCs w:val="21"/>
         </w:rPr>
-        <w:t xml:space="preserve"> — guide d'utilisation de l'application </w:t>
-      </w:r>
-      <w:r>
-        <w:rPr>
-          <w:rFonts w:ascii="Calibri" w:cs="Calibri" w:eastAsia="Calibri" w:hAnsi="Calibri"/>
-          <w:i/>
-          <w:iCs/>
+        <w:t xml:space="preserve"> pour les </w:t>
+      </w:r>
+      <w:r>
+        <w:rPr>
+          <w:rFonts w:ascii="Helvetica Neue" w:cs="Helvetica Neue" w:eastAsia="Helvetica Neue" w:hAnsi="Helvetica Neue"/>
+          <w:b/>
+          <w:bCs/>
           <w:color w:val="334155"/>
           <w:sz w:val="21"/>
           <w:szCs w:val="21"/>
         </w:rPr>
-        <w:t xml:space="preserve">Les Écoles</w:t>
-      </w:r>
-      <w:r>
-        <w:rPr>
-          <w:rFonts w:ascii="Calibri" w:cs="Calibri" w:eastAsia="Calibri" w:hAnsi="Calibri"/>
-          <w:i/>
-          <w:iCs/>
-          <w:color w:val="334155"/>
-          <w:sz w:val="21"/>
-          <w:szCs w:val="21"/>
-        </w:rPr>
-        <w:t xml:space="preserve"> pour les </w:t>
-      </w:r>
-      <w:r>
-        <w:rPr>
-          <w:rFonts w:ascii="Calibri" w:cs="Calibri" w:eastAsia="Calibri" w:hAnsi="Calibri"/>
-          <w:b/>
-          <w:bCs/>
-          <w:i/>
-          <w:iCs/>
-          <w:color w:val="334155"/>
-          <w:sz w:val="21"/>
-          <w:szCs w:val="21"/>
-        </w:rPr>
         <w:t xml:space="preserve">habitantes</w:t>
       </w:r>
       <w:r>
         <w:rPr>
-          <w:rFonts w:ascii="Calibri" w:cs="Calibri" w:eastAsia="Calibri" w:hAnsi="Calibri"/>
-          <w:i/>
-          <w:iCs/>
+          <w:rFonts w:ascii="Helvetica Neue" w:cs="Helvetica Neue" w:eastAsia="Helvetica Neue" w:hAnsi="Helvetica Neue"/>
           <w:color w:val="334155"/>
           <w:sz w:val="21"/>
           <w:szCs w:val="21"/>
@@ -100,11 +93,11 @@
     </w:p>
     <w:p>
       <w:pPr>
-        <w:spacing w:after="120"/>
-      </w:pPr>
-      <w:r>
-        <w:rPr>
-          <w:rFonts w:ascii="Calibri" w:cs="Calibri" w:eastAsia="Calibri" w:hAnsi="Calibri"/>
+        <w:spacing w:after="210" w:before="0" w:line="372" w:lineRule="auto"/>
+      </w:pPr>
+      <w:r>
+        <w:rPr>
+          <w:rFonts w:ascii="Helvetica Neue" w:cs="Helvetica Neue" w:eastAsia="Helvetica Neue" w:hAnsi="Helvetica Neue"/>
           <w:color w:val="1F2937"/>
           <w:sz w:val="21"/>
           <w:szCs w:val="21"/>
@@ -113,7 +106,7 @@
       </w:r>
       <w:r>
         <w:rPr>
-          <w:rFonts w:ascii="Calibri" w:cs="Calibri" w:eastAsia="Calibri" w:hAnsi="Calibri"/>
+          <w:rFonts w:ascii="Helvetica Neue" w:cs="Helvetica Neue" w:eastAsia="Helvetica Neue" w:hAnsi="Helvetica Neue"/>
           <w:b/>
           <w:bCs/>
           <w:color w:val="1F2937"/>
@@ -124,7 +117,7 @@
       </w:r>
       <w:r>
         <w:rPr>
-          <w:rFonts w:ascii="Calibri" w:cs="Calibri" w:eastAsia="Calibri" w:hAnsi="Calibri"/>
+          <w:rFonts w:ascii="Helvetica Neue" w:cs="Helvetica Neue" w:eastAsia="Helvetica Neue" w:hAnsi="Helvetica Neue"/>
           <w:color w:val="1F2937"/>
           <w:sz w:val="21"/>
           <w:szCs w:val="21"/>
@@ -133,7 +126,7 @@
       </w:r>
       <w:r>
         <w:rPr>
-          <w:rFonts w:ascii="Calibri" w:cs="Calibri" w:eastAsia="Calibri" w:hAnsi="Calibri"/>
+          <w:rFonts w:ascii="Helvetica Neue" w:cs="Helvetica Neue" w:eastAsia="Helvetica Neue" w:hAnsi="Helvetica Neue"/>
           <w:b/>
           <w:bCs/>
           <w:color w:val="1F2937"/>
@@ -144,7 +137,7 @@
       </w:r>
       <w:r>
         <w:rPr>
-          <w:rFonts w:ascii="Calibri" w:cs="Calibri" w:eastAsia="Calibri" w:hAnsi="Calibri"/>
+          <w:rFonts w:ascii="Helvetica Neue" w:cs="Helvetica Neue" w:eastAsia="Helvetica Neue" w:hAnsi="Helvetica Neue"/>
           <w:color w:val="1F2937"/>
           <w:sz w:val="21"/>
           <w:szCs w:val="21"/>
@@ -153,7 +146,7 @@
       </w:r>
       <w:r>
         <w:rPr>
-          <w:rFonts w:ascii="Calibri" w:cs="Calibri" w:eastAsia="Calibri" w:hAnsi="Calibri"/>
+          <w:rFonts w:ascii="Helvetica Neue" w:cs="Helvetica Neue" w:eastAsia="Helvetica Neue" w:hAnsi="Helvetica Neue"/>
           <w:b/>
           <w:bCs/>
           <w:color w:val="1F2937"/>
@@ -164,7 +157,7 @@
       </w:r>
       <w:r>
         <w:rPr>
-          <w:rFonts w:ascii="Calibri" w:cs="Calibri" w:eastAsia="Calibri" w:hAnsi="Calibri"/>
+          <w:rFonts w:ascii="Helvetica Neue" w:cs="Helvetica Neue" w:eastAsia="Helvetica Neue" w:hAnsi="Helvetica Neue"/>
           <w:color w:val="1F2937"/>
           <w:sz w:val="21"/>
           <w:szCs w:val="21"/>
@@ -173,7 +166,7 @@
       </w:r>
       <w:r>
         <w:rPr>
-          <w:rFonts w:ascii="Calibri" w:cs="Calibri" w:eastAsia="Calibri" w:hAnsi="Calibri"/>
+          <w:rFonts w:ascii="Helvetica Neue" w:cs="Helvetica Neue" w:eastAsia="Helvetica Neue" w:hAnsi="Helvetica Neue"/>
           <w:b/>
           <w:bCs/>
           <w:color w:val="1F2937"/>
@@ -184,7 +177,7 @@
       </w:r>
       <w:r>
         <w:rPr>
-          <w:rFonts w:ascii="Calibri" w:cs="Calibri" w:eastAsia="Calibri" w:hAnsi="Calibri"/>
+          <w:rFonts w:ascii="Helvetica Neue" w:cs="Helvetica Neue" w:eastAsia="Helvetica Neue" w:hAnsi="Helvetica Neue"/>
           <w:color w:val="1F2937"/>
           <w:sz w:val="21"/>
           <w:szCs w:val="21"/>
@@ -193,7 +186,7 @@
       </w:r>
       <w:r>
         <w:rPr>
-          <w:rFonts w:ascii="Calibri" w:cs="Calibri" w:eastAsia="Calibri" w:hAnsi="Calibri"/>
+          <w:rFonts w:ascii="Helvetica Neue" w:cs="Helvetica Neue" w:eastAsia="Helvetica Neue" w:hAnsi="Helvetica Neue"/>
           <w:b/>
           <w:bCs/>
           <w:color w:val="1F2937"/>
@@ -204,7 +197,7 @@
       </w:r>
       <w:r>
         <w:rPr>
-          <w:rFonts w:ascii="Calibri" w:cs="Calibri" w:eastAsia="Calibri" w:hAnsi="Calibri"/>
+          <w:rFonts w:ascii="Helvetica Neue" w:cs="Helvetica Neue" w:eastAsia="Helvetica Neue" w:hAnsi="Helvetica Neue"/>
           <w:color w:val="1F2937"/>
           <w:sz w:val="21"/>
           <w:szCs w:val="21"/>
@@ -215,19 +208,23 @@
     <w:p>
       <w:pPr>
         <w:pBdr>
-          <w:bottom w:val="single" w:color="E2E8F0" w:sz="6"/>
+          <w:bottom w:val="single" w:color="E2E8F0" w:sz="6" w:space="0"/>
         </w:pBdr>
-        <w:spacing w:after="120" w:before="120"/>
+        <w:spacing w:after="280" w:before="280" w:line="372" w:lineRule="auto"/>
       </w:pPr>
     </w:p>
     <w:p>
       <w:pPr>
         <w:pStyle w:val="Heading2"/>
-        <w:spacing w:after="120" w:before="240"/>
-      </w:pPr>
-      <w:r>
-        <w:rPr>
-          <w:rFonts w:ascii="Calibri" w:cs="Calibri" w:eastAsia="Calibri" w:hAnsi="Calibri"/>
+        <w:keepNext/>
+        <w:pBdr>
+          <w:bottom w:val="single" w:color="DBEAFE" w:sz="6" w:space="3"/>
+        </w:pBdr>
+        <w:spacing w:after="120" w:before="400" w:line="372" w:lineRule="auto"/>
+      </w:pPr>
+      <w:r>
+        <w:rPr>
+          <w:rFonts w:ascii="Helvetica Neue" w:cs="Helvetica Neue" w:eastAsia="Helvetica Neue" w:hAnsi="Helvetica Neue"/>
           <w:b/>
           <w:bCs/>
           <w:color w:val="1E40AF"/>
@@ -240,27 +237,28 @@
     <w:p>
       <w:pPr>
         <w:pStyle w:val="Heading3"/>
-        <w:spacing w:after="120" w:before="240"/>
-      </w:pPr>
-      <w:r>
-        <w:rPr>
-          <w:rFonts w:ascii="Calibri" w:cs="Calibri" w:eastAsia="Calibri" w:hAnsi="Calibri"/>
+        <w:keepNext/>
+        <w:spacing w:after="80" w:before="280" w:line="372" w:lineRule="auto"/>
+      </w:pPr>
+      <w:r>
+        <w:rPr>
+          <w:rFonts w:ascii="Helvetica Neue" w:cs="Helvetica Neue" w:eastAsia="Helvetica Neue" w:hAnsi="Helvetica Neue"/>
           <w:b/>
           <w:bCs/>
           <w:color w:val="1E40AF"/>
-          <w:sz w:val="24"/>
-          <w:szCs w:val="24"/>
+          <w:sz w:val="23"/>
+          <w:szCs w:val="23"/>
         </w:rPr>
         <w:t xml:space="preserve">Résidente — sur invitation</w:t>
       </w:r>
     </w:p>
     <w:p>
       <w:pPr>
-        <w:spacing w:after="120"/>
-      </w:pPr>
-      <w:r>
-        <w:rPr>
-          <w:rFonts w:ascii="Calibri" w:cs="Calibri" w:eastAsia="Calibri" w:hAnsi="Calibri"/>
+        <w:spacing w:after="210" w:before="0" w:line="372" w:lineRule="auto"/>
+      </w:pPr>
+      <w:r>
+        <w:rPr>
+          <w:rFonts w:ascii="Helvetica Neue" w:cs="Helvetica Neue" w:eastAsia="Helvetica Neue" w:hAnsi="Helvetica Neue"/>
           <w:color w:val="1F2937"/>
           <w:sz w:val="21"/>
           <w:szCs w:val="21"/>
@@ -269,7 +267,7 @@
       </w:r>
       <w:r>
         <w:rPr>
-          <w:rFonts w:ascii="Calibri" w:cs="Calibri" w:eastAsia="Calibri" w:hAnsi="Calibri"/>
+          <w:rFonts w:ascii="Helvetica Neue" w:cs="Helvetica Neue" w:eastAsia="Helvetica Neue" w:hAnsi="Helvetica Neue"/>
           <w:b/>
           <w:bCs/>
           <w:color w:val="1F2937"/>
@@ -280,7 +278,7 @@
       </w:r>
       <w:r>
         <w:rPr>
-          <w:rFonts w:ascii="Calibri" w:cs="Calibri" w:eastAsia="Calibri" w:hAnsi="Calibri"/>
+          <w:rFonts w:ascii="Helvetica Neue" w:cs="Helvetica Neue" w:eastAsia="Helvetica Neue" w:hAnsi="Helvetica Neue"/>
           <w:color w:val="1F2937"/>
           <w:sz w:val="21"/>
           <w:szCs w:val="21"/>
@@ -289,7 +287,7 @@
       </w:r>
       <w:r>
         <w:rPr>
-          <w:rFonts w:ascii="Calibri" w:cs="Calibri" w:eastAsia="Calibri" w:hAnsi="Calibri"/>
+          <w:rFonts w:ascii="Helvetica Neue" w:cs="Helvetica Neue" w:eastAsia="Helvetica Neue" w:hAnsi="Helvetica Neue"/>
           <w:b/>
           <w:bCs/>
           <w:color w:val="1F2937"/>
@@ -300,7 +298,7 @@
       </w:r>
       <w:r>
         <w:rPr>
-          <w:rFonts w:ascii="Calibri" w:cs="Calibri" w:eastAsia="Calibri" w:hAnsi="Calibri"/>
+          <w:rFonts w:ascii="Helvetica Neue" w:cs="Helvetica Neue" w:eastAsia="Helvetica Neue" w:hAnsi="Helvetica Neue"/>
           <w:color w:val="1F2937"/>
           <w:sz w:val="21"/>
           <w:szCs w:val="21"/>
@@ -315,11 +313,11 @@
           <w:ilvl w:val="0"/>
           <w:numId w:val="2"/>
         </w:numPr>
-        <w:spacing w:after="60"/>
-      </w:pPr>
-      <w:r>
-        <w:rPr>
-          <w:rFonts w:ascii="Calibri" w:cs="Calibri" w:eastAsia="Calibri" w:hAnsi="Calibri"/>
+        <w:spacing w:after="40" w:before="0" w:line="372" w:lineRule="auto"/>
+      </w:pPr>
+      <w:r>
+        <w:rPr>
+          <w:rFonts w:ascii="Helvetica Neue" w:cs="Helvetica Neue" w:eastAsia="Helvetica Neue" w:hAnsi="Helvetica Neue"/>
           <w:color w:val="1F2937"/>
           <w:sz w:val="21"/>
           <w:szCs w:val="21"/>
@@ -328,7 +326,7 @@
       </w:r>
       <w:r>
         <w:rPr>
-          <w:rFonts w:ascii="Calibri" w:cs="Calibri" w:eastAsia="Calibri" w:hAnsi="Calibri"/>
+          <w:rFonts w:ascii="Helvetica Neue" w:cs="Helvetica Neue" w:eastAsia="Helvetica Neue" w:hAnsi="Helvetica Neue"/>
           <w:b/>
           <w:bCs/>
           <w:color w:val="1F2937"/>
@@ -339,7 +337,7 @@
       </w:r>
       <w:r>
         <w:rPr>
-          <w:rFonts w:ascii="Calibri" w:cs="Calibri" w:eastAsia="Calibri" w:hAnsi="Calibri"/>
+          <w:rFonts w:ascii="Helvetica Neue" w:cs="Helvetica Neue" w:eastAsia="Helvetica Neue" w:hAnsi="Helvetica Neue"/>
           <w:color w:val="1F2937"/>
           <w:sz w:val="21"/>
           <w:szCs w:val="21"/>
@@ -348,7 +346,7 @@
       </w:r>
       <w:r>
         <w:rPr>
-          <w:rFonts w:ascii="Calibri" w:cs="Calibri" w:eastAsia="Calibri" w:hAnsi="Calibri"/>
+          <w:rFonts w:ascii="Helvetica Neue" w:cs="Helvetica Neue" w:eastAsia="Helvetica Neue" w:hAnsi="Helvetica Neue"/>
           <w:b/>
           <w:bCs/>
           <w:color w:val="1F2937"/>
@@ -359,7 +357,7 @@
       </w:r>
       <w:r>
         <w:rPr>
-          <w:rFonts w:ascii="Calibri" w:cs="Calibri" w:eastAsia="Calibri" w:hAnsi="Calibri"/>
+          <w:rFonts w:ascii="Helvetica Neue" w:cs="Helvetica Neue" w:eastAsia="Helvetica Neue" w:hAnsi="Helvetica Neue"/>
           <w:color w:val="1F2937"/>
           <w:sz w:val="21"/>
           <w:szCs w:val="21"/>
@@ -374,11 +372,11 @@
           <w:ilvl w:val="0"/>
           <w:numId w:val="2"/>
         </w:numPr>
-        <w:spacing w:after="60"/>
-      </w:pPr>
-      <w:r>
-        <w:rPr>
-          <w:rFonts w:ascii="Calibri" w:cs="Calibri" w:eastAsia="Calibri" w:hAnsi="Calibri"/>
+        <w:spacing w:after="40" w:before="0" w:line="372" w:lineRule="auto"/>
+      </w:pPr>
+      <w:r>
+        <w:rPr>
+          <w:rFonts w:ascii="Helvetica Neue" w:cs="Helvetica Neue" w:eastAsia="Helvetica Neue" w:hAnsi="Helvetica Neue"/>
           <w:color w:val="1F2937"/>
           <w:sz w:val="21"/>
           <w:szCs w:val="21"/>
@@ -387,7 +385,7 @@
       </w:r>
       <w:r>
         <w:rPr>
-          <w:rFonts w:ascii="Calibri" w:cs="Calibri" w:eastAsia="Calibri" w:hAnsi="Calibri"/>
+          <w:rFonts w:ascii="Helvetica Neue" w:cs="Helvetica Neue" w:eastAsia="Helvetica Neue" w:hAnsi="Helvetica Neue"/>
           <w:b/>
           <w:bCs/>
           <w:color w:val="1F2937"/>
@@ -398,7 +396,7 @@
       </w:r>
       <w:r>
         <w:rPr>
-          <w:rFonts w:ascii="Calibri" w:cs="Calibri" w:eastAsia="Calibri" w:hAnsi="Calibri"/>
+          <w:rFonts w:ascii="Helvetica Neue" w:cs="Helvetica Neue" w:eastAsia="Helvetica Neue" w:hAnsi="Helvetica Neue"/>
           <w:color w:val="1F2937"/>
           <w:sz w:val="21"/>
           <w:szCs w:val="21"/>
@@ -407,7 +405,7 @@
       </w:r>
       <w:r>
         <w:rPr>
-          <w:rFonts w:ascii="Calibri" w:cs="Calibri" w:eastAsia="Calibri" w:hAnsi="Calibri"/>
+          <w:rFonts w:ascii="Helvetica Neue" w:cs="Helvetica Neue" w:eastAsia="Helvetica Neue" w:hAnsi="Helvetica Neue"/>
           <w:b/>
           <w:bCs/>
           <w:color w:val="1F2937"/>
@@ -418,7 +416,7 @@
       </w:r>
       <w:r>
         <w:rPr>
-          <w:rFonts w:ascii="Calibri" w:cs="Calibri" w:eastAsia="Calibri" w:hAnsi="Calibri"/>
+          <w:rFonts w:ascii="Helvetica Neue" w:cs="Helvetica Neue" w:eastAsia="Helvetica Neue" w:hAnsi="Helvetica Neue"/>
           <w:color w:val="1F2937"/>
           <w:sz w:val="21"/>
           <w:szCs w:val="21"/>
@@ -427,7 +425,7 @@
       </w:r>
       <w:r>
         <w:rPr>
-          <w:rFonts w:ascii="Calibri" w:cs="Calibri" w:eastAsia="Calibri" w:hAnsi="Calibri"/>
+          <w:rFonts w:ascii="Helvetica Neue" w:cs="Helvetica Neue" w:eastAsia="Helvetica Neue" w:hAnsi="Helvetica Neue"/>
           <w:b/>
           <w:bCs/>
           <w:color w:val="1F2937"/>
@@ -438,7 +436,7 @@
       </w:r>
       <w:r>
         <w:rPr>
-          <w:rFonts w:ascii="Calibri" w:cs="Calibri" w:eastAsia="Calibri" w:hAnsi="Calibri"/>
+          <w:rFonts w:ascii="Helvetica Neue" w:cs="Helvetica Neue" w:eastAsia="Helvetica Neue" w:hAnsi="Helvetica Neue"/>
           <w:color w:val="1F2937"/>
           <w:sz w:val="21"/>
           <w:szCs w:val="21"/>
@@ -453,11 +451,11 @@
           <w:ilvl w:val="0"/>
           <w:numId w:val="2"/>
         </w:numPr>
-        <w:spacing w:after="60"/>
-      </w:pPr>
-      <w:r>
-        <w:rPr>
-          <w:rFonts w:ascii="Calibri" w:cs="Calibri" w:eastAsia="Calibri" w:hAnsi="Calibri"/>
+        <w:spacing w:after="40" w:before="0" w:line="372" w:lineRule="auto"/>
+      </w:pPr>
+      <w:r>
+        <w:rPr>
+          <w:rFonts w:ascii="Helvetica Neue" w:cs="Helvetica Neue" w:eastAsia="Helvetica Neue" w:hAnsi="Helvetica Neue"/>
           <w:color w:val="1F2937"/>
           <w:sz w:val="21"/>
           <w:szCs w:val="21"/>
@@ -466,7 +464,7 @@
       </w:r>
       <w:r>
         <w:rPr>
-          <w:rFonts w:ascii="Calibri" w:cs="Calibri" w:eastAsia="Calibri" w:hAnsi="Calibri"/>
+          <w:rFonts w:ascii="Helvetica Neue" w:cs="Helvetica Neue" w:eastAsia="Helvetica Neue" w:hAnsi="Helvetica Neue"/>
           <w:b/>
           <w:bCs/>
           <w:color w:val="1F2937"/>
@@ -477,7 +475,7 @@
       </w:r>
       <w:r>
         <w:rPr>
-          <w:rFonts w:ascii="Calibri" w:cs="Calibri" w:eastAsia="Calibri" w:hAnsi="Calibri"/>
+          <w:rFonts w:ascii="Helvetica Neue" w:cs="Helvetica Neue" w:eastAsia="Helvetica Neue" w:hAnsi="Helvetica Neue"/>
           <w:color w:val="1F2937"/>
           <w:sz w:val="21"/>
           <w:szCs w:val="21"/>
@@ -486,7 +484,7 @@
       </w:r>
       <w:r>
         <w:rPr>
-          <w:rFonts w:ascii="Calibri" w:cs="Calibri" w:eastAsia="Calibri" w:hAnsi="Calibri"/>
+          <w:rFonts w:ascii="Helvetica Neue" w:cs="Helvetica Neue" w:eastAsia="Helvetica Neue" w:hAnsi="Helvetica Neue"/>
           <w:b/>
           <w:bCs/>
           <w:color w:val="1F2937"/>
@@ -497,7 +495,7 @@
       </w:r>
       <w:r>
         <w:rPr>
-          <w:rFonts w:ascii="Calibri" w:cs="Calibri" w:eastAsia="Calibri" w:hAnsi="Calibri"/>
+          <w:rFonts w:ascii="Helvetica Neue" w:cs="Helvetica Neue" w:eastAsia="Helvetica Neue" w:hAnsi="Helvetica Neue"/>
           <w:color w:val="1F2937"/>
           <w:sz w:val="21"/>
           <w:szCs w:val="21"/>
@@ -512,11 +510,11 @@
           <w:ilvl w:val="0"/>
           <w:numId w:val="2"/>
         </w:numPr>
-        <w:spacing w:after="60"/>
-      </w:pPr>
-      <w:r>
-        <w:rPr>
-          <w:rFonts w:ascii="Calibri" w:cs="Calibri" w:eastAsia="Calibri" w:hAnsi="Calibri"/>
+        <w:spacing w:after="40" w:before="0" w:line="372" w:lineRule="auto"/>
+      </w:pPr>
+      <w:r>
+        <w:rPr>
+          <w:rFonts w:ascii="Helvetica Neue" w:cs="Helvetica Neue" w:eastAsia="Helvetica Neue" w:hAnsi="Helvetica Neue"/>
           <w:color w:val="1F2937"/>
           <w:sz w:val="21"/>
           <w:szCs w:val="21"/>
@@ -527,15 +525,15 @@
     <w:p>
       <w:pPr>
         <w:pBdr>
-          <w:left w:val="single" w:color="93C5FD" w:sz="12" w:space="8"/>
+          <w:left w:val="single" w:color="93C5FD" w:sz="18" w:space="10"/>
         </w:pBdr>
-        <w:spacing w:after="120"/>
-      </w:pPr>
-      <w:r>
-        <w:rPr>
-          <w:rFonts w:ascii="Calibri" w:cs="Calibri" w:eastAsia="Calibri" w:hAnsi="Calibri"/>
-          <w:i/>
-          <w:iCs/>
+        <w:shd w:fill="F8FAFC" w:val="clear"/>
+        <w:spacing w:after="160" w:before="160" w:line="372" w:lineRule="auto"/>
+        <w:ind w:left="200"/>
+      </w:pPr>
+      <w:r>
+        <w:rPr>
+          <w:rFonts w:ascii="Helvetica Neue" w:cs="Helvetica Neue" w:eastAsia="Helvetica Neue" w:hAnsi="Helvetica Neue"/>
           <w:color w:val="334155"/>
           <w:sz w:val="21"/>
           <w:szCs w:val="21"/>
@@ -546,16 +544,17 @@
     <w:p>
       <w:pPr>
         <w:pStyle w:val="Heading3"/>
-        <w:spacing w:after="120" w:before="240"/>
-      </w:pPr>
-      <w:r>
-        <w:rPr>
-          <w:rFonts w:ascii="Calibri" w:cs="Calibri" w:eastAsia="Calibri" w:hAnsi="Calibri"/>
+        <w:keepNext/>
+        <w:spacing w:after="80" w:before="280" w:line="372" w:lineRule="auto"/>
+      </w:pPr>
+      <w:r>
+        <w:rPr>
+          <w:rFonts w:ascii="Helvetica Neue" w:cs="Helvetica Neue" w:eastAsia="Helvetica Neue" w:hAnsi="Helvetica Neue"/>
           <w:b/>
           <w:bCs/>
           <w:color w:val="1E40AF"/>
-          <w:sz w:val="24"/>
-          <w:szCs w:val="24"/>
+          <w:sz w:val="23"/>
+          <w:szCs w:val="23"/>
         </w:rPr>
         <w:t xml:space="preserve">Invitée — inscription libre</w:t>
       </w:r>
@@ -567,11 +566,11 @@
           <w:ilvl w:val="0"/>
           <w:numId w:val="2"/>
         </w:numPr>
-        <w:spacing w:after="60"/>
-      </w:pPr>
-      <w:r>
-        <w:rPr>
-          <w:rFonts w:ascii="Calibri" w:cs="Calibri" w:eastAsia="Calibri" w:hAnsi="Calibri"/>
+        <w:spacing w:after="40" w:before="0" w:line="372" w:lineRule="auto"/>
+      </w:pPr>
+      <w:r>
+        <w:rPr>
+          <w:rFonts w:ascii="Helvetica Neue" w:cs="Helvetica Neue" w:eastAsia="Helvetica Neue" w:hAnsi="Helvetica Neue"/>
           <w:color w:val="1F2937"/>
           <w:sz w:val="21"/>
           <w:szCs w:val="21"/>
@@ -580,7 +579,7 @@
       </w:r>
       <w:r>
         <w:rPr>
-          <w:rFonts w:ascii="Calibri" w:cs="Calibri" w:eastAsia="Calibri" w:hAnsi="Calibri"/>
+          <w:rFonts w:ascii="Helvetica Neue" w:cs="Helvetica Neue" w:eastAsia="Helvetica Neue" w:hAnsi="Helvetica Neue"/>
           <w:b/>
           <w:bCs/>
           <w:color w:val="1F2937"/>
@@ -591,7 +590,7 @@
       </w:r>
       <w:r>
         <w:rPr>
-          <w:rFonts w:ascii="Calibri" w:cs="Calibri" w:eastAsia="Calibri" w:hAnsi="Calibri"/>
+          <w:rFonts w:ascii="Helvetica Neue" w:cs="Helvetica Neue" w:eastAsia="Helvetica Neue" w:hAnsi="Helvetica Neue"/>
           <w:color w:val="1F2937"/>
           <w:sz w:val="21"/>
           <w:szCs w:val="21"/>
@@ -606,11 +605,11 @@
           <w:ilvl w:val="0"/>
           <w:numId w:val="2"/>
         </w:numPr>
-        <w:spacing w:after="60"/>
-      </w:pPr>
-      <w:r>
-        <w:rPr>
-          <w:rFonts w:ascii="Calibri" w:cs="Calibri" w:eastAsia="Calibri" w:hAnsi="Calibri"/>
+        <w:spacing w:after="40" w:before="0" w:line="372" w:lineRule="auto"/>
+      </w:pPr>
+      <w:r>
+        <w:rPr>
+          <w:rFonts w:ascii="Helvetica Neue" w:cs="Helvetica Neue" w:eastAsia="Helvetica Neue" w:hAnsi="Helvetica Neue"/>
           <w:color w:val="1F2937"/>
           <w:sz w:val="21"/>
           <w:szCs w:val="21"/>
@@ -625,11 +624,11 @@
           <w:ilvl w:val="0"/>
           <w:numId w:val="2"/>
         </w:numPr>
-        <w:spacing w:after="60"/>
-      </w:pPr>
-      <w:r>
-        <w:rPr>
-          <w:rFonts w:ascii="Calibri" w:cs="Calibri" w:eastAsia="Calibri" w:hAnsi="Calibri"/>
+        <w:spacing w:after="40" w:before="0" w:line="372" w:lineRule="auto"/>
+      </w:pPr>
+      <w:r>
+        <w:rPr>
+          <w:rFonts w:ascii="Helvetica Neue" w:cs="Helvetica Neue" w:eastAsia="Helvetica Neue" w:hAnsi="Helvetica Neue"/>
           <w:color w:val="1F2937"/>
           <w:sz w:val="21"/>
           <w:szCs w:val="21"/>
@@ -638,7 +637,7 @@
       </w:r>
       <w:r>
         <w:rPr>
-          <w:rFonts w:ascii="Calibri" w:cs="Calibri" w:eastAsia="Calibri" w:hAnsi="Calibri"/>
+          <w:rFonts w:ascii="Helvetica Neue" w:cs="Helvetica Neue" w:eastAsia="Helvetica Neue" w:hAnsi="Helvetica Neue"/>
           <w:b/>
           <w:bCs/>
           <w:color w:val="1F2937"/>
@@ -649,7 +648,7 @@
       </w:r>
       <w:r>
         <w:rPr>
-          <w:rFonts w:ascii="Calibri" w:cs="Calibri" w:eastAsia="Calibri" w:hAnsi="Calibri"/>
+          <w:rFonts w:ascii="Helvetica Neue" w:cs="Helvetica Neue" w:eastAsia="Helvetica Neue" w:hAnsi="Helvetica Neue"/>
           <w:color w:val="1F2937"/>
           <w:sz w:val="21"/>
           <w:szCs w:val="21"/>
@@ -660,15 +659,15 @@
     <w:p>
       <w:pPr>
         <w:pBdr>
-          <w:left w:val="single" w:color="93C5FD" w:sz="12" w:space="8"/>
+          <w:left w:val="single" w:color="93C5FD" w:sz="18" w:space="10"/>
         </w:pBdr>
-        <w:spacing w:after="120"/>
-      </w:pPr>
-      <w:r>
-        <w:rPr>
-          <w:rFonts w:ascii="Calibri" w:cs="Calibri" w:eastAsia="Calibri" w:hAnsi="Calibri"/>
-          <w:i/>
-          <w:iCs/>
+        <w:shd w:fill="F8FAFC" w:val="clear"/>
+        <w:spacing w:after="160" w:before="160" w:line="372" w:lineRule="auto"/>
+        <w:ind w:left="200"/>
+      </w:pPr>
+      <w:r>
+        <w:rPr>
+          <w:rFonts w:ascii="Helvetica Neue" w:cs="Helvetica Neue" w:eastAsia="Helvetica Neue" w:hAnsi="Helvetica Neue"/>
           <w:color w:val="334155"/>
           <w:sz w:val="21"/>
           <w:szCs w:val="21"/>
@@ -677,11 +676,9 @@
       </w:r>
       <w:r>
         <w:rPr>
-          <w:rFonts w:ascii="Calibri" w:cs="Calibri" w:eastAsia="Calibri" w:hAnsi="Calibri"/>
-          <w:b/>
-          <w:bCs/>
-          <w:i/>
-          <w:iCs/>
+          <w:rFonts w:ascii="Helvetica Neue" w:cs="Helvetica Neue" w:eastAsia="Helvetica Neue" w:hAnsi="Helvetica Neue"/>
+          <w:b/>
+          <w:bCs/>
           <w:color w:val="334155"/>
           <w:sz w:val="21"/>
           <w:szCs w:val="21"/>
@@ -690,9 +687,7 @@
       </w:r>
       <w:r>
         <w:rPr>
-          <w:rFonts w:ascii="Calibri" w:cs="Calibri" w:eastAsia="Calibri" w:hAnsi="Calibri"/>
-          <w:i/>
-          <w:iCs/>
+          <w:rFonts w:ascii="Helvetica Neue" w:cs="Helvetica Neue" w:eastAsia="Helvetica Neue" w:hAnsi="Helvetica Neue"/>
           <w:color w:val="334155"/>
           <w:sz w:val="21"/>
           <w:szCs w:val="21"/>
@@ -703,17 +698,17 @@
     <w:p>
       <w:pPr>
         <w:pBdr>
-          <w:left w:val="single" w:color="93C5FD" w:sz="12" w:space="8"/>
+          <w:left w:val="single" w:color="93C5FD" w:sz="18" w:space="10"/>
         </w:pBdr>
-        <w:spacing w:after="120"/>
-      </w:pPr>
-      <w:r>
-        <w:rPr>
-          <w:rFonts w:ascii="Calibri" w:cs="Calibri" w:eastAsia="Calibri" w:hAnsi="Calibri"/>
-          <w:b/>
-          <w:bCs/>
-          <w:i/>
-          <w:iCs/>
+        <w:shd w:fill="F8FAFC" w:val="clear"/>
+        <w:spacing w:after="160" w:before="160" w:line="372" w:lineRule="auto"/>
+        <w:ind w:left="200"/>
+      </w:pPr>
+      <w:r>
+        <w:rPr>
+          <w:rFonts w:ascii="Helvetica Neue" w:cs="Helvetica Neue" w:eastAsia="Helvetica Neue" w:hAnsi="Helvetica Neue"/>
+          <w:b/>
+          <w:bCs/>
           <w:color w:val="334155"/>
           <w:sz w:val="21"/>
           <w:szCs w:val="21"/>
@@ -722,9 +717,7 @@
       </w:r>
       <w:r>
         <w:rPr>
-          <w:rFonts w:ascii="Calibri" w:cs="Calibri" w:eastAsia="Calibri" w:hAnsi="Calibri"/>
-          <w:i/>
-          <w:iCs/>
+          <w:rFonts w:ascii="Helvetica Neue" w:cs="Helvetica Neue" w:eastAsia="Helvetica Neue" w:hAnsi="Helvetica Neue"/>
           <w:color w:val="334155"/>
           <w:sz w:val="21"/>
           <w:szCs w:val="21"/>
@@ -733,11 +726,9 @@
       </w:r>
       <w:r>
         <w:rPr>
-          <w:rFonts w:ascii="Calibri" w:cs="Calibri" w:eastAsia="Calibri" w:hAnsi="Calibri"/>
-          <w:b/>
-          <w:bCs/>
-          <w:i/>
-          <w:iCs/>
+          <w:rFonts w:ascii="Helvetica Neue" w:cs="Helvetica Neue" w:eastAsia="Helvetica Neue" w:hAnsi="Helvetica Neue"/>
+          <w:b/>
+          <w:bCs/>
           <w:color w:val="334155"/>
           <w:sz w:val="21"/>
           <w:szCs w:val="21"/>
@@ -746,9 +737,7 @@
       </w:r>
       <w:r>
         <w:rPr>
-          <w:rFonts w:ascii="Calibri" w:cs="Calibri" w:eastAsia="Calibri" w:hAnsi="Calibri"/>
-          <w:i/>
-          <w:iCs/>
+          <w:rFonts w:ascii="Helvetica Neue" w:cs="Helvetica Neue" w:eastAsia="Helvetica Neue" w:hAnsi="Helvetica Neue"/>
           <w:color w:val="334155"/>
           <w:sz w:val="21"/>
           <w:szCs w:val="21"/>
@@ -759,19 +748,23 @@
     <w:p>
       <w:pPr>
         <w:pBdr>
-          <w:bottom w:val="single" w:color="E2E8F0" w:sz="6"/>
+          <w:bottom w:val="single" w:color="E2E8F0" w:sz="6" w:space="0"/>
         </w:pBdr>
-        <w:spacing w:after="120" w:before="120"/>
+        <w:spacing w:after="280" w:before="280" w:line="372" w:lineRule="auto"/>
       </w:pPr>
     </w:p>
     <w:p>
       <w:pPr>
         <w:pStyle w:val="Heading2"/>
-        <w:spacing w:after="120" w:before="240"/>
-      </w:pPr>
-      <w:r>
-        <w:rPr>
-          <w:rFonts w:ascii="Calibri" w:cs="Calibri" w:eastAsia="Calibri" w:hAnsi="Calibri"/>
+        <w:keepNext/>
+        <w:pBdr>
+          <w:bottom w:val="single" w:color="DBEAFE" w:sz="6" w:space="3"/>
+        </w:pBdr>
+        <w:spacing w:after="120" w:before="400" w:line="372" w:lineRule="auto"/>
+      </w:pPr>
+      <w:r>
+        <w:rPr>
+          <w:rFonts w:ascii="Helvetica Neue" w:cs="Helvetica Neue" w:eastAsia="Helvetica Neue" w:hAnsi="Helvetica Neue"/>
           <w:b/>
           <w:bCs/>
           <w:color w:val="1E40AF"/>
@@ -783,11 +776,11 @@
     </w:p>
     <w:p>
       <w:pPr>
-        <w:spacing w:after="120"/>
-      </w:pPr>
-      <w:r>
-        <w:rPr>
-          <w:rFonts w:ascii="Calibri" w:cs="Calibri" w:eastAsia="Calibri" w:hAnsi="Calibri"/>
+        <w:spacing w:after="210" w:before="0" w:line="372" w:lineRule="auto"/>
+      </w:pPr>
+      <w:r>
+        <w:rPr>
+          <w:rFonts w:ascii="Helvetica Neue" w:cs="Helvetica Neue" w:eastAsia="Helvetica Neue" w:hAnsi="Helvetica Neue"/>
           <w:color w:val="1F2937"/>
           <w:sz w:val="21"/>
           <w:szCs w:val="21"/>
@@ -796,7 +789,7 @@
       </w:r>
       <w:r>
         <w:rPr>
-          <w:rFonts w:ascii="Calibri" w:cs="Calibri" w:eastAsia="Calibri" w:hAnsi="Calibri"/>
+          <w:rFonts w:ascii="Helvetica Neue" w:cs="Helvetica Neue" w:eastAsia="Helvetica Neue" w:hAnsi="Helvetica Neue"/>
           <w:b/>
           <w:bCs/>
           <w:color w:val="1F2937"/>
@@ -807,7 +800,7 @@
       </w:r>
       <w:r>
         <w:rPr>
-          <w:rFonts w:ascii="Calibri" w:cs="Calibri" w:eastAsia="Calibri" w:hAnsi="Calibri"/>
+          <w:rFonts w:ascii="Helvetica Neue" w:cs="Helvetica Neue" w:eastAsia="Helvetica Neue" w:hAnsi="Helvetica Neue"/>
           <w:color w:val="1F2937"/>
           <w:sz w:val="21"/>
           <w:szCs w:val="21"/>
@@ -819,12 +812,12 @@
       <w:tblPr>
         <w:tblW w:type="pct" w:w="100%"/>
         <w:tblBorders>
-          <w:top w:val="single" w:color="CBD5E1" w:sz="4"/>
-          <w:left w:val="single" w:color="CBD5E1" w:sz="4"/>
-          <w:bottom w:val="single" w:color="CBD5E1" w:sz="4"/>
-          <w:right w:val="single" w:color="CBD5E1" w:sz="4"/>
-          <w:insideH w:val="single" w:color="CBD5E1" w:sz="4"/>
-          <w:insideV w:val="single" w:color="CBD5E1" w:sz="4"/>
+          <w:top w:val="single" w:color="CBD5E1" w:sz="6" w:space="0"/>
+          <w:left w:val="single" w:color="CBD5E1" w:sz="6" w:space="0"/>
+          <w:bottom w:val="single" w:color="CBD5E1" w:sz="6" w:space="0"/>
+          <w:right w:val="single" w:color="CBD5E1" w:sz="6" w:space="0"/>
+          <w:insideH w:val="single" w:color="CBD5E1" w:sz="6" w:space="0"/>
+          <w:insideV w:val="single" w:color="CBD5E1" w:sz="6" w:space="0"/>
         </w:tblBorders>
       </w:tblPr>
       <w:tblGrid>
@@ -834,30 +827,31 @@
       </w:tblGrid>
       <w:tr>
         <w:trPr>
+          <w:cantSplit/>
           <w:tblHeader/>
         </w:trPr>
         <w:tc>
           <w:tcPr>
             <w:shd w:fill="EFF6FF" w:val="clear"/>
             <w:tcMar>
-              <w:top w:type="dxa" w:w="60"/>
-              <w:left w:type="dxa" w:w="100"/>
-              <w:bottom w:type="dxa" w:w="60"/>
-              <w:right w:type="dxa" w:w="100"/>
+              <w:top w:type="dxa" w:w="80"/>
+              <w:left w:type="dxa" w:w="120"/>
+              <w:bottom w:type="dxa" w:w="80"/>
+              <w:right w:type="dxa" w:w="120"/>
             </w:tcMar>
           </w:tcPr>
           <w:p>
             <w:pPr>
-              <w:spacing w:after="40" w:before="40"/>
+              <w:spacing w:line="372" w:lineRule="auto"/>
             </w:pPr>
             <w:r>
               <w:rPr>
-                <w:rFonts w:ascii="Calibri" w:cs="Calibri" w:eastAsia="Calibri" w:hAnsi="Calibri"/>
+                <w:rFonts w:ascii="Helvetica Neue" w:cs="Helvetica Neue" w:eastAsia="Helvetica Neue" w:hAnsi="Helvetica Neue"/>
                 <w:b/>
                 <w:bCs/>
                 <w:color w:val="1E3A8A"/>
-                <w:sz w:val="21"/>
-                <w:szCs w:val="21"/>
+                <w:sz w:val="18"/>
+                <w:szCs w:val="18"/>
               </w:rPr>
               <w:t xml:space="preserve">Icône</w:t>
             </w:r>
@@ -867,24 +861,24 @@
           <w:tcPr>
             <w:shd w:fill="EFF6FF" w:val="clear"/>
             <w:tcMar>
-              <w:top w:type="dxa" w:w="60"/>
-              <w:left w:type="dxa" w:w="100"/>
-              <w:bottom w:type="dxa" w:w="60"/>
-              <w:right w:type="dxa" w:w="100"/>
+              <w:top w:type="dxa" w:w="80"/>
+              <w:left w:type="dxa" w:w="120"/>
+              <w:bottom w:type="dxa" w:w="80"/>
+              <w:right w:type="dxa" w:w="120"/>
             </w:tcMar>
           </w:tcPr>
           <w:p>
             <w:pPr>
-              <w:spacing w:after="40" w:before="40"/>
+              <w:spacing w:line="372" w:lineRule="auto"/>
             </w:pPr>
             <w:r>
               <w:rPr>
-                <w:rFonts w:ascii="Calibri" w:cs="Calibri" w:eastAsia="Calibri" w:hAnsi="Calibri"/>
+                <w:rFonts w:ascii="Helvetica Neue" w:cs="Helvetica Neue" w:eastAsia="Helvetica Neue" w:hAnsi="Helvetica Neue"/>
                 <w:b/>
                 <w:bCs/>
                 <w:color w:val="1E3A8A"/>
-                <w:sz w:val="21"/>
-                <w:szCs w:val="21"/>
+                <w:sz w:val="18"/>
+                <w:szCs w:val="18"/>
               </w:rPr>
               <w:t xml:space="preserve">Écran</w:t>
             </w:r>
@@ -894,24 +888,24 @@
           <w:tcPr>
             <w:shd w:fill="EFF6FF" w:val="clear"/>
             <w:tcMar>
-              <w:top w:type="dxa" w:w="60"/>
-              <w:left w:type="dxa" w:w="100"/>
-              <w:bottom w:type="dxa" w:w="60"/>
-              <w:right w:type="dxa" w:w="100"/>
+              <w:top w:type="dxa" w:w="80"/>
+              <w:left w:type="dxa" w:w="120"/>
+              <w:bottom w:type="dxa" w:w="80"/>
+              <w:right w:type="dxa" w:w="120"/>
             </w:tcMar>
           </w:tcPr>
           <w:p>
             <w:pPr>
-              <w:spacing w:after="40" w:before="40"/>
+              <w:spacing w:line="372" w:lineRule="auto"/>
             </w:pPr>
             <w:r>
               <w:rPr>
-                <w:rFonts w:ascii="Calibri" w:cs="Calibri" w:eastAsia="Calibri" w:hAnsi="Calibri"/>
+                <w:rFonts w:ascii="Helvetica Neue" w:cs="Helvetica Neue" w:eastAsia="Helvetica Neue" w:hAnsi="Helvetica Neue"/>
                 <w:b/>
                 <w:bCs/>
                 <w:color w:val="1E3A8A"/>
-                <w:sz w:val="21"/>
-                <w:szCs w:val="21"/>
+                <w:sz w:val="18"/>
+                <w:szCs w:val="18"/>
               </w:rPr>
               <w:t xml:space="preserve">À quoi ça sert</w:t>
             </w:r>
@@ -919,25 +913,28 @@
         </w:tc>
       </w:tr>
       <w:tr>
+        <w:trPr>
+          <w:cantSplit/>
+        </w:trPr>
         <w:tc>
           <w:tcPr>
             <w:tcMar>
-              <w:top w:type="dxa" w:w="60"/>
-              <w:left w:type="dxa" w:w="100"/>
-              <w:bottom w:type="dxa" w:w="60"/>
-              <w:right w:type="dxa" w:w="100"/>
+              <w:top w:type="dxa" w:w="80"/>
+              <w:left w:type="dxa" w:w="120"/>
+              <w:bottom w:type="dxa" w:w="80"/>
+              <w:right w:type="dxa" w:w="120"/>
             </w:tcMar>
           </w:tcPr>
           <w:p>
             <w:pPr>
-              <w:spacing w:after="40" w:before="40"/>
+              <w:spacing w:line="372" w:lineRule="auto"/>
             </w:pPr>
             <w:r>
               <w:rPr>
-                <w:rFonts w:ascii="Calibri" w:cs="Calibri" w:eastAsia="Calibri" w:hAnsi="Calibri"/>
+                <w:rFonts w:ascii="Helvetica Neue" w:cs="Helvetica Neue" w:eastAsia="Helvetica Neue" w:hAnsi="Helvetica Neue"/>
                 <w:color w:val="1F2937"/>
-                <w:sz w:val="21"/>
-                <w:szCs w:val="21"/>
+                <w:sz w:val="18"/>
+                <w:szCs w:val="18"/>
               </w:rPr>
               <w:t xml:space="preserve">📅</w:t>
             </w:r>
@@ -946,24 +943,24 @@
         <w:tc>
           <w:tcPr>
             <w:tcMar>
-              <w:top w:type="dxa" w:w="60"/>
-              <w:left w:type="dxa" w:w="100"/>
-              <w:bottom w:type="dxa" w:w="60"/>
-              <w:right w:type="dxa" w:w="100"/>
+              <w:top w:type="dxa" w:w="80"/>
+              <w:left w:type="dxa" w:w="120"/>
+              <w:bottom w:type="dxa" w:w="80"/>
+              <w:right w:type="dxa" w:w="120"/>
             </w:tcMar>
           </w:tcPr>
           <w:p>
             <w:pPr>
-              <w:spacing w:after="40" w:before="40"/>
+              <w:spacing w:line="372" w:lineRule="auto"/>
             </w:pPr>
             <w:r>
               <w:rPr>
-                <w:rFonts w:ascii="Calibri" w:cs="Calibri" w:eastAsia="Calibri" w:hAnsi="Calibri"/>
+                <w:rFonts w:ascii="Helvetica Neue" w:cs="Helvetica Neue" w:eastAsia="Helvetica Neue" w:hAnsi="Helvetica Neue"/>
                 <w:b/>
                 <w:bCs/>
                 <w:color w:val="1F2937"/>
-                <w:sz w:val="21"/>
-                <w:szCs w:val="21"/>
+                <w:sz w:val="18"/>
+                <w:szCs w:val="18"/>
               </w:rPr>
               <w:t xml:space="preserve">Calendrier</w:t>
             </w:r>
@@ -972,22 +969,22 @@
         <w:tc>
           <w:tcPr>
             <w:tcMar>
-              <w:top w:type="dxa" w:w="60"/>
-              <w:left w:type="dxa" w:w="100"/>
-              <w:bottom w:type="dxa" w:w="60"/>
-              <w:right w:type="dxa" w:w="100"/>
+              <w:top w:type="dxa" w:w="80"/>
+              <w:left w:type="dxa" w:w="120"/>
+              <w:bottom w:type="dxa" w:w="80"/>
+              <w:right w:type="dxa" w:w="120"/>
             </w:tcMar>
           </w:tcPr>
           <w:p>
             <w:pPr>
-              <w:spacing w:after="40" w:before="40"/>
+              <w:spacing w:line="372" w:lineRule="auto"/>
             </w:pPr>
             <w:r>
               <w:rPr>
-                <w:rFonts w:ascii="Calibri" w:cs="Calibri" w:eastAsia="Calibri" w:hAnsi="Calibri"/>
+                <w:rFonts w:ascii="Helvetica Neue" w:cs="Helvetica Neue" w:eastAsia="Helvetica Neue" w:hAnsi="Helvetica Neue"/>
                 <w:color w:val="1F2937"/>
-                <w:sz w:val="21"/>
-                <w:szCs w:val="21"/>
+                <w:sz w:val="18"/>
+                <w:szCs w:val="18"/>
               </w:rPr>
               <w:t xml:space="preserve">Voir les événements du foyer, mois par mois.</w:t>
             </w:r>
@@ -995,25 +992,28 @@
         </w:tc>
       </w:tr>
       <w:tr>
+        <w:trPr>
+          <w:cantSplit/>
+        </w:trPr>
         <w:tc>
           <w:tcPr>
             <w:tcMar>
-              <w:top w:type="dxa" w:w="60"/>
-              <w:left w:type="dxa" w:w="100"/>
-              <w:bottom w:type="dxa" w:w="60"/>
-              <w:right w:type="dxa" w:w="100"/>
+              <w:top w:type="dxa" w:w="80"/>
+              <w:left w:type="dxa" w:w="120"/>
+              <w:bottom w:type="dxa" w:w="80"/>
+              <w:right w:type="dxa" w:w="120"/>
             </w:tcMar>
           </w:tcPr>
           <w:p>
             <w:pPr>
-              <w:spacing w:after="40" w:before="40"/>
+              <w:spacing w:line="372" w:lineRule="auto"/>
             </w:pPr>
             <w:r>
               <w:rPr>
-                <w:rFonts w:ascii="Calibri" w:cs="Calibri" w:eastAsia="Calibri" w:hAnsi="Calibri"/>
+                <w:rFonts w:ascii="Helvetica Neue" w:cs="Helvetica Neue" w:eastAsia="Helvetica Neue" w:hAnsi="Helvetica Neue"/>
                 <w:color w:val="1F2937"/>
-                <w:sz w:val="21"/>
-                <w:szCs w:val="21"/>
+                <w:sz w:val="18"/>
+                <w:szCs w:val="18"/>
               </w:rPr>
               <w:t xml:space="preserve">🍴</w:t>
             </w:r>
@@ -1022,24 +1022,24 @@
         <w:tc>
           <w:tcPr>
             <w:tcMar>
-              <w:top w:type="dxa" w:w="60"/>
-              <w:left w:type="dxa" w:w="100"/>
-              <w:bottom w:type="dxa" w:w="60"/>
-              <w:right w:type="dxa" w:w="100"/>
+              <w:top w:type="dxa" w:w="80"/>
+              <w:left w:type="dxa" w:w="120"/>
+              <w:bottom w:type="dxa" w:w="80"/>
+              <w:right w:type="dxa" w:w="120"/>
             </w:tcMar>
           </w:tcPr>
           <w:p>
             <w:pPr>
-              <w:spacing w:after="40" w:before="40"/>
+              <w:spacing w:line="372" w:lineRule="auto"/>
             </w:pPr>
             <w:r>
               <w:rPr>
-                <w:rFonts w:ascii="Calibri" w:cs="Calibri" w:eastAsia="Calibri" w:hAnsi="Calibri"/>
+                <w:rFonts w:ascii="Helvetica Neue" w:cs="Helvetica Neue" w:eastAsia="Helvetica Neue" w:hAnsi="Helvetica Neue"/>
                 <w:b/>
                 <w:bCs/>
                 <w:color w:val="1F2937"/>
-                <w:sz w:val="21"/>
-                <w:szCs w:val="21"/>
+                <w:sz w:val="18"/>
+                <w:szCs w:val="18"/>
               </w:rPr>
               <w:t xml:space="preserve">Repas de la semaine</w:t>
             </w:r>
@@ -1048,22 +1048,22 @@
         <w:tc>
           <w:tcPr>
             <w:tcMar>
-              <w:top w:type="dxa" w:w="60"/>
-              <w:left w:type="dxa" w:w="100"/>
-              <w:bottom w:type="dxa" w:w="60"/>
-              <w:right w:type="dxa" w:w="100"/>
+              <w:top w:type="dxa" w:w="80"/>
+              <w:left w:type="dxa" w:w="120"/>
+              <w:bottom w:type="dxa" w:w="80"/>
+              <w:right w:type="dxa" w:w="120"/>
             </w:tcMar>
           </w:tcPr>
           <w:p>
             <w:pPr>
-              <w:spacing w:after="40" w:before="40"/>
+              <w:spacing w:line="372" w:lineRule="auto"/>
             </w:pPr>
             <w:r>
               <w:rPr>
-                <w:rFonts w:ascii="Calibri" w:cs="Calibri" w:eastAsia="Calibri" w:hAnsi="Calibri"/>
+                <w:rFonts w:ascii="Helvetica Neue" w:cs="Helvetica Neue" w:eastAsia="Helvetica Neue" w:hAnsi="Helvetica Neue"/>
                 <w:color w:val="1F2937"/>
-                <w:sz w:val="21"/>
-                <w:szCs w:val="21"/>
+                <w:sz w:val="18"/>
+                <w:szCs w:val="18"/>
               </w:rPr>
               <w:t xml:space="preserve">Choisir ses repas (midi/soir) et inviter quelqu'un.</w:t>
             </w:r>
@@ -1071,25 +1071,28 @@
         </w:tc>
       </w:tr>
       <w:tr>
+        <w:trPr>
+          <w:cantSplit/>
+        </w:trPr>
         <w:tc>
           <w:tcPr>
             <w:tcMar>
-              <w:top w:type="dxa" w:w="60"/>
-              <w:left w:type="dxa" w:w="100"/>
-              <w:bottom w:type="dxa" w:w="60"/>
-              <w:right w:type="dxa" w:w="100"/>
+              <w:top w:type="dxa" w:w="80"/>
+              <w:left w:type="dxa" w:w="120"/>
+              <w:bottom w:type="dxa" w:w="80"/>
+              <w:right w:type="dxa" w:w="120"/>
             </w:tcMar>
           </w:tcPr>
           <w:p>
             <w:pPr>
-              <w:spacing w:after="40" w:before="40"/>
+              <w:spacing w:line="372" w:lineRule="auto"/>
             </w:pPr>
             <w:r>
               <w:rPr>
-                <w:rFonts w:ascii="Calibri" w:cs="Calibri" w:eastAsia="Calibri" w:hAnsi="Calibri"/>
+                <w:rFonts w:ascii="Helvetica Neue" w:cs="Helvetica Neue" w:eastAsia="Helvetica Neue" w:hAnsi="Helvetica Neue"/>
                 <w:color w:val="1F2937"/>
-                <w:sz w:val="21"/>
-                <w:szCs w:val="21"/>
+                <w:sz w:val="18"/>
+                <w:szCs w:val="18"/>
               </w:rPr>
               <w:t xml:space="preserve">🏠</w:t>
             </w:r>
@@ -1098,24 +1101,24 @@
         <w:tc>
           <w:tcPr>
             <w:tcMar>
-              <w:top w:type="dxa" w:w="60"/>
-              <w:left w:type="dxa" w:w="100"/>
-              <w:bottom w:type="dxa" w:w="60"/>
-              <w:right w:type="dxa" w:w="100"/>
+              <w:top w:type="dxa" w:w="80"/>
+              <w:left w:type="dxa" w:w="120"/>
+              <w:bottom w:type="dxa" w:w="80"/>
+              <w:right w:type="dxa" w:w="120"/>
             </w:tcMar>
           </w:tcPr>
           <w:p>
             <w:pPr>
-              <w:spacing w:after="40" w:before="40"/>
+              <w:spacing w:line="372" w:lineRule="auto"/>
             </w:pPr>
             <w:r>
               <w:rPr>
-                <w:rFonts w:ascii="Calibri" w:cs="Calibri" w:eastAsia="Calibri" w:hAnsi="Calibri"/>
+                <w:rFonts w:ascii="Helvetica Neue" w:cs="Helvetica Neue" w:eastAsia="Helvetica Neue" w:hAnsi="Helvetica Neue"/>
                 <w:b/>
                 <w:bCs/>
                 <w:color w:val="1F2937"/>
-                <w:sz w:val="21"/>
-                <w:szCs w:val="21"/>
+                <w:sz w:val="18"/>
+                <w:szCs w:val="18"/>
               </w:rPr>
               <w:t xml:space="preserve">Accueil</w:t>
             </w:r>
@@ -1124,82 +1127,82 @@
         <w:tc>
           <w:tcPr>
             <w:tcMar>
-              <w:top w:type="dxa" w:w="60"/>
-              <w:left w:type="dxa" w:w="100"/>
-              <w:bottom w:type="dxa" w:w="60"/>
-              <w:right w:type="dxa" w:w="100"/>
+              <w:top w:type="dxa" w:w="80"/>
+              <w:left w:type="dxa" w:w="120"/>
+              <w:bottom w:type="dxa" w:w="80"/>
+              <w:right w:type="dxa" w:w="120"/>
             </w:tcMar>
           </w:tcPr>
           <w:p>
             <w:pPr>
-              <w:spacing w:after="40" w:before="40"/>
+              <w:spacing w:line="372" w:lineRule="auto"/>
             </w:pPr>
             <w:r>
               <w:rPr>
-                <w:rFonts w:ascii="Calibri" w:cs="Calibri" w:eastAsia="Calibri" w:hAnsi="Calibri"/>
+                <w:rFonts w:ascii="Helvetica Neue" w:cs="Helvetica Neue" w:eastAsia="Helvetica Neue" w:hAnsi="Helvetica Neue"/>
                 <w:color w:val="1F2937"/>
-                <w:sz w:val="21"/>
-                <w:szCs w:val="21"/>
+                <w:sz w:val="18"/>
+                <w:szCs w:val="18"/>
               </w:rPr>
               <w:t xml:space="preserve">Consulter sa journée (repas du jour, rappels, événements). Repas et présence en </w:t>
             </w:r>
             <w:r>
               <w:rPr>
-                <w:rFonts w:ascii="Calibri" w:cs="Calibri" w:eastAsia="Calibri" w:hAnsi="Calibri"/>
+                <w:rFonts w:ascii="Helvetica Neue" w:cs="Helvetica Neue" w:eastAsia="Helvetica Neue" w:hAnsi="Helvetica Neue"/>
                 <w:b/>
                 <w:bCs/>
                 <w:color w:val="1F2937"/>
-                <w:sz w:val="21"/>
-                <w:szCs w:val="21"/>
+                <w:sz w:val="18"/>
+                <w:szCs w:val="18"/>
               </w:rPr>
               <w:t xml:space="preserve">lecture seule</w:t>
             </w:r>
             <w:r>
               <w:rPr>
-                <w:rFonts w:ascii="Calibri" w:cs="Calibri" w:eastAsia="Calibri" w:hAnsi="Calibri"/>
+                <w:rFonts w:ascii="Helvetica Neue" w:cs="Helvetica Neue" w:eastAsia="Helvetica Neue" w:hAnsi="Helvetica Neue"/>
                 <w:color w:val="1F2937"/>
-                <w:sz w:val="21"/>
-                <w:szCs w:val="21"/>
+                <w:sz w:val="18"/>
+                <w:szCs w:val="18"/>
               </w:rPr>
               <w:t xml:space="preserve"> ; les </w:t>
             </w:r>
             <w:r>
               <w:rPr>
-                <w:rFonts w:ascii="Calibri" w:cs="Calibri" w:eastAsia="Calibri" w:hAnsi="Calibri"/>
+                <w:rFonts w:ascii="Helvetica Neue" w:cs="Helvetica Neue" w:eastAsia="Helvetica Neue" w:hAnsi="Helvetica Neue"/>
                 <w:b/>
                 <w:bCs/>
                 <w:color w:val="1F2937"/>
-                <w:sz w:val="21"/>
-                <w:szCs w:val="21"/>
+                <w:sz w:val="18"/>
+                <w:szCs w:val="18"/>
               </w:rPr>
               <w:t xml:space="preserve">invitations</w:t>
             </w:r>
             <w:r>
               <w:rPr>
-                <w:rFonts w:ascii="Calibri" w:cs="Calibri" w:eastAsia="Calibri" w:hAnsi="Calibri"/>
+                <w:rFonts w:ascii="Helvetica Neue" w:cs="Helvetica Neue" w:eastAsia="Helvetica Neue" w:hAnsi="Helvetica Neue"/>
                 <w:color w:val="1F2937"/>
-                <w:sz w:val="21"/>
-                <w:szCs w:val="21"/>
+                <w:sz w:val="18"/>
+                <w:szCs w:val="18"/>
               </w:rPr>
               <w:t xml:space="preserve"> du jour peuvent y être </w:t>
             </w:r>
             <w:r>
               <w:rPr>
-                <w:rFonts w:ascii="Calibri" w:cs="Calibri" w:eastAsia="Calibri" w:hAnsi="Calibri"/>
+                <w:rFonts w:ascii="Helvetica Neue" w:cs="Helvetica Neue" w:eastAsia="Helvetica Neue" w:hAnsi="Helvetica Neue"/>
                 <w:b/>
                 <w:bCs/>
                 <w:color w:val="1F2937"/>
-                <w:sz w:val="21"/>
-                <w:szCs w:val="21"/>
+                <w:sz w:val="18"/>
+                <w:szCs w:val="18"/>
               </w:rPr>
               <w:t xml:space="preserve">modifiées / supprimées</w:t>
             </w:r>
             <w:r>
               <w:rPr>
-                <w:rFonts w:ascii="Calibri" w:cs="Calibri" w:eastAsia="Calibri" w:hAnsi="Calibri"/>
+                <w:rFonts w:ascii="Helvetica Neue" w:cs="Helvetica Neue" w:eastAsia="Helvetica Neue" w:hAnsi="Helvetica Neue"/>
                 <w:color w:val="1F2937"/>
-                <w:sz w:val="21"/>
-                <w:szCs w:val="21"/>
+                <w:sz w:val="18"/>
+                <w:szCs w:val="18"/>
               </w:rPr>
               <w:t xml:space="preserve">.</w:t>
             </w:r>
@@ -1207,25 +1210,28 @@
         </w:tc>
       </w:tr>
       <w:tr>
+        <w:trPr>
+          <w:cantSplit/>
+        </w:trPr>
         <w:tc>
           <w:tcPr>
             <w:tcMar>
-              <w:top w:type="dxa" w:w="60"/>
-              <w:left w:type="dxa" w:w="100"/>
-              <w:bottom w:type="dxa" w:w="60"/>
-              <w:right w:type="dxa" w:w="100"/>
+              <w:top w:type="dxa" w:w="80"/>
+              <w:left w:type="dxa" w:w="120"/>
+              <w:bottom w:type="dxa" w:w="80"/>
+              <w:right w:type="dxa" w:w="120"/>
             </w:tcMar>
           </w:tcPr>
           <w:p>
             <w:pPr>
-              <w:spacing w:after="40" w:before="40"/>
+              <w:spacing w:line="372" w:lineRule="auto"/>
             </w:pPr>
             <w:r>
               <w:rPr>
-                <w:rFonts w:ascii="Calibri" w:cs="Calibri" w:eastAsia="Calibri" w:hAnsi="Calibri"/>
+                <w:rFonts w:ascii="Helvetica Neue" w:cs="Helvetica Neue" w:eastAsia="Helvetica Neue" w:hAnsi="Helvetica Neue"/>
                 <w:color w:val="1F2937"/>
-                <w:sz w:val="21"/>
-                <w:szCs w:val="21"/>
+                <w:sz w:val="18"/>
+                <w:szCs w:val="18"/>
               </w:rPr>
               <w:t xml:space="preserve">🧍</w:t>
             </w:r>
@@ -1234,24 +1240,24 @@
         <w:tc>
           <w:tcPr>
             <w:tcMar>
-              <w:top w:type="dxa" w:w="60"/>
-              <w:left w:type="dxa" w:w="100"/>
-              <w:bottom w:type="dxa" w:w="60"/>
-              <w:right w:type="dxa" w:w="100"/>
+              <w:top w:type="dxa" w:w="80"/>
+              <w:left w:type="dxa" w:w="120"/>
+              <w:bottom w:type="dxa" w:w="80"/>
+              <w:right w:type="dxa" w:w="120"/>
             </w:tcMar>
           </w:tcPr>
           <w:p>
             <w:pPr>
-              <w:spacing w:after="40" w:before="40"/>
+              <w:spacing w:line="372" w:lineRule="auto"/>
             </w:pPr>
             <w:r>
               <w:rPr>
-                <w:rFonts w:ascii="Calibri" w:cs="Calibri" w:eastAsia="Calibri" w:hAnsi="Calibri"/>
+                <w:rFonts w:ascii="Helvetica Neue" w:cs="Helvetica Neue" w:eastAsia="Helvetica Neue" w:hAnsi="Helvetica Neue"/>
                 <w:b/>
                 <w:bCs/>
                 <w:color w:val="1F2937"/>
-                <w:sz w:val="21"/>
-                <w:szCs w:val="21"/>
+                <w:sz w:val="18"/>
+                <w:szCs w:val="18"/>
               </w:rPr>
               <w:t xml:space="preserve">Présence foyer</w:t>
             </w:r>
@@ -1260,22 +1266,22 @@
         <w:tc>
           <w:tcPr>
             <w:tcMar>
-              <w:top w:type="dxa" w:w="60"/>
-              <w:left w:type="dxa" w:w="100"/>
-              <w:bottom w:type="dxa" w:w="60"/>
-              <w:right w:type="dxa" w:w="100"/>
+              <w:top w:type="dxa" w:w="80"/>
+              <w:left w:type="dxa" w:w="120"/>
+              <w:bottom w:type="dxa" w:w="80"/>
+              <w:right w:type="dxa" w:w="120"/>
             </w:tcMar>
           </w:tcPr>
           <w:p>
             <w:pPr>
-              <w:spacing w:after="40" w:before="40"/>
+              <w:spacing w:line="372" w:lineRule="auto"/>
             </w:pPr>
             <w:r>
               <w:rPr>
-                <w:rFonts w:ascii="Calibri" w:cs="Calibri" w:eastAsia="Calibri" w:hAnsi="Calibri"/>
+                <w:rFonts w:ascii="Helvetica Neue" w:cs="Helvetica Neue" w:eastAsia="Helvetica Neue" w:hAnsi="Helvetica Neue"/>
                 <w:color w:val="1F2937"/>
-                <w:sz w:val="21"/>
-                <w:szCs w:val="21"/>
+                <w:sz w:val="18"/>
+                <w:szCs w:val="18"/>
               </w:rPr>
               <w:t xml:space="preserve">Déclarer ses absences (nuits à l'extérieur).</w:t>
             </w:r>
@@ -1283,25 +1289,28 @@
         </w:tc>
       </w:tr>
       <w:tr>
+        <w:trPr>
+          <w:cantSplit/>
+        </w:trPr>
         <w:tc>
           <w:tcPr>
             <w:tcMar>
-              <w:top w:type="dxa" w:w="60"/>
-              <w:left w:type="dxa" w:w="100"/>
-              <w:bottom w:type="dxa" w:w="60"/>
-              <w:right w:type="dxa" w:w="100"/>
+              <w:top w:type="dxa" w:w="80"/>
+              <w:left w:type="dxa" w:w="120"/>
+              <w:bottom w:type="dxa" w:w="80"/>
+              <w:right w:type="dxa" w:w="120"/>
             </w:tcMar>
           </w:tcPr>
           <w:p>
             <w:pPr>
-              <w:spacing w:after="40" w:before="40"/>
+              <w:spacing w:line="372" w:lineRule="auto"/>
             </w:pPr>
             <w:r>
               <w:rPr>
-                <w:rFonts w:ascii="Calibri" w:cs="Calibri" w:eastAsia="Calibri" w:hAnsi="Calibri"/>
+                <w:rFonts w:ascii="Helvetica Neue" w:cs="Helvetica Neue" w:eastAsia="Helvetica Neue" w:hAnsi="Helvetica Neue"/>
                 <w:color w:val="1F2937"/>
-                <w:sz w:val="21"/>
-                <w:szCs w:val="21"/>
+                <w:sz w:val="18"/>
+                <w:szCs w:val="18"/>
               </w:rPr>
               <w:t xml:space="preserve">📖</w:t>
             </w:r>
@@ -1310,24 +1319,24 @@
         <w:tc>
           <w:tcPr>
             <w:tcMar>
-              <w:top w:type="dxa" w:w="60"/>
-              <w:left w:type="dxa" w:w="100"/>
-              <w:bottom w:type="dxa" w:w="60"/>
-              <w:right w:type="dxa" w:w="100"/>
+              <w:top w:type="dxa" w:w="80"/>
+              <w:left w:type="dxa" w:w="120"/>
+              <w:bottom w:type="dxa" w:w="80"/>
+              <w:right w:type="dxa" w:w="120"/>
             </w:tcMar>
           </w:tcPr>
           <w:p>
             <w:pPr>
-              <w:spacing w:after="40" w:before="40"/>
+              <w:spacing w:line="372" w:lineRule="auto"/>
             </w:pPr>
             <w:r>
               <w:rPr>
-                <w:rFonts w:ascii="Calibri" w:cs="Calibri" w:eastAsia="Calibri" w:hAnsi="Calibri"/>
+                <w:rFonts w:ascii="Helvetica Neue" w:cs="Helvetica Neue" w:eastAsia="Helvetica Neue" w:hAnsi="Helvetica Neue"/>
                 <w:b/>
                 <w:bCs/>
                 <w:color w:val="1F2937"/>
-                <w:sz w:val="21"/>
-                <w:szCs w:val="21"/>
+                <w:sz w:val="18"/>
+                <w:szCs w:val="18"/>
               </w:rPr>
               <w:t xml:space="preserve">Administratif</w:t>
             </w:r>
@@ -1336,22 +1345,22 @@
         <w:tc>
           <w:tcPr>
             <w:tcMar>
-              <w:top w:type="dxa" w:w="60"/>
-              <w:left w:type="dxa" w:w="100"/>
-              <w:bottom w:type="dxa" w:w="60"/>
-              <w:right w:type="dxa" w:w="100"/>
+              <w:top w:type="dxa" w:w="80"/>
+              <w:left w:type="dxa" w:w="120"/>
+              <w:bottom w:type="dxa" w:w="80"/>
+              <w:right w:type="dxa" w:w="120"/>
             </w:tcMar>
           </w:tcPr>
           <w:p>
             <w:pPr>
-              <w:spacing w:after="40" w:before="40"/>
+              <w:spacing w:line="372" w:lineRule="auto"/>
             </w:pPr>
             <w:r>
               <w:rPr>
-                <w:rFonts w:ascii="Calibri" w:cs="Calibri" w:eastAsia="Calibri" w:hAnsi="Calibri"/>
+                <w:rFonts w:ascii="Helvetica Neue" w:cs="Helvetica Neue" w:eastAsia="Helvetica Neue" w:hAnsi="Helvetica Neue"/>
                 <w:color w:val="1F2937"/>
-                <w:sz w:val="21"/>
-                <w:szCs w:val="21"/>
+                <w:sz w:val="18"/>
+                <w:szCs w:val="18"/>
               </w:rPr>
               <w:t xml:space="preserve">Consulter les infos pratiques du foyer (règlement, horaires, contacts, modes d'emploi).</w:t>
             </w:r>
@@ -1361,16 +1370,16 @@
     </w:tbl>
     <w:p>
       <w:pPr>
-        <w:spacing w:after="120"/>
-      </w:pPr>
-    </w:p>
-    <w:p>
-      <w:pPr>
-        <w:spacing w:after="120"/>
-      </w:pPr>
-      <w:r>
-        <w:rPr>
-          <w:rFonts w:ascii="Calibri" w:cs="Calibri" w:eastAsia="Calibri" w:hAnsi="Calibri"/>
+        <w:spacing w:after="160"/>
+      </w:pPr>
+    </w:p>
+    <w:p>
+      <w:pPr>
+        <w:spacing w:after="210" w:before="0" w:line="372" w:lineRule="auto"/>
+      </w:pPr>
+      <w:r>
+        <w:rPr>
+          <w:rFonts w:ascii="Helvetica Neue" w:cs="Helvetica Neue" w:eastAsia="Helvetica Neue" w:hAnsi="Helvetica Neue"/>
           <w:color w:val="1F2937"/>
           <w:sz w:val="21"/>
           <w:szCs w:val="21"/>
@@ -1379,7 +1388,7 @@
       </w:r>
       <w:r>
         <w:rPr>
-          <w:rFonts w:ascii="Calibri" w:cs="Calibri" w:eastAsia="Calibri" w:hAnsi="Calibri"/>
+          <w:rFonts w:ascii="Helvetica Neue" w:cs="Helvetica Neue" w:eastAsia="Helvetica Neue" w:hAnsi="Helvetica Neue"/>
           <w:b/>
           <w:bCs/>
           <w:color w:val="1F2937"/>
@@ -1390,7 +1399,7 @@
       </w:r>
       <w:r>
         <w:rPr>
-          <w:rFonts w:ascii="Calibri" w:cs="Calibri" w:eastAsia="Calibri" w:hAnsi="Calibri"/>
+          <w:rFonts w:ascii="Helvetica Neue" w:cs="Helvetica Neue" w:eastAsia="Helvetica Neue" w:hAnsi="Helvetica Neue"/>
           <w:color w:val="1F2937"/>
           <w:sz w:val="21"/>
           <w:szCs w:val="21"/>
@@ -1399,7 +1408,7 @@
       </w:r>
       <w:r>
         <w:rPr>
-          <w:rFonts w:ascii="Calibri" w:cs="Calibri" w:eastAsia="Calibri" w:hAnsi="Calibri"/>
+          <w:rFonts w:ascii="Helvetica Neue" w:cs="Helvetica Neue" w:eastAsia="Helvetica Neue" w:hAnsi="Helvetica Neue"/>
           <w:b/>
           <w:bCs/>
           <w:color w:val="1F2937"/>
@@ -1410,7 +1419,7 @@
       </w:r>
       <w:r>
         <w:rPr>
-          <w:rFonts w:ascii="Calibri" w:cs="Calibri" w:eastAsia="Calibri" w:hAnsi="Calibri"/>
+          <w:rFonts w:ascii="Helvetica Neue" w:cs="Helvetica Neue" w:eastAsia="Helvetica Neue" w:hAnsi="Helvetica Neue"/>
           <w:color w:val="1F2937"/>
           <w:sz w:val="21"/>
           <w:szCs w:val="21"/>
@@ -1419,7 +1428,7 @@
       </w:r>
       <w:r>
         <w:rPr>
-          <w:rFonts w:ascii="Calibri" w:cs="Calibri" w:eastAsia="Calibri" w:hAnsi="Calibri"/>
+          <w:rFonts w:ascii="Helvetica Neue" w:cs="Helvetica Neue" w:eastAsia="Helvetica Neue" w:hAnsi="Helvetica Neue"/>
           <w:b/>
           <w:bCs/>
           <w:color w:val="1F2937"/>
@@ -1430,7 +1439,7 @@
       </w:r>
       <w:r>
         <w:rPr>
-          <w:rFonts w:ascii="Calibri" w:cs="Calibri" w:eastAsia="Calibri" w:hAnsi="Calibri"/>
+          <w:rFonts w:ascii="Helvetica Neue" w:cs="Helvetica Neue" w:eastAsia="Helvetica Neue" w:hAnsi="Helvetica Neue"/>
           <w:color w:val="1F2937"/>
           <w:sz w:val="21"/>
           <w:szCs w:val="21"/>
@@ -1441,15 +1450,15 @@
     <w:p>
       <w:pPr>
         <w:pBdr>
-          <w:left w:val="single" w:color="93C5FD" w:sz="12" w:space="8"/>
+          <w:left w:val="single" w:color="93C5FD" w:sz="18" w:space="10"/>
         </w:pBdr>
-        <w:spacing w:after="120"/>
-      </w:pPr>
-      <w:r>
-        <w:rPr>
-          <w:rFonts w:ascii="Calibri" w:cs="Calibri" w:eastAsia="Calibri" w:hAnsi="Calibri"/>
-          <w:i/>
-          <w:iCs/>
+        <w:shd w:fill="F8FAFC" w:val="clear"/>
+        <w:spacing w:after="160" w:before="160" w:line="372" w:lineRule="auto"/>
+        <w:ind w:left="200"/>
+      </w:pPr>
+      <w:r>
+        <w:rPr>
+          <w:rFonts w:ascii="Helvetica Neue" w:cs="Helvetica Neue" w:eastAsia="Helvetica Neue" w:hAnsi="Helvetica Neue"/>
           <w:color w:val="334155"/>
           <w:sz w:val="21"/>
           <w:szCs w:val="21"/>
@@ -1458,11 +1467,9 @@
       </w:r>
       <w:r>
         <w:rPr>
-          <w:rFonts w:ascii="Calibri" w:cs="Calibri" w:eastAsia="Calibri" w:hAnsi="Calibri"/>
-          <w:b/>
-          <w:bCs/>
-          <w:i/>
-          <w:iCs/>
+          <w:rFonts w:ascii="Helvetica Neue" w:cs="Helvetica Neue" w:eastAsia="Helvetica Neue" w:hAnsi="Helvetica Neue"/>
+          <w:b/>
+          <w:bCs/>
           <w:color w:val="334155"/>
           <w:sz w:val="21"/>
           <w:szCs w:val="21"/>
@@ -1471,9 +1478,7 @@
       </w:r>
       <w:r>
         <w:rPr>
-          <w:rFonts w:ascii="Calibri" w:cs="Calibri" w:eastAsia="Calibri" w:hAnsi="Calibri"/>
-          <w:i/>
-          <w:iCs/>
+          <w:rFonts w:ascii="Helvetica Neue" w:cs="Helvetica Neue" w:eastAsia="Helvetica Neue" w:hAnsi="Helvetica Neue"/>
           <w:color w:val="334155"/>
           <w:sz w:val="21"/>
           <w:szCs w:val="21"/>
@@ -1484,15 +1489,15 @@
     <w:p>
       <w:pPr>
         <w:pBdr>
-          <w:left w:val="single" w:color="93C5FD" w:sz="12" w:space="8"/>
+          <w:left w:val="single" w:color="93C5FD" w:sz="18" w:space="10"/>
         </w:pBdr>
-        <w:spacing w:after="120"/>
-      </w:pPr>
-      <w:r>
-        <w:rPr>
-          <w:rFonts w:ascii="Calibri" w:cs="Calibri" w:eastAsia="Calibri" w:hAnsi="Calibri"/>
-          <w:i/>
-          <w:iCs/>
+        <w:shd w:fill="F8FAFC" w:val="clear"/>
+        <w:spacing w:after="160" w:before="160" w:line="372" w:lineRule="auto"/>
+        <w:ind w:left="200"/>
+      </w:pPr>
+      <w:r>
+        <w:rPr>
+          <w:rFonts w:ascii="Helvetica Neue" w:cs="Helvetica Neue" w:eastAsia="Helvetica Neue" w:hAnsi="Helvetica Neue"/>
           <w:color w:val="334155"/>
           <w:sz w:val="21"/>
           <w:szCs w:val="21"/>
@@ -1501,11 +1506,9 @@
       </w:r>
       <w:r>
         <w:rPr>
-          <w:rFonts w:ascii="Calibri" w:cs="Calibri" w:eastAsia="Calibri" w:hAnsi="Calibri"/>
-          <w:b/>
-          <w:bCs/>
-          <w:i/>
-          <w:iCs/>
+          <w:rFonts w:ascii="Helvetica Neue" w:cs="Helvetica Neue" w:eastAsia="Helvetica Neue" w:hAnsi="Helvetica Neue"/>
+          <w:b/>
+          <w:bCs/>
           <w:color w:val="334155"/>
           <w:sz w:val="21"/>
           <w:szCs w:val="21"/>
@@ -1514,9 +1517,7 @@
       </w:r>
       <w:r>
         <w:rPr>
-          <w:rFonts w:ascii="Calibri" w:cs="Calibri" w:eastAsia="Calibri" w:hAnsi="Calibri"/>
-          <w:i/>
-          <w:iCs/>
+          <w:rFonts w:ascii="Helvetica Neue" w:cs="Helvetica Neue" w:eastAsia="Helvetica Neue" w:hAnsi="Helvetica Neue"/>
           <w:color w:val="334155"/>
           <w:sz w:val="21"/>
           <w:szCs w:val="21"/>
@@ -1525,11 +1526,9 @@
       </w:r>
       <w:r>
         <w:rPr>
-          <w:rFonts w:ascii="Calibri" w:cs="Calibri" w:eastAsia="Calibri" w:hAnsi="Calibri"/>
-          <w:b/>
-          <w:bCs/>
-          <w:i/>
-          <w:iCs/>
+          <w:rFonts w:ascii="Helvetica Neue" w:cs="Helvetica Neue" w:eastAsia="Helvetica Neue" w:hAnsi="Helvetica Neue"/>
+          <w:b/>
+          <w:bCs/>
           <w:color w:val="334155"/>
           <w:sz w:val="21"/>
           <w:szCs w:val="21"/>
@@ -1538,9 +1537,7 @@
       </w:r>
       <w:r>
         <w:rPr>
-          <w:rFonts w:ascii="Calibri" w:cs="Calibri" w:eastAsia="Calibri" w:hAnsi="Calibri"/>
-          <w:i/>
-          <w:iCs/>
+          <w:rFonts w:ascii="Helvetica Neue" w:cs="Helvetica Neue" w:eastAsia="Helvetica Neue" w:hAnsi="Helvetica Neue"/>
           <w:color w:val="334155"/>
           <w:sz w:val="21"/>
           <w:szCs w:val="21"/>
@@ -1549,11 +1546,9 @@
       </w:r>
       <w:r>
         <w:rPr>
-          <w:rFonts w:ascii="Calibri" w:cs="Calibri" w:eastAsia="Calibri" w:hAnsi="Calibri"/>
-          <w:b/>
-          <w:bCs/>
-          <w:i/>
-          <w:iCs/>
+          <w:rFonts w:ascii="Helvetica Neue" w:cs="Helvetica Neue" w:eastAsia="Helvetica Neue" w:hAnsi="Helvetica Neue"/>
+          <w:b/>
+          <w:bCs/>
           <w:color w:val="334155"/>
           <w:sz w:val="21"/>
           <w:szCs w:val="21"/>
@@ -1562,9 +1557,7 @@
       </w:r>
       <w:r>
         <w:rPr>
-          <w:rFonts w:ascii="Calibri" w:cs="Calibri" w:eastAsia="Calibri" w:hAnsi="Calibri"/>
-          <w:i/>
-          <w:iCs/>
+          <w:rFonts w:ascii="Helvetica Neue" w:cs="Helvetica Neue" w:eastAsia="Helvetica Neue" w:hAnsi="Helvetica Neue"/>
           <w:color w:val="334155"/>
           <w:sz w:val="21"/>
           <w:szCs w:val="21"/>
@@ -1573,11 +1566,9 @@
       </w:r>
       <w:r>
         <w:rPr>
-          <w:rFonts w:ascii="Calibri" w:cs="Calibri" w:eastAsia="Calibri" w:hAnsi="Calibri"/>
-          <w:b/>
-          <w:bCs/>
-          <w:i/>
-          <w:iCs/>
+          <w:rFonts w:ascii="Helvetica Neue" w:cs="Helvetica Neue" w:eastAsia="Helvetica Neue" w:hAnsi="Helvetica Neue"/>
+          <w:b/>
+          <w:bCs/>
           <w:color w:val="334155"/>
           <w:sz w:val="21"/>
           <w:szCs w:val="21"/>
@@ -1586,9 +1577,7 @@
       </w:r>
       <w:r>
         <w:rPr>
-          <w:rFonts w:ascii="Calibri" w:cs="Calibri" w:eastAsia="Calibri" w:hAnsi="Calibri"/>
-          <w:i/>
-          <w:iCs/>
+          <w:rFonts w:ascii="Helvetica Neue" w:cs="Helvetica Neue" w:eastAsia="Helvetica Neue" w:hAnsi="Helvetica Neue"/>
           <w:color w:val="334155"/>
           <w:sz w:val="21"/>
           <w:szCs w:val="21"/>
@@ -1597,11 +1586,9 @@
       </w:r>
       <w:r>
         <w:rPr>
-          <w:rFonts w:ascii="Calibri" w:cs="Calibri" w:eastAsia="Calibri" w:hAnsi="Calibri"/>
-          <w:b/>
-          <w:bCs/>
-          <w:i/>
-          <w:iCs/>
+          <w:rFonts w:ascii="Helvetica Neue" w:cs="Helvetica Neue" w:eastAsia="Helvetica Neue" w:hAnsi="Helvetica Neue"/>
+          <w:b/>
+          <w:bCs/>
           <w:color w:val="334155"/>
           <w:sz w:val="21"/>
           <w:szCs w:val="21"/>
@@ -1610,9 +1597,7 @@
       </w:r>
       <w:r>
         <w:rPr>
-          <w:rFonts w:ascii="Calibri" w:cs="Calibri" w:eastAsia="Calibri" w:hAnsi="Calibri"/>
-          <w:i/>
-          <w:iCs/>
+          <w:rFonts w:ascii="Helvetica Neue" w:cs="Helvetica Neue" w:eastAsia="Helvetica Neue" w:hAnsi="Helvetica Neue"/>
           <w:color w:val="334155"/>
           <w:sz w:val="21"/>
           <w:szCs w:val="21"/>
@@ -1621,11 +1606,9 @@
       </w:r>
       <w:r>
         <w:rPr>
-          <w:rFonts w:ascii="Calibri" w:cs="Calibri" w:eastAsia="Calibri" w:hAnsi="Calibri"/>
-          <w:b/>
-          <w:bCs/>
-          <w:i/>
-          <w:iCs/>
+          <w:rFonts w:ascii="Helvetica Neue" w:cs="Helvetica Neue" w:eastAsia="Helvetica Neue" w:hAnsi="Helvetica Neue"/>
+          <w:b/>
+          <w:bCs/>
           <w:color w:val="334155"/>
           <w:sz w:val="21"/>
           <w:szCs w:val="21"/>
@@ -1634,9 +1617,7 @@
       </w:r>
       <w:r>
         <w:rPr>
-          <w:rFonts w:ascii="Calibri" w:cs="Calibri" w:eastAsia="Calibri" w:hAnsi="Calibri"/>
-          <w:i/>
-          <w:iCs/>
+          <w:rFonts w:ascii="Helvetica Neue" w:cs="Helvetica Neue" w:eastAsia="Helvetica Neue" w:hAnsi="Helvetica Neue"/>
           <w:color w:val="334155"/>
           <w:sz w:val="21"/>
           <w:szCs w:val="21"/>
@@ -1647,19 +1628,23 @@
     <w:p>
       <w:pPr>
         <w:pBdr>
-          <w:bottom w:val="single" w:color="E2E8F0" w:sz="6"/>
+          <w:bottom w:val="single" w:color="E2E8F0" w:sz="6" w:space="0"/>
         </w:pBdr>
-        <w:spacing w:after="120" w:before="120"/>
+        <w:spacing w:after="280" w:before="280" w:line="372" w:lineRule="auto"/>
       </w:pPr>
     </w:p>
     <w:p>
       <w:pPr>
         <w:pStyle w:val="Heading2"/>
-        <w:spacing w:after="120" w:before="240"/>
-      </w:pPr>
-      <w:r>
-        <w:rPr>
-          <w:rFonts w:ascii="Calibri" w:cs="Calibri" w:eastAsia="Calibri" w:hAnsi="Calibri"/>
+        <w:keepNext/>
+        <w:pBdr>
+          <w:bottom w:val="single" w:color="DBEAFE" w:sz="6" w:space="3"/>
+        </w:pBdr>
+        <w:spacing w:after="120" w:before="400" w:line="372" w:lineRule="auto"/>
+      </w:pPr>
+      <w:r>
+        <w:rPr>
+          <w:rFonts w:ascii="Helvetica Neue" w:cs="Helvetica Neue" w:eastAsia="Helvetica Neue" w:hAnsi="Helvetica Neue"/>
           <w:b/>
           <w:bCs/>
           <w:color w:val="1E40AF"/>
@@ -1671,11 +1656,11 @@
     </w:p>
     <w:p>
       <w:pPr>
-        <w:spacing w:after="120"/>
-      </w:pPr>
-      <w:r>
-        <w:rPr>
-          <w:rFonts w:ascii="Calibri" w:cs="Calibri" w:eastAsia="Calibri" w:hAnsi="Calibri"/>
+        <w:spacing w:after="210" w:before="0" w:line="372" w:lineRule="auto"/>
+      </w:pPr>
+      <w:r>
+        <w:rPr>
+          <w:rFonts w:ascii="Helvetica Neue" w:cs="Helvetica Neue" w:eastAsia="Helvetica Neue" w:hAnsi="Helvetica Neue"/>
           <w:color w:val="1F2937"/>
           <w:sz w:val="21"/>
           <w:szCs w:val="21"/>
@@ -1684,7 +1669,7 @@
       </w:r>
       <w:r>
         <w:rPr>
-          <w:rFonts w:ascii="Calibri" w:cs="Calibri" w:eastAsia="Calibri" w:hAnsi="Calibri"/>
+          <w:rFonts w:ascii="Helvetica Neue" w:cs="Helvetica Neue" w:eastAsia="Helvetica Neue" w:hAnsi="Helvetica Neue"/>
           <w:b/>
           <w:bCs/>
           <w:color w:val="1F2937"/>
@@ -1695,7 +1680,7 @@
       </w:r>
       <w:r>
         <w:rPr>
-          <w:rFonts w:ascii="Calibri" w:cs="Calibri" w:eastAsia="Calibri" w:hAnsi="Calibri"/>
+          <w:rFonts w:ascii="Helvetica Neue" w:cs="Helvetica Neue" w:eastAsia="Helvetica Neue" w:hAnsi="Helvetica Neue"/>
           <w:color w:val="1F2937"/>
           <w:sz w:val="21"/>
           <w:szCs w:val="21"/>
@@ -1704,7 +1689,7 @@
       </w:r>
       <w:r>
         <w:rPr>
-          <w:rFonts w:ascii="Calibri" w:cs="Calibri" w:eastAsia="Calibri" w:hAnsi="Calibri"/>
+          <w:rFonts w:ascii="Helvetica Neue" w:cs="Helvetica Neue" w:eastAsia="Helvetica Neue" w:hAnsi="Helvetica Neue"/>
           <w:b/>
           <w:bCs/>
           <w:color w:val="1F2937"/>
@@ -1715,7 +1700,7 @@
       </w:r>
       <w:r>
         <w:rPr>
-          <w:rFonts w:ascii="Calibri" w:cs="Calibri" w:eastAsia="Calibri" w:hAnsi="Calibri"/>
+          <w:rFonts w:ascii="Helvetica Neue" w:cs="Helvetica Neue" w:eastAsia="Helvetica Neue" w:hAnsi="Helvetica Neue"/>
           <w:color w:val="1F2937"/>
           <w:sz w:val="21"/>
           <w:szCs w:val="21"/>
@@ -1730,11 +1715,11 @@
           <w:ilvl w:val="0"/>
           <w:numId w:val="2"/>
         </w:numPr>
-        <w:spacing w:after="60"/>
-      </w:pPr>
-      <w:r>
-        <w:rPr>
-          <w:rFonts w:ascii="Calibri" w:cs="Calibri" w:eastAsia="Calibri" w:hAnsi="Calibri"/>
+        <w:spacing w:after="40" w:before="0" w:line="372" w:lineRule="auto"/>
+      </w:pPr>
+      <w:r>
+        <w:rPr>
+          <w:rFonts w:ascii="Helvetica Neue" w:cs="Helvetica Neue" w:eastAsia="Helvetica Neue" w:hAnsi="Helvetica Neue"/>
           <w:color w:val="1F2937"/>
           <w:sz w:val="21"/>
           <w:szCs w:val="21"/>
@@ -1743,7 +1728,7 @@
       </w:r>
       <w:r>
         <w:rPr>
-          <w:rFonts w:ascii="Calibri" w:cs="Calibri" w:eastAsia="Calibri" w:hAnsi="Calibri"/>
+          <w:rFonts w:ascii="Helvetica Neue" w:cs="Helvetica Neue" w:eastAsia="Helvetica Neue" w:hAnsi="Helvetica Neue"/>
           <w:b/>
           <w:bCs/>
           <w:color w:val="1F2937"/>
@@ -1754,7 +1739,7 @@
       </w:r>
       <w:r>
         <w:rPr>
-          <w:rFonts w:ascii="Calibri" w:cs="Calibri" w:eastAsia="Calibri" w:hAnsi="Calibri"/>
+          <w:rFonts w:ascii="Helvetica Neue" w:cs="Helvetica Neue" w:eastAsia="Helvetica Neue" w:hAnsi="Helvetica Neue"/>
           <w:color w:val="1F2937"/>
           <w:sz w:val="21"/>
           <w:szCs w:val="21"/>
@@ -1769,11 +1754,11 @@
           <w:ilvl w:val="0"/>
           <w:numId w:val="2"/>
         </w:numPr>
-        <w:spacing w:after="60"/>
-      </w:pPr>
-      <w:r>
-        <w:rPr>
-          <w:rFonts w:ascii="Calibri" w:cs="Calibri" w:eastAsia="Calibri" w:hAnsi="Calibri"/>
+        <w:spacing w:after="40" w:before="0" w:line="372" w:lineRule="auto"/>
+      </w:pPr>
+      <w:r>
+        <w:rPr>
+          <w:rFonts w:ascii="Helvetica Neue" w:cs="Helvetica Neue" w:eastAsia="Helvetica Neue" w:hAnsi="Helvetica Neue"/>
           <w:color w:val="1F2937"/>
           <w:sz w:val="21"/>
           <w:szCs w:val="21"/>
@@ -1782,7 +1767,7 @@
       </w:r>
       <w:r>
         <w:rPr>
-          <w:rFonts w:ascii="Calibri" w:cs="Calibri" w:eastAsia="Calibri" w:hAnsi="Calibri"/>
+          <w:rFonts w:ascii="Helvetica Neue" w:cs="Helvetica Neue" w:eastAsia="Helvetica Neue" w:hAnsi="Helvetica Neue"/>
           <w:b/>
           <w:bCs/>
           <w:color w:val="1F2937"/>
@@ -1793,7 +1778,7 @@
       </w:r>
       <w:r>
         <w:rPr>
-          <w:rFonts w:ascii="Calibri" w:cs="Calibri" w:eastAsia="Calibri" w:hAnsi="Calibri"/>
+          <w:rFonts w:ascii="Helvetica Neue" w:cs="Helvetica Neue" w:eastAsia="Helvetica Neue" w:hAnsi="Helvetica Neue"/>
           <w:color w:val="1F2937"/>
           <w:sz w:val="21"/>
           <w:szCs w:val="21"/>
@@ -1808,11 +1793,11 @@
           <w:ilvl w:val="0"/>
           <w:numId w:val="2"/>
         </w:numPr>
-        <w:spacing w:after="60"/>
-      </w:pPr>
-      <w:r>
-        <w:rPr>
-          <w:rFonts w:ascii="Calibri" w:cs="Calibri" w:eastAsia="Calibri" w:hAnsi="Calibri"/>
+        <w:spacing w:after="40" w:before="0" w:line="372" w:lineRule="auto"/>
+      </w:pPr>
+      <w:r>
+        <w:rPr>
+          <w:rFonts w:ascii="Helvetica Neue" w:cs="Helvetica Neue" w:eastAsia="Helvetica Neue" w:hAnsi="Helvetica Neue"/>
           <w:color w:val="1F2937"/>
           <w:sz w:val="21"/>
           <w:szCs w:val="21"/>
@@ -1821,7 +1806,7 @@
       </w:r>
       <w:r>
         <w:rPr>
-          <w:rFonts w:ascii="Calibri" w:cs="Calibri" w:eastAsia="Calibri" w:hAnsi="Calibri"/>
+          <w:rFonts w:ascii="Helvetica Neue" w:cs="Helvetica Neue" w:eastAsia="Helvetica Neue" w:hAnsi="Helvetica Neue"/>
           <w:b/>
           <w:bCs/>
           <w:color w:val="1F2937"/>
@@ -1832,7 +1817,7 @@
       </w:r>
       <w:r>
         <w:rPr>
-          <w:rFonts w:ascii="Calibri" w:cs="Calibri" w:eastAsia="Calibri" w:hAnsi="Calibri"/>
+          <w:rFonts w:ascii="Helvetica Neue" w:cs="Helvetica Neue" w:eastAsia="Helvetica Neue" w:hAnsi="Helvetica Neue"/>
           <w:color w:val="1F2937"/>
           <w:sz w:val="21"/>
           <w:szCs w:val="21"/>
@@ -1841,7 +1826,7 @@
       </w:r>
       <w:r>
         <w:rPr>
-          <w:rFonts w:ascii="Calibri" w:cs="Calibri" w:eastAsia="Calibri" w:hAnsi="Calibri"/>
+          <w:rFonts w:ascii="Helvetica Neue" w:cs="Helvetica Neue" w:eastAsia="Helvetica Neue" w:hAnsi="Helvetica Neue"/>
           <w:b/>
           <w:bCs/>
           <w:color w:val="1F2937"/>
@@ -1852,7 +1837,7 @@
       </w:r>
       <w:r>
         <w:rPr>
-          <w:rFonts w:ascii="Calibri" w:cs="Calibri" w:eastAsia="Calibri" w:hAnsi="Calibri"/>
+          <w:rFonts w:ascii="Helvetica Neue" w:cs="Helvetica Neue" w:eastAsia="Helvetica Neue" w:hAnsi="Helvetica Neue"/>
           <w:color w:val="1F2937"/>
           <w:sz w:val="21"/>
           <w:szCs w:val="21"/>
@@ -1867,11 +1852,11 @@
           <w:ilvl w:val="0"/>
           <w:numId w:val="2"/>
         </w:numPr>
-        <w:spacing w:after="60"/>
-      </w:pPr>
-      <w:r>
-        <w:rPr>
-          <w:rFonts w:ascii="Calibri" w:cs="Calibri" w:eastAsia="Calibri" w:hAnsi="Calibri"/>
+        <w:spacing w:after="40" w:before="0" w:line="372" w:lineRule="auto"/>
+      </w:pPr>
+      <w:r>
+        <w:rPr>
+          <w:rFonts w:ascii="Helvetica Neue" w:cs="Helvetica Neue" w:eastAsia="Helvetica Neue" w:hAnsi="Helvetica Neue"/>
           <w:color w:val="1F2937"/>
           <w:sz w:val="21"/>
           <w:szCs w:val="21"/>
@@ -1880,7 +1865,7 @@
       </w:r>
       <w:r>
         <w:rPr>
-          <w:rFonts w:ascii="Calibri" w:cs="Calibri" w:eastAsia="Calibri" w:hAnsi="Calibri"/>
+          <w:rFonts w:ascii="Helvetica Neue" w:cs="Helvetica Neue" w:eastAsia="Helvetica Neue" w:hAnsi="Helvetica Neue"/>
           <w:b/>
           <w:bCs/>
           <w:color w:val="1F2937"/>
@@ -1891,7 +1876,7 @@
       </w:r>
       <w:r>
         <w:rPr>
-          <w:rFonts w:ascii="Calibri" w:cs="Calibri" w:eastAsia="Calibri" w:hAnsi="Calibri"/>
+          <w:rFonts w:ascii="Helvetica Neue" w:cs="Helvetica Neue" w:eastAsia="Helvetica Neue" w:hAnsi="Helvetica Neue"/>
           <w:color w:val="1F2937"/>
           <w:sz w:val="21"/>
           <w:szCs w:val="21"/>
@@ -1900,7 +1885,7 @@
       </w:r>
       <w:r>
         <w:rPr>
-          <w:rFonts w:ascii="Calibri" w:cs="Calibri" w:eastAsia="Calibri" w:hAnsi="Calibri"/>
+          <w:rFonts w:ascii="Helvetica Neue" w:cs="Helvetica Neue" w:eastAsia="Helvetica Neue" w:hAnsi="Helvetica Neue"/>
           <w:b/>
           <w:bCs/>
           <w:color w:val="1F2937"/>
@@ -1911,7 +1896,7 @@
       </w:r>
       <w:r>
         <w:rPr>
-          <w:rFonts w:ascii="Calibri" w:cs="Calibri" w:eastAsia="Calibri" w:hAnsi="Calibri"/>
+          <w:rFonts w:ascii="Helvetica Neue" w:cs="Helvetica Neue" w:eastAsia="Helvetica Neue" w:hAnsi="Helvetica Neue"/>
           <w:color w:val="1F2937"/>
           <w:sz w:val="21"/>
           <w:szCs w:val="21"/>
@@ -1926,11 +1911,11 @@
           <w:ilvl w:val="0"/>
           <w:numId w:val="2"/>
         </w:numPr>
-        <w:spacing w:after="60"/>
-      </w:pPr>
-      <w:r>
-        <w:rPr>
-          <w:rFonts w:ascii="Calibri" w:cs="Calibri" w:eastAsia="Calibri" w:hAnsi="Calibri"/>
+        <w:spacing w:after="40" w:before="0" w:line="372" w:lineRule="auto"/>
+      </w:pPr>
+      <w:r>
+        <w:rPr>
+          <w:rFonts w:ascii="Helvetica Neue" w:cs="Helvetica Neue" w:eastAsia="Helvetica Neue" w:hAnsi="Helvetica Neue"/>
           <w:color w:val="1F2937"/>
           <w:sz w:val="21"/>
           <w:szCs w:val="21"/>
@@ -1945,11 +1930,11 @@
           <w:ilvl w:val="0"/>
           <w:numId w:val="1"/>
         </w:numPr>
-        <w:spacing w:after="60"/>
-      </w:pPr>
-      <w:r>
-        <w:rPr>
-          <w:rFonts w:ascii="Calibri" w:cs="Calibri" w:eastAsia="Calibri" w:hAnsi="Calibri"/>
+        <w:spacing w:after="40" w:before="0" w:line="372" w:lineRule="auto"/>
+      </w:pPr>
+      <w:r>
+        <w:rPr>
+          <w:rFonts w:ascii="Helvetica Neue" w:cs="Helvetica Neue" w:eastAsia="Helvetica Neue" w:hAnsi="Helvetica Neue"/>
           <w:color w:val="1F2937"/>
           <w:sz w:val="21"/>
           <w:szCs w:val="21"/>
@@ -1958,7 +1943,7 @@
       </w:r>
       <w:r>
         <w:rPr>
-          <w:rFonts w:ascii="Calibri" w:cs="Calibri" w:eastAsia="Calibri" w:hAnsi="Calibri"/>
+          <w:rFonts w:ascii="Helvetica Neue" w:cs="Helvetica Neue" w:eastAsia="Helvetica Neue" w:hAnsi="Helvetica Neue"/>
           <w:b/>
           <w:bCs/>
           <w:color w:val="1F2937"/>
@@ -1969,7 +1954,7 @@
       </w:r>
       <w:r>
         <w:rPr>
-          <w:rFonts w:ascii="Calibri" w:cs="Calibri" w:eastAsia="Calibri" w:hAnsi="Calibri"/>
+          <w:rFonts w:ascii="Helvetica Neue" w:cs="Helvetica Neue" w:eastAsia="Helvetica Neue" w:hAnsi="Helvetica Neue"/>
           <w:color w:val="1F2937"/>
           <w:sz w:val="21"/>
           <w:szCs w:val="21"/>
@@ -1984,11 +1969,11 @@
           <w:ilvl w:val="0"/>
           <w:numId w:val="1"/>
         </w:numPr>
-        <w:spacing w:after="60"/>
-      </w:pPr>
-      <w:r>
-        <w:rPr>
-          <w:rFonts w:ascii="Calibri" w:cs="Calibri" w:eastAsia="Calibri" w:hAnsi="Calibri"/>
+        <w:spacing w:after="40" w:before="0" w:line="372" w:lineRule="auto"/>
+      </w:pPr>
+      <w:r>
+        <w:rPr>
+          <w:rFonts w:ascii="Helvetica Neue" w:cs="Helvetica Neue" w:eastAsia="Helvetica Neue" w:hAnsi="Helvetica Neue"/>
           <w:color w:val="1F2937"/>
           <w:sz w:val="21"/>
           <w:szCs w:val="21"/>
@@ -1997,7 +1982,7 @@
       </w:r>
       <w:r>
         <w:rPr>
-          <w:rFonts w:ascii="Calibri" w:cs="Calibri" w:eastAsia="Calibri" w:hAnsi="Calibri"/>
+          <w:rFonts w:ascii="Helvetica Neue" w:cs="Helvetica Neue" w:eastAsia="Helvetica Neue" w:hAnsi="Helvetica Neue"/>
           <w:b/>
           <w:bCs/>
           <w:color w:val="1F2937"/>
@@ -2008,7 +1993,7 @@
       </w:r>
       <w:r>
         <w:rPr>
-          <w:rFonts w:ascii="Calibri" w:cs="Calibri" w:eastAsia="Calibri" w:hAnsi="Calibri"/>
+          <w:rFonts w:ascii="Helvetica Neue" w:cs="Helvetica Neue" w:eastAsia="Helvetica Neue" w:hAnsi="Helvetica Neue"/>
           <w:color w:val="1F2937"/>
           <w:sz w:val="21"/>
           <w:szCs w:val="21"/>
@@ -2019,27 +2004,28 @@
     <w:p>
       <w:pPr>
         <w:pStyle w:val="Heading3"/>
-        <w:spacing w:after="120" w:before="240"/>
-      </w:pPr>
-      <w:r>
-        <w:rPr>
-          <w:rFonts w:ascii="Calibri" w:cs="Calibri" w:eastAsia="Calibri" w:hAnsi="Calibri"/>
+        <w:keepNext/>
+        <w:spacing w:after="80" w:before="280" w:line="372" w:lineRule="auto"/>
+      </w:pPr>
+      <w:r>
+        <w:rPr>
+          <w:rFonts w:ascii="Helvetica Neue" w:cs="Helvetica Neue" w:eastAsia="Helvetica Neue" w:hAnsi="Helvetica Neue"/>
           <w:b/>
           <w:bCs/>
           <w:color w:val="1E40AF"/>
-          <w:sz w:val="24"/>
-          <w:szCs w:val="24"/>
+          <w:sz w:val="23"/>
+          <w:szCs w:val="23"/>
         </w:rPr>
         <w:t xml:space="preserve">Jusqu'à quand peux-tu changer d'avis ?</w:t>
       </w:r>
     </w:p>
     <w:p>
       <w:pPr>
-        <w:spacing w:after="120"/>
-      </w:pPr>
-      <w:r>
-        <w:rPr>
-          <w:rFonts w:ascii="Calibri" w:cs="Calibri" w:eastAsia="Calibri" w:hAnsi="Calibri"/>
+        <w:spacing w:after="210" w:before="0" w:line="372" w:lineRule="auto"/>
+      </w:pPr>
+      <w:r>
+        <w:rPr>
+          <w:rFonts w:ascii="Helvetica Neue" w:cs="Helvetica Neue" w:eastAsia="Helvetica Neue" w:hAnsi="Helvetica Neue"/>
           <w:color w:val="1F2937"/>
           <w:sz w:val="21"/>
           <w:szCs w:val="21"/>
@@ -2048,7 +2034,7 @@
       </w:r>
       <w:r>
         <w:rPr>
-          <w:rFonts w:ascii="Calibri" w:cs="Calibri" w:eastAsia="Calibri" w:hAnsi="Calibri"/>
+          <w:rFonts w:ascii="Helvetica Neue" w:cs="Helvetica Neue" w:eastAsia="Helvetica Neue" w:hAnsi="Helvetica Neue"/>
           <w:b/>
           <w:bCs/>
           <w:color w:val="1F2937"/>
@@ -2059,7 +2045,7 @@
       </w:r>
       <w:r>
         <w:rPr>
-          <w:rFonts w:ascii="Calibri" w:cs="Calibri" w:eastAsia="Calibri" w:hAnsi="Calibri"/>
+          <w:rFonts w:ascii="Helvetica Neue" w:cs="Helvetica Neue" w:eastAsia="Helvetica Neue" w:hAnsi="Helvetica Neue"/>
           <w:color w:val="1F2937"/>
           <w:sz w:val="21"/>
           <w:szCs w:val="21"/>
@@ -2068,7 +2054,7 @@
       </w:r>
       <w:r>
         <w:rPr>
-          <w:rFonts w:ascii="Calibri" w:cs="Calibri" w:eastAsia="Calibri" w:hAnsi="Calibri"/>
+          <w:rFonts w:ascii="Helvetica Neue" w:cs="Helvetica Neue" w:eastAsia="Helvetica Neue" w:hAnsi="Helvetica Neue"/>
           <w:b/>
           <w:bCs/>
           <w:color w:val="1F2937"/>
@@ -2079,7 +2065,7 @@
       </w:r>
       <w:r>
         <w:rPr>
-          <w:rFonts w:ascii="Calibri" w:cs="Calibri" w:eastAsia="Calibri" w:hAnsi="Calibri"/>
+          <w:rFonts w:ascii="Helvetica Neue" w:cs="Helvetica Neue" w:eastAsia="Helvetica Neue" w:hAnsi="Helvetica Neue"/>
           <w:color w:val="1F2937"/>
           <w:sz w:val="21"/>
           <w:szCs w:val="21"/>
@@ -2088,7 +2074,7 @@
       </w:r>
       <w:r>
         <w:rPr>
-          <w:rFonts w:ascii="Calibri" w:cs="Calibri" w:eastAsia="Calibri" w:hAnsi="Calibri"/>
+          <w:rFonts w:ascii="Helvetica Neue" w:cs="Helvetica Neue" w:eastAsia="Helvetica Neue" w:hAnsi="Helvetica Neue"/>
           <w:b/>
           <w:bCs/>
           <w:color w:val="1F2937"/>
@@ -2099,7 +2085,7 @@
       </w:r>
       <w:r>
         <w:rPr>
-          <w:rFonts w:ascii="Calibri" w:cs="Calibri" w:eastAsia="Calibri" w:hAnsi="Calibri"/>
+          <w:rFonts w:ascii="Helvetica Neue" w:cs="Helvetica Neue" w:eastAsia="Helvetica Neue" w:hAnsi="Helvetica Neue"/>
           <w:color w:val="1F2937"/>
           <w:sz w:val="21"/>
           <w:szCs w:val="21"/>
@@ -2109,11 +2095,11 @@
     </w:p>
     <w:p>
       <w:pPr>
-        <w:spacing w:after="120"/>
-      </w:pPr>
-      <w:r>
-        <w:rPr>
-          <w:rFonts w:ascii="Calibri" w:cs="Calibri" w:eastAsia="Calibri" w:hAnsi="Calibri"/>
+        <w:spacing w:after="210" w:before="0" w:line="372" w:lineRule="auto"/>
+      </w:pPr>
+      <w:r>
+        <w:rPr>
+          <w:rFonts w:ascii="Helvetica Neue" w:cs="Helvetica Neue" w:eastAsia="Helvetica Neue" w:hAnsi="Helvetica Neue"/>
           <w:color w:val="1F2937"/>
           <w:sz w:val="21"/>
           <w:szCs w:val="21"/>
@@ -2122,7 +2108,7 @@
       </w:r>
       <w:r>
         <w:rPr>
-          <w:rFonts w:ascii="Calibri" w:cs="Calibri" w:eastAsia="Calibri" w:hAnsi="Calibri"/>
+          <w:rFonts w:ascii="Helvetica Neue" w:cs="Helvetica Neue" w:eastAsia="Helvetica Neue" w:hAnsi="Helvetica Neue"/>
           <w:b/>
           <w:bCs/>
           <w:color w:val="1F2937"/>
@@ -2133,7 +2119,7 @@
       </w:r>
       <w:r>
         <w:rPr>
-          <w:rFonts w:ascii="Calibri" w:cs="Calibri" w:eastAsia="Calibri" w:hAnsi="Calibri"/>
+          <w:rFonts w:ascii="Helvetica Neue" w:cs="Helvetica Neue" w:eastAsia="Helvetica Neue" w:hAnsi="Helvetica Neue"/>
           <w:color w:val="1F2937"/>
           <w:sz w:val="21"/>
           <w:szCs w:val="21"/>
@@ -2148,11 +2134,11 @@
           <w:ilvl w:val="0"/>
           <w:numId w:val="1"/>
         </w:numPr>
-        <w:spacing w:after="60"/>
-      </w:pPr>
-      <w:r>
-        <w:rPr>
-          <w:rFonts w:ascii="Calibri" w:cs="Calibri" w:eastAsia="Calibri" w:hAnsi="Calibri"/>
+        <w:spacing w:after="40" w:before="0" w:line="372" w:lineRule="auto"/>
+      </w:pPr>
+      <w:r>
+        <w:rPr>
+          <w:rFonts w:ascii="Helvetica Neue" w:cs="Helvetica Neue" w:eastAsia="Helvetica Neue" w:hAnsi="Helvetica Neue"/>
           <w:color w:val="1F2937"/>
           <w:sz w:val="21"/>
           <w:szCs w:val="21"/>
@@ -2161,7 +2147,7 @@
       </w:r>
       <w:r>
         <w:rPr>
-          <w:rFonts w:ascii="Calibri" w:cs="Calibri" w:eastAsia="Calibri" w:hAnsi="Calibri"/>
+          <w:rFonts w:ascii="Helvetica Neue" w:cs="Helvetica Neue" w:eastAsia="Helvetica Neue" w:hAnsi="Helvetica Neue"/>
           <w:b/>
           <w:bCs/>
           <w:color w:val="1F2937"/>
@@ -2172,7 +2158,7 @@
       </w:r>
       <w:r>
         <w:rPr>
-          <w:rFonts w:ascii="Calibri" w:cs="Calibri" w:eastAsia="Calibri" w:hAnsi="Calibri"/>
+          <w:rFonts w:ascii="Helvetica Neue" w:cs="Helvetica Neue" w:eastAsia="Helvetica Neue" w:hAnsi="Helvetica Neue"/>
           <w:color w:val="1F2937"/>
           <w:sz w:val="21"/>
           <w:szCs w:val="21"/>
@@ -2187,11 +2173,11 @@
           <w:ilvl w:val="0"/>
           <w:numId w:val="1"/>
         </w:numPr>
-        <w:spacing w:after="60"/>
-      </w:pPr>
-      <w:r>
-        <w:rPr>
-          <w:rFonts w:ascii="Calibri" w:cs="Calibri" w:eastAsia="Calibri" w:hAnsi="Calibri"/>
+        <w:spacing w:after="40" w:before="0" w:line="372" w:lineRule="auto"/>
+      </w:pPr>
+      <w:r>
+        <w:rPr>
+          <w:rFonts w:ascii="Helvetica Neue" w:cs="Helvetica Neue" w:eastAsia="Helvetica Neue" w:hAnsi="Helvetica Neue"/>
           <w:color w:val="1F2937"/>
           <w:sz w:val="21"/>
           <w:szCs w:val="21"/>
@@ -2200,7 +2186,7 @@
       </w:r>
       <w:r>
         <w:rPr>
-          <w:rFonts w:ascii="Calibri" w:cs="Calibri" w:eastAsia="Calibri" w:hAnsi="Calibri"/>
+          <w:rFonts w:ascii="Helvetica Neue" w:cs="Helvetica Neue" w:eastAsia="Helvetica Neue" w:hAnsi="Helvetica Neue"/>
           <w:b/>
           <w:bCs/>
           <w:color w:val="1F2937"/>
@@ -2211,7 +2197,7 @@
       </w:r>
       <w:r>
         <w:rPr>
-          <w:rFonts w:ascii="Calibri" w:cs="Calibri" w:eastAsia="Calibri" w:hAnsi="Calibri"/>
+          <w:rFonts w:ascii="Helvetica Neue" w:cs="Helvetica Neue" w:eastAsia="Helvetica Neue" w:hAnsi="Helvetica Neue"/>
           <w:color w:val="1F2937"/>
           <w:sz w:val="21"/>
           <w:szCs w:val="21"/>
@@ -2220,7 +2206,7 @@
       </w:r>
       <w:r>
         <w:rPr>
-          <w:rFonts w:ascii="Calibri" w:cs="Calibri" w:eastAsia="Calibri" w:hAnsi="Calibri"/>
+          <w:rFonts w:ascii="Helvetica Neue" w:cs="Helvetica Neue" w:eastAsia="Helvetica Neue" w:hAnsi="Helvetica Neue"/>
           <w:b/>
           <w:bCs/>
           <w:color w:val="1F2937"/>
@@ -2231,7 +2217,7 @@
       </w:r>
       <w:r>
         <w:rPr>
-          <w:rFonts w:ascii="Calibri" w:cs="Calibri" w:eastAsia="Calibri" w:hAnsi="Calibri"/>
+          <w:rFonts w:ascii="Helvetica Neue" w:cs="Helvetica Neue" w:eastAsia="Helvetica Neue" w:hAnsi="Helvetica Neue"/>
           <w:color w:val="1F2937"/>
           <w:sz w:val="21"/>
           <w:szCs w:val="21"/>
@@ -2246,11 +2232,11 @@
           <w:ilvl w:val="0"/>
           <w:numId w:val="1"/>
         </w:numPr>
-        <w:spacing w:after="60"/>
-      </w:pPr>
-      <w:r>
-        <w:rPr>
-          <w:rFonts w:ascii="Calibri" w:cs="Calibri" w:eastAsia="Calibri" w:hAnsi="Calibri"/>
+        <w:spacing w:after="40" w:before="0" w:line="372" w:lineRule="auto"/>
+      </w:pPr>
+      <w:r>
+        <w:rPr>
+          <w:rFonts w:ascii="Helvetica Neue" w:cs="Helvetica Neue" w:eastAsia="Helvetica Neue" w:hAnsi="Helvetica Neue"/>
           <w:color w:val="1F2937"/>
           <w:sz w:val="21"/>
           <w:szCs w:val="21"/>
@@ -2259,7 +2245,7 @@
       </w:r>
       <w:r>
         <w:rPr>
-          <w:rFonts w:ascii="Calibri" w:cs="Calibri" w:eastAsia="Calibri" w:hAnsi="Calibri"/>
+          <w:rFonts w:ascii="Helvetica Neue" w:cs="Helvetica Neue" w:eastAsia="Helvetica Neue" w:hAnsi="Helvetica Neue"/>
           <w:b/>
           <w:bCs/>
           <w:color w:val="1F2937"/>
@@ -2270,7 +2256,7 @@
       </w:r>
       <w:r>
         <w:rPr>
-          <w:rFonts w:ascii="Calibri" w:cs="Calibri" w:eastAsia="Calibri" w:hAnsi="Calibri"/>
+          <w:rFonts w:ascii="Helvetica Neue" w:cs="Helvetica Neue" w:eastAsia="Helvetica Neue" w:hAnsi="Helvetica Neue"/>
           <w:color w:val="1F2937"/>
           <w:sz w:val="21"/>
           <w:szCs w:val="21"/>
@@ -2279,7 +2265,7 @@
       </w:r>
       <w:r>
         <w:rPr>
-          <w:rFonts w:ascii="Calibri" w:cs="Calibri" w:eastAsia="Calibri" w:hAnsi="Calibri"/>
+          <w:rFonts w:ascii="Helvetica Neue" w:cs="Helvetica Neue" w:eastAsia="Helvetica Neue" w:hAnsi="Helvetica Neue"/>
           <w:b/>
           <w:bCs/>
           <w:color w:val="1F2937"/>
@@ -2290,7 +2276,7 @@
       </w:r>
       <w:r>
         <w:rPr>
-          <w:rFonts w:ascii="Calibri" w:cs="Calibri" w:eastAsia="Calibri" w:hAnsi="Calibri"/>
+          <w:rFonts w:ascii="Helvetica Neue" w:cs="Helvetica Neue" w:eastAsia="Helvetica Neue" w:hAnsi="Helvetica Neue"/>
           <w:color w:val="1F2937"/>
           <w:sz w:val="21"/>
           <w:szCs w:val="21"/>
@@ -2299,7 +2285,7 @@
       </w:r>
       <w:r>
         <w:rPr>
-          <w:rFonts w:ascii="Calibri" w:cs="Calibri" w:eastAsia="Calibri" w:hAnsi="Calibri"/>
+          <w:rFonts w:ascii="Helvetica Neue" w:cs="Helvetica Neue" w:eastAsia="Helvetica Neue" w:hAnsi="Helvetica Neue"/>
           <w:b/>
           <w:bCs/>
           <w:color w:val="1F2937"/>
@@ -2310,7 +2296,7 @@
       </w:r>
       <w:r>
         <w:rPr>
-          <w:rFonts w:ascii="Calibri" w:cs="Calibri" w:eastAsia="Calibri" w:hAnsi="Calibri"/>
+          <w:rFonts w:ascii="Helvetica Neue" w:cs="Helvetica Neue" w:eastAsia="Helvetica Neue" w:hAnsi="Helvetica Neue"/>
           <w:color w:val="1F2937"/>
           <w:sz w:val="21"/>
           <w:szCs w:val="21"/>
@@ -2320,11 +2306,11 @@
     </w:p>
     <w:p>
       <w:pPr>
-        <w:spacing w:after="120"/>
-      </w:pPr>
-      <w:r>
-        <w:rPr>
-          <w:rFonts w:ascii="Calibri" w:cs="Calibri" w:eastAsia="Calibri" w:hAnsi="Calibri"/>
+        <w:spacing w:after="210" w:before="0" w:line="372" w:lineRule="auto"/>
+      </w:pPr>
+      <w:r>
+        <w:rPr>
+          <w:rFonts w:ascii="Helvetica Neue" w:cs="Helvetica Neue" w:eastAsia="Helvetica Neue" w:hAnsi="Helvetica Neue"/>
           <w:color w:val="1F2937"/>
           <w:sz w:val="21"/>
           <w:szCs w:val="21"/>
@@ -2333,7 +2319,7 @@
       </w:r>
       <w:r>
         <w:rPr>
-          <w:rFonts w:ascii="Calibri" w:cs="Calibri" w:eastAsia="Calibri" w:hAnsi="Calibri"/>
+          <w:rFonts w:ascii="Helvetica Neue" w:cs="Helvetica Neue" w:eastAsia="Helvetica Neue" w:hAnsi="Helvetica Neue"/>
           <w:b/>
           <w:bCs/>
           <w:color w:val="1F2937"/>
@@ -2344,7 +2330,7 @@
       </w:r>
       <w:r>
         <w:rPr>
-          <w:rFonts w:ascii="Calibri" w:cs="Calibri" w:eastAsia="Calibri" w:hAnsi="Calibri"/>
+          <w:rFonts w:ascii="Helvetica Neue" w:cs="Helvetica Neue" w:eastAsia="Helvetica Neue" w:hAnsi="Helvetica Neue"/>
           <w:color w:val="1F2937"/>
           <w:sz w:val="21"/>
           <w:szCs w:val="21"/>
@@ -2355,27 +2341,28 @@
     <w:p>
       <w:pPr>
         <w:pStyle w:val="Heading3"/>
-        <w:spacing w:after="120" w:before="240"/>
-      </w:pPr>
-      <w:r>
-        <w:rPr>
-          <w:rFonts w:ascii="Calibri" w:cs="Calibri" w:eastAsia="Calibri" w:hAnsi="Calibri"/>
+        <w:keepNext/>
+        <w:spacing w:after="80" w:before="280" w:line="372" w:lineRule="auto"/>
+      </w:pPr>
+      <w:r>
+        <w:rPr>
+          <w:rFonts w:ascii="Helvetica Neue" w:cs="Helvetica Neue" w:eastAsia="Helvetica Neue" w:hAnsi="Helvetica Neue"/>
           <w:b/>
           <w:bCs/>
           <w:color w:val="1E40AF"/>
-          <w:sz w:val="24"/>
-          <w:szCs w:val="24"/>
+          <w:sz w:val="23"/>
+          <w:szCs w:val="23"/>
         </w:rPr>
         <w:t xml:space="preserve">Effet sur les repas</w:t>
       </w:r>
     </w:p>
     <w:p>
       <w:pPr>
-        <w:spacing w:after="120"/>
-      </w:pPr>
-      <w:r>
-        <w:rPr>
-          <w:rFonts w:ascii="Calibri" w:cs="Calibri" w:eastAsia="Calibri" w:hAnsi="Calibri"/>
+        <w:spacing w:after="210" w:before="0" w:line="372" w:lineRule="auto"/>
+      </w:pPr>
+      <w:r>
+        <w:rPr>
+          <w:rFonts w:ascii="Helvetica Neue" w:cs="Helvetica Neue" w:eastAsia="Helvetica Neue" w:hAnsi="Helvetica Neue"/>
           <w:color w:val="1F2937"/>
           <w:sz w:val="21"/>
           <w:szCs w:val="21"/>
@@ -2384,7 +2371,7 @@
       </w:r>
       <w:r>
         <w:rPr>
-          <w:rFonts w:ascii="Calibri" w:cs="Calibri" w:eastAsia="Calibri" w:hAnsi="Calibri"/>
+          <w:rFonts w:ascii="Helvetica Neue" w:cs="Helvetica Neue" w:eastAsia="Helvetica Neue" w:hAnsi="Helvetica Neue"/>
           <w:b/>
           <w:bCs/>
           <w:color w:val="1F2937"/>
@@ -2395,7 +2382,7 @@
       </w:r>
       <w:r>
         <w:rPr>
-          <w:rFonts w:ascii="Calibri" w:cs="Calibri" w:eastAsia="Calibri" w:hAnsi="Calibri"/>
+          <w:rFonts w:ascii="Helvetica Neue" w:cs="Helvetica Neue" w:eastAsia="Helvetica Neue" w:hAnsi="Helvetica Neue"/>
           <w:color w:val="1F2937"/>
           <w:sz w:val="21"/>
           <w:szCs w:val="21"/>
@@ -2404,7 +2391,7 @@
       </w:r>
       <w:r>
         <w:rPr>
-          <w:rFonts w:ascii="Calibri" w:cs="Calibri" w:eastAsia="Calibri" w:hAnsi="Calibri"/>
+          <w:rFonts w:ascii="Helvetica Neue" w:cs="Helvetica Neue" w:eastAsia="Helvetica Neue" w:hAnsi="Helvetica Neue"/>
           <w:b/>
           <w:bCs/>
           <w:color w:val="1F2937"/>
@@ -2415,7 +2402,7 @@
       </w:r>
       <w:r>
         <w:rPr>
-          <w:rFonts w:ascii="Calibri" w:cs="Calibri" w:eastAsia="Calibri" w:hAnsi="Calibri"/>
+          <w:rFonts w:ascii="Helvetica Neue" w:cs="Helvetica Neue" w:eastAsia="Helvetica Neue" w:hAnsi="Helvetica Neue"/>
           <w:color w:val="1F2937"/>
           <w:sz w:val="21"/>
           <w:szCs w:val="21"/>
@@ -2424,7 +2411,7 @@
       </w:r>
       <w:r>
         <w:rPr>
-          <w:rFonts w:ascii="Calibri" w:cs="Calibri" w:eastAsia="Calibri" w:hAnsi="Calibri"/>
+          <w:rFonts w:ascii="Helvetica Neue" w:cs="Helvetica Neue" w:eastAsia="Helvetica Neue" w:hAnsi="Helvetica Neue"/>
           <w:b/>
           <w:bCs/>
           <w:color w:val="1F2937"/>
@@ -2435,7 +2422,7 @@
       </w:r>
       <w:r>
         <w:rPr>
-          <w:rFonts w:ascii="Calibri" w:cs="Calibri" w:eastAsia="Calibri" w:hAnsi="Calibri"/>
+          <w:rFonts w:ascii="Helvetica Neue" w:cs="Helvetica Neue" w:eastAsia="Helvetica Neue" w:hAnsi="Helvetica Neue"/>
           <w:color w:val="1F2937"/>
           <w:sz w:val="21"/>
           <w:szCs w:val="21"/>
@@ -2444,7 +2431,7 @@
       </w:r>
       <w:r>
         <w:rPr>
-          <w:rFonts w:ascii="Calibri" w:cs="Calibri" w:eastAsia="Calibri" w:hAnsi="Calibri"/>
+          <w:rFonts w:ascii="Helvetica Neue" w:cs="Helvetica Neue" w:eastAsia="Helvetica Neue" w:hAnsi="Helvetica Neue"/>
           <w:b/>
           <w:bCs/>
           <w:color w:val="1F2937"/>
@@ -2455,7 +2442,7 @@
       </w:r>
       <w:r>
         <w:rPr>
-          <w:rFonts w:ascii="Calibri" w:cs="Calibri" w:eastAsia="Calibri" w:hAnsi="Calibri"/>
+          <w:rFonts w:ascii="Helvetica Neue" w:cs="Helvetica Neue" w:eastAsia="Helvetica Neue" w:hAnsi="Helvetica Neue"/>
           <w:color w:val="1F2937"/>
           <w:sz w:val="21"/>
           <w:szCs w:val="21"/>
@@ -2464,7 +2451,7 @@
       </w:r>
       <w:r>
         <w:rPr>
-          <w:rFonts w:ascii="Calibri" w:cs="Calibri" w:eastAsia="Calibri" w:hAnsi="Calibri"/>
+          <w:rFonts w:ascii="Helvetica Neue" w:cs="Helvetica Neue" w:eastAsia="Helvetica Neue" w:hAnsi="Helvetica Neue"/>
           <w:b/>
           <w:bCs/>
           <w:color w:val="1F2937"/>
@@ -2475,7 +2462,7 @@
       </w:r>
       <w:r>
         <w:rPr>
-          <w:rFonts w:ascii="Calibri" w:cs="Calibri" w:eastAsia="Calibri" w:hAnsi="Calibri"/>
+          <w:rFonts w:ascii="Helvetica Neue" w:cs="Helvetica Neue" w:eastAsia="Helvetica Neue" w:hAnsi="Helvetica Neue"/>
           <w:color w:val="1F2937"/>
           <w:sz w:val="21"/>
           <w:szCs w:val="21"/>
@@ -2484,7 +2471,7 @@
       </w:r>
       <w:r>
         <w:rPr>
-          <w:rFonts w:ascii="Calibri" w:cs="Calibri" w:eastAsia="Calibri" w:hAnsi="Calibri"/>
+          <w:rFonts w:ascii="Helvetica Neue" w:cs="Helvetica Neue" w:eastAsia="Helvetica Neue" w:hAnsi="Helvetica Neue"/>
           <w:b/>
           <w:bCs/>
           <w:color w:val="1F2937"/>
@@ -2495,7 +2482,7 @@
       </w:r>
       <w:r>
         <w:rPr>
-          <w:rFonts w:ascii="Calibri" w:cs="Calibri" w:eastAsia="Calibri" w:hAnsi="Calibri"/>
+          <w:rFonts w:ascii="Helvetica Neue" w:cs="Helvetica Neue" w:eastAsia="Helvetica Neue" w:hAnsi="Helvetica Neue"/>
           <w:color w:val="1F2937"/>
           <w:sz w:val="21"/>
           <w:szCs w:val="21"/>
@@ -2504,7 +2491,7 @@
       </w:r>
       <w:r>
         <w:rPr>
-          <w:rFonts w:ascii="Calibri" w:cs="Calibri" w:eastAsia="Calibri" w:hAnsi="Calibri"/>
+          <w:rFonts w:ascii="Helvetica Neue" w:cs="Helvetica Neue" w:eastAsia="Helvetica Neue" w:hAnsi="Helvetica Neue"/>
           <w:b/>
           <w:bCs/>
           <w:color w:val="1F2937"/>
@@ -2515,7 +2502,7 @@
       </w:r>
       <w:r>
         <w:rPr>
-          <w:rFonts w:ascii="Calibri" w:cs="Calibri" w:eastAsia="Calibri" w:hAnsi="Calibri"/>
+          <w:rFonts w:ascii="Helvetica Neue" w:cs="Helvetica Neue" w:eastAsia="Helvetica Neue" w:hAnsi="Helvetica Neue"/>
           <w:color w:val="1F2937"/>
           <w:sz w:val="21"/>
           <w:szCs w:val="21"/>
@@ -2524,7 +2511,7 @@
       </w:r>
       <w:r>
         <w:rPr>
-          <w:rFonts w:ascii="Calibri" w:cs="Calibri" w:eastAsia="Calibri" w:hAnsi="Calibri"/>
+          <w:rFonts w:ascii="Helvetica Neue" w:cs="Helvetica Neue" w:eastAsia="Helvetica Neue" w:hAnsi="Helvetica Neue"/>
           <w:b/>
           <w:bCs/>
           <w:color w:val="1F2937"/>
@@ -2535,7 +2522,7 @@
       </w:r>
       <w:r>
         <w:rPr>
-          <w:rFonts w:ascii="Calibri" w:cs="Calibri" w:eastAsia="Calibri" w:hAnsi="Calibri"/>
+          <w:rFonts w:ascii="Helvetica Neue" w:cs="Helvetica Neue" w:eastAsia="Helvetica Neue" w:hAnsi="Helvetica Neue"/>
           <w:color w:val="1F2937"/>
           <w:sz w:val="21"/>
           <w:szCs w:val="21"/>
@@ -2544,7 +2531,7 @@
       </w:r>
       <w:r>
         <w:rPr>
-          <w:rFonts w:ascii="Calibri" w:cs="Calibri" w:eastAsia="Calibri" w:hAnsi="Calibri"/>
+          <w:rFonts w:ascii="Helvetica Neue" w:cs="Helvetica Neue" w:eastAsia="Helvetica Neue" w:hAnsi="Helvetica Neue"/>
           <w:b/>
           <w:bCs/>
           <w:color w:val="1F2937"/>
@@ -2555,7 +2542,7 @@
       </w:r>
       <w:r>
         <w:rPr>
-          <w:rFonts w:ascii="Calibri" w:cs="Calibri" w:eastAsia="Calibri" w:hAnsi="Calibri"/>
+          <w:rFonts w:ascii="Helvetica Neue" w:cs="Helvetica Neue" w:eastAsia="Helvetica Neue" w:hAnsi="Helvetica Neue"/>
           <w:color w:val="1F2937"/>
           <w:sz w:val="21"/>
           <w:szCs w:val="21"/>
@@ -2564,7 +2551,7 @@
       </w:r>
       <w:r>
         <w:rPr>
-          <w:rFonts w:ascii="Calibri" w:cs="Calibri" w:eastAsia="Calibri" w:hAnsi="Calibri"/>
+          <w:rFonts w:ascii="Helvetica Neue" w:cs="Helvetica Neue" w:eastAsia="Helvetica Neue" w:hAnsi="Helvetica Neue"/>
           <w:b/>
           <w:bCs/>
           <w:color w:val="1F2937"/>
@@ -2575,7 +2562,7 @@
       </w:r>
       <w:r>
         <w:rPr>
-          <w:rFonts w:ascii="Calibri" w:cs="Calibri" w:eastAsia="Calibri" w:hAnsi="Calibri"/>
+          <w:rFonts w:ascii="Helvetica Neue" w:cs="Helvetica Neue" w:eastAsia="Helvetica Neue" w:hAnsi="Helvetica Neue"/>
           <w:color w:val="1F2937"/>
           <w:sz w:val="21"/>
           <w:szCs w:val="21"/>
@@ -2585,11 +2572,11 @@
     </w:p>
     <w:p>
       <w:pPr>
-        <w:spacing w:after="120"/>
-      </w:pPr>
-      <w:r>
-        <w:rPr>
-          <w:rFonts w:ascii="Calibri" w:cs="Calibri" w:eastAsia="Calibri" w:hAnsi="Calibri"/>
+        <w:spacing w:after="210" w:before="0" w:line="372" w:lineRule="auto"/>
+      </w:pPr>
+      <w:r>
+        <w:rPr>
+          <w:rFonts w:ascii="Helvetica Neue" w:cs="Helvetica Neue" w:eastAsia="Helvetica Neue" w:hAnsi="Helvetica Neue"/>
           <w:color w:val="1F2937"/>
           <w:sz w:val="21"/>
           <w:szCs w:val="21"/>
@@ -2598,7 +2585,7 @@
       </w:r>
       <w:r>
         <w:rPr>
-          <w:rFonts w:ascii="Calibri" w:cs="Calibri" w:eastAsia="Calibri" w:hAnsi="Calibri"/>
+          <w:rFonts w:ascii="Helvetica Neue" w:cs="Helvetica Neue" w:eastAsia="Helvetica Neue" w:hAnsi="Helvetica Neue"/>
           <w:b/>
           <w:bCs/>
           <w:color w:val="1F2937"/>
@@ -2609,7 +2596,7 @@
       </w:r>
       <w:r>
         <w:rPr>
-          <w:rFonts w:ascii="Calibri" w:cs="Calibri" w:eastAsia="Calibri" w:hAnsi="Calibri"/>
+          <w:rFonts w:ascii="Helvetica Neue" w:cs="Helvetica Neue" w:eastAsia="Helvetica Neue" w:hAnsi="Helvetica Neue"/>
           <w:color w:val="1F2937"/>
           <w:sz w:val="21"/>
           <w:szCs w:val="21"/>
@@ -2618,7 +2605,7 @@
       </w:r>
       <w:r>
         <w:rPr>
-          <w:rFonts w:ascii="Calibri" w:cs="Calibri" w:eastAsia="Calibri" w:hAnsi="Calibri"/>
+          <w:rFonts w:ascii="Helvetica Neue" w:cs="Helvetica Neue" w:eastAsia="Helvetica Neue" w:hAnsi="Helvetica Neue"/>
           <w:b/>
           <w:bCs/>
           <w:color w:val="1F2937"/>
@@ -2629,7 +2616,7 @@
       </w:r>
       <w:r>
         <w:rPr>
-          <w:rFonts w:ascii="Calibri" w:cs="Calibri" w:eastAsia="Calibri" w:hAnsi="Calibri"/>
+          <w:rFonts w:ascii="Helvetica Neue" w:cs="Helvetica Neue" w:eastAsia="Helvetica Neue" w:hAnsi="Helvetica Neue"/>
           <w:color w:val="1F2937"/>
           <w:sz w:val="21"/>
           <w:szCs w:val="21"/>
@@ -2640,19 +2627,23 @@
     <w:p>
       <w:pPr>
         <w:pBdr>
-          <w:bottom w:val="single" w:color="E2E8F0" w:sz="6"/>
+          <w:bottom w:val="single" w:color="E2E8F0" w:sz="6" w:space="0"/>
         </w:pBdr>
-        <w:spacing w:after="120" w:before="120"/>
+        <w:spacing w:after="280" w:before="280" w:line="372" w:lineRule="auto"/>
       </w:pPr>
     </w:p>
     <w:p>
       <w:pPr>
         <w:pStyle w:val="Heading2"/>
-        <w:spacing w:after="120" w:before="240"/>
-      </w:pPr>
-      <w:r>
-        <w:rPr>
-          <w:rFonts w:ascii="Calibri" w:cs="Calibri" w:eastAsia="Calibri" w:hAnsi="Calibri"/>
+        <w:keepNext/>
+        <w:pBdr>
+          <w:bottom w:val="single" w:color="DBEAFE" w:sz="6" w:space="3"/>
+        </w:pBdr>
+        <w:spacing w:after="120" w:before="400" w:line="372" w:lineRule="auto"/>
+      </w:pPr>
+      <w:r>
+        <w:rPr>
+          <w:rFonts w:ascii="Helvetica Neue" w:cs="Helvetica Neue" w:eastAsia="Helvetica Neue" w:hAnsi="Helvetica Neue"/>
           <w:b/>
           <w:bCs/>
           <w:color w:val="1E40AF"/>
@@ -2669,11 +2660,11 @@
           <w:ilvl w:val="0"/>
           <w:numId w:val="2"/>
         </w:numPr>
-        <w:spacing w:after="60"/>
-      </w:pPr>
-      <w:r>
-        <w:rPr>
-          <w:rFonts w:ascii="Calibri" w:cs="Calibri" w:eastAsia="Calibri" w:hAnsi="Calibri"/>
+        <w:spacing w:after="40" w:before="0" w:line="372" w:lineRule="auto"/>
+      </w:pPr>
+      <w:r>
+        <w:rPr>
+          <w:rFonts w:ascii="Helvetica Neue" w:cs="Helvetica Neue" w:eastAsia="Helvetica Neue" w:hAnsi="Helvetica Neue"/>
           <w:color w:val="1F2937"/>
           <w:sz w:val="21"/>
           <w:szCs w:val="21"/>
@@ -2682,7 +2673,7 @@
       </w:r>
       <w:r>
         <w:rPr>
-          <w:rFonts w:ascii="Calibri" w:cs="Calibri" w:eastAsia="Calibri" w:hAnsi="Calibri"/>
+          <w:rFonts w:ascii="Helvetica Neue" w:cs="Helvetica Neue" w:eastAsia="Helvetica Neue" w:hAnsi="Helvetica Neue"/>
           <w:b/>
           <w:bCs/>
           <w:color w:val="1F2937"/>
@@ -2693,7 +2684,7 @@
       </w:r>
       <w:r>
         <w:rPr>
-          <w:rFonts w:ascii="Calibri" w:cs="Calibri" w:eastAsia="Calibri" w:hAnsi="Calibri"/>
+          <w:rFonts w:ascii="Helvetica Neue" w:cs="Helvetica Neue" w:eastAsia="Helvetica Neue" w:hAnsi="Helvetica Neue"/>
           <w:color w:val="1F2937"/>
           <w:sz w:val="21"/>
           <w:szCs w:val="21"/>
@@ -2708,11 +2699,11 @@
           <w:ilvl w:val="0"/>
           <w:numId w:val="2"/>
         </w:numPr>
-        <w:spacing w:after="60"/>
-      </w:pPr>
-      <w:r>
-        <w:rPr>
-          <w:rFonts w:ascii="Calibri" w:cs="Calibri" w:eastAsia="Calibri" w:hAnsi="Calibri"/>
+        <w:spacing w:after="40" w:before="0" w:line="372" w:lineRule="auto"/>
+      </w:pPr>
+      <w:r>
+        <w:rPr>
+          <w:rFonts w:ascii="Helvetica Neue" w:cs="Helvetica Neue" w:eastAsia="Helvetica Neue" w:hAnsi="Helvetica Neue"/>
           <w:color w:val="1F2937"/>
           <w:sz w:val="21"/>
           <w:szCs w:val="21"/>
@@ -2721,7 +2712,7 @@
       </w:r>
       <w:r>
         <w:rPr>
-          <w:rFonts w:ascii="Calibri" w:cs="Calibri" w:eastAsia="Calibri" w:hAnsi="Calibri"/>
+          <w:rFonts w:ascii="Helvetica Neue" w:cs="Helvetica Neue" w:eastAsia="Helvetica Neue" w:hAnsi="Helvetica Neue"/>
           <w:b/>
           <w:bCs/>
           <w:color w:val="1F2937"/>
@@ -2732,7 +2723,7 @@
       </w:r>
       <w:r>
         <w:rPr>
-          <w:rFonts w:ascii="Calibri" w:cs="Calibri" w:eastAsia="Calibri" w:hAnsi="Calibri"/>
+          <w:rFonts w:ascii="Helvetica Neue" w:cs="Helvetica Neue" w:eastAsia="Helvetica Neue" w:hAnsi="Helvetica Neue"/>
           <w:color w:val="1F2937"/>
           <w:sz w:val="21"/>
           <w:szCs w:val="21"/>
@@ -2741,7 +2732,7 @@
       </w:r>
       <w:r>
         <w:rPr>
-          <w:rFonts w:ascii="Calibri" w:cs="Calibri" w:eastAsia="Calibri" w:hAnsi="Calibri"/>
+          <w:rFonts w:ascii="Helvetica Neue" w:cs="Helvetica Neue" w:eastAsia="Helvetica Neue" w:hAnsi="Helvetica Neue"/>
           <w:b/>
           <w:bCs/>
           <w:color w:val="1F2937"/>
@@ -2752,7 +2743,7 @@
       </w:r>
       <w:r>
         <w:rPr>
-          <w:rFonts w:ascii="Calibri" w:cs="Calibri" w:eastAsia="Calibri" w:hAnsi="Calibri"/>
+          <w:rFonts w:ascii="Helvetica Neue" w:cs="Helvetica Neue" w:eastAsia="Helvetica Neue" w:hAnsi="Helvetica Neue"/>
           <w:color w:val="1F2937"/>
           <w:sz w:val="21"/>
           <w:szCs w:val="21"/>
@@ -2761,7 +2752,7 @@
       </w:r>
       <w:r>
         <w:rPr>
-          <w:rFonts w:ascii="Calibri" w:cs="Calibri" w:eastAsia="Calibri" w:hAnsi="Calibri"/>
+          <w:rFonts w:ascii="Helvetica Neue" w:cs="Helvetica Neue" w:eastAsia="Helvetica Neue" w:hAnsi="Helvetica Neue"/>
           <w:b/>
           <w:bCs/>
           <w:color w:val="1F2937"/>
@@ -2772,7 +2763,7 @@
       </w:r>
       <w:r>
         <w:rPr>
-          <w:rFonts w:ascii="Calibri" w:cs="Calibri" w:eastAsia="Calibri" w:hAnsi="Calibri"/>
+          <w:rFonts w:ascii="Helvetica Neue" w:cs="Helvetica Neue" w:eastAsia="Helvetica Neue" w:hAnsi="Helvetica Neue"/>
           <w:color w:val="1F2937"/>
           <w:sz w:val="21"/>
           <w:szCs w:val="21"/>
@@ -2787,11 +2778,11 @@
           <w:ilvl w:val="0"/>
           <w:numId w:val="2"/>
         </w:numPr>
-        <w:spacing w:after="60"/>
-      </w:pPr>
-      <w:r>
-        <w:rPr>
-          <w:rFonts w:ascii="Calibri" w:cs="Calibri" w:eastAsia="Calibri" w:hAnsi="Calibri"/>
+        <w:spacing w:after="40" w:before="0" w:line="372" w:lineRule="auto"/>
+      </w:pPr>
+      <w:r>
+        <w:rPr>
+          <w:rFonts w:ascii="Helvetica Neue" w:cs="Helvetica Neue" w:eastAsia="Helvetica Neue" w:hAnsi="Helvetica Neue"/>
           <w:b/>
           <w:bCs/>
           <w:color w:val="1F2937"/>
@@ -2802,7 +2793,7 @@
       </w:r>
       <w:r>
         <w:rPr>
-          <w:rFonts w:ascii="Calibri" w:cs="Calibri" w:eastAsia="Calibri" w:hAnsi="Calibri"/>
+          <w:rFonts w:ascii="Helvetica Neue" w:cs="Helvetica Neue" w:eastAsia="Helvetica Neue" w:hAnsi="Helvetica Neue"/>
           <w:color w:val="1F2937"/>
           <w:sz w:val="21"/>
           <w:szCs w:val="21"/>
@@ -2817,11 +2808,11 @@
           <w:ilvl w:val="0"/>
           <w:numId w:val="2"/>
         </w:numPr>
-        <w:spacing w:after="60"/>
-      </w:pPr>
-      <w:r>
-        <w:rPr>
-          <w:rFonts w:ascii="Calibri" w:cs="Calibri" w:eastAsia="Calibri" w:hAnsi="Calibri"/>
+        <w:spacing w:after="40" w:before="0" w:line="372" w:lineRule="auto"/>
+      </w:pPr>
+      <w:r>
+        <w:rPr>
+          <w:rFonts w:ascii="Helvetica Neue" w:cs="Helvetica Neue" w:eastAsia="Helvetica Neue" w:hAnsi="Helvetica Neue"/>
           <w:color w:val="1F2937"/>
           <w:sz w:val="21"/>
           <w:szCs w:val="21"/>
@@ -2832,17 +2823,17 @@
     <w:p>
       <w:pPr>
         <w:pBdr>
-          <w:left w:val="single" w:color="93C5FD" w:sz="12" w:space="8"/>
+          <w:left w:val="single" w:color="93C5FD" w:sz="18" w:space="10"/>
         </w:pBdr>
-        <w:spacing w:after="120"/>
-      </w:pPr>
-      <w:r>
-        <w:rPr>
-          <w:rFonts w:ascii="Calibri" w:cs="Calibri" w:eastAsia="Calibri" w:hAnsi="Calibri"/>
-          <w:b/>
-          <w:bCs/>
-          <w:i/>
-          <w:iCs/>
+        <w:shd w:fill="F8FAFC" w:val="clear"/>
+        <w:spacing w:after="160" w:before="160" w:line="372" w:lineRule="auto"/>
+        <w:ind w:left="200"/>
+      </w:pPr>
+      <w:r>
+        <w:rPr>
+          <w:rFonts w:ascii="Helvetica Neue" w:cs="Helvetica Neue" w:eastAsia="Helvetica Neue" w:hAnsi="Helvetica Neue"/>
+          <w:b/>
+          <w:bCs/>
           <w:color w:val="334155"/>
           <w:sz w:val="21"/>
           <w:szCs w:val="21"/>
@@ -2851,9 +2842,7 @@
       </w:r>
       <w:r>
         <w:rPr>
-          <w:rFonts w:ascii="Calibri" w:cs="Calibri" w:eastAsia="Calibri" w:hAnsi="Calibri"/>
-          <w:i/>
-          <w:iCs/>
+          <w:rFonts w:ascii="Helvetica Neue" w:cs="Helvetica Neue" w:eastAsia="Helvetica Neue" w:hAnsi="Helvetica Neue"/>
           <w:color w:val="334155"/>
           <w:sz w:val="21"/>
           <w:szCs w:val="21"/>
@@ -2862,11 +2851,9 @@
       </w:r>
       <w:r>
         <w:rPr>
-          <w:rFonts w:ascii="Calibri" w:cs="Calibri" w:eastAsia="Calibri" w:hAnsi="Calibri"/>
-          <w:b/>
-          <w:bCs/>
-          <w:i/>
-          <w:iCs/>
+          <w:rFonts w:ascii="Helvetica Neue" w:cs="Helvetica Neue" w:eastAsia="Helvetica Neue" w:hAnsi="Helvetica Neue"/>
+          <w:b/>
+          <w:bCs/>
           <w:color w:val="334155"/>
           <w:sz w:val="21"/>
           <w:szCs w:val="21"/>
@@ -2875,9 +2862,7 @@
       </w:r>
       <w:r>
         <w:rPr>
-          <w:rFonts w:ascii="Calibri" w:cs="Calibri" w:eastAsia="Calibri" w:hAnsi="Calibri"/>
-          <w:i/>
-          <w:iCs/>
+          <w:rFonts w:ascii="Helvetica Neue" w:cs="Helvetica Neue" w:eastAsia="Helvetica Neue" w:hAnsi="Helvetica Neue"/>
           <w:color w:val="334155"/>
           <w:sz w:val="21"/>
           <w:szCs w:val="21"/>
@@ -2886,11 +2871,9 @@
       </w:r>
       <w:r>
         <w:rPr>
-          <w:rFonts w:ascii="Calibri" w:cs="Calibri" w:eastAsia="Calibri" w:hAnsi="Calibri"/>
-          <w:b/>
-          <w:bCs/>
-          <w:i/>
-          <w:iCs/>
+          <w:rFonts w:ascii="Helvetica Neue" w:cs="Helvetica Neue" w:eastAsia="Helvetica Neue" w:hAnsi="Helvetica Neue"/>
+          <w:b/>
+          <w:bCs/>
           <w:color w:val="334155"/>
           <w:sz w:val="21"/>
           <w:szCs w:val="21"/>
@@ -2899,9 +2882,7 @@
       </w:r>
       <w:r>
         <w:rPr>
-          <w:rFonts w:ascii="Calibri" w:cs="Calibri" w:eastAsia="Calibri" w:hAnsi="Calibri"/>
-          <w:i/>
-          <w:iCs/>
+          <w:rFonts w:ascii="Helvetica Neue" w:cs="Helvetica Neue" w:eastAsia="Helvetica Neue" w:hAnsi="Helvetica Neue"/>
           <w:color w:val="334155"/>
           <w:sz w:val="21"/>
           <w:szCs w:val="21"/>
@@ -2910,11 +2891,9 @@
       </w:r>
       <w:r>
         <w:rPr>
-          <w:rFonts w:ascii="Calibri" w:cs="Calibri" w:eastAsia="Calibri" w:hAnsi="Calibri"/>
-          <w:b/>
-          <w:bCs/>
-          <w:i/>
-          <w:iCs/>
+          <w:rFonts w:ascii="Helvetica Neue" w:cs="Helvetica Neue" w:eastAsia="Helvetica Neue" w:hAnsi="Helvetica Neue"/>
+          <w:b/>
+          <w:bCs/>
           <w:color w:val="334155"/>
           <w:sz w:val="21"/>
           <w:szCs w:val="21"/>
@@ -2923,9 +2902,7 @@
       </w:r>
       <w:r>
         <w:rPr>
-          <w:rFonts w:ascii="Calibri" w:cs="Calibri" w:eastAsia="Calibri" w:hAnsi="Calibri"/>
-          <w:i/>
-          <w:iCs/>
+          <w:rFonts w:ascii="Helvetica Neue" w:cs="Helvetica Neue" w:eastAsia="Helvetica Neue" w:hAnsi="Helvetica Neue"/>
           <w:color w:val="334155"/>
           <w:sz w:val="21"/>
           <w:szCs w:val="21"/>
@@ -2934,11 +2911,9 @@
       </w:r>
       <w:r>
         <w:rPr>
-          <w:rFonts w:ascii="Calibri" w:cs="Calibri" w:eastAsia="Calibri" w:hAnsi="Calibri"/>
-          <w:b/>
-          <w:bCs/>
-          <w:i/>
-          <w:iCs/>
+          <w:rFonts w:ascii="Helvetica Neue" w:cs="Helvetica Neue" w:eastAsia="Helvetica Neue" w:hAnsi="Helvetica Neue"/>
+          <w:b/>
+          <w:bCs/>
           <w:color w:val="334155"/>
           <w:sz w:val="21"/>
           <w:szCs w:val="21"/>
@@ -2947,9 +2922,7 @@
       </w:r>
       <w:r>
         <w:rPr>
-          <w:rFonts w:ascii="Calibri" w:cs="Calibri" w:eastAsia="Calibri" w:hAnsi="Calibri"/>
-          <w:i/>
-          <w:iCs/>
+          <w:rFonts w:ascii="Helvetica Neue" w:cs="Helvetica Neue" w:eastAsia="Helvetica Neue" w:hAnsi="Helvetica Neue"/>
           <w:color w:val="334155"/>
           <w:sz w:val="21"/>
           <w:szCs w:val="21"/>
@@ -2960,15 +2933,15 @@
     <w:p>
       <w:pPr>
         <w:pBdr>
-          <w:left w:val="single" w:color="93C5FD" w:sz="12" w:space="8"/>
+          <w:left w:val="single" w:color="93C5FD" w:sz="18" w:space="10"/>
         </w:pBdr>
-        <w:spacing w:after="120"/>
-      </w:pPr>
-      <w:r>
-        <w:rPr>
-          <w:rFonts w:ascii="Calibri" w:cs="Calibri" w:eastAsia="Calibri" w:hAnsi="Calibri"/>
-          <w:i/>
-          <w:iCs/>
+        <w:shd w:fill="F8FAFC" w:val="clear"/>
+        <w:spacing w:after="160" w:before="160" w:line="372" w:lineRule="auto"/>
+        <w:ind w:left="200"/>
+      </w:pPr>
+      <w:r>
+        <w:rPr>
+          <w:rFonts w:ascii="Helvetica Neue" w:cs="Helvetica Neue" w:eastAsia="Helvetica Neue" w:hAnsi="Helvetica Neue"/>
           <w:color w:val="334155"/>
           <w:sz w:val="21"/>
           <w:szCs w:val="21"/>
@@ -2977,11 +2950,9 @@
       </w:r>
       <w:r>
         <w:rPr>
-          <w:rFonts w:ascii="Calibri" w:cs="Calibri" w:eastAsia="Calibri" w:hAnsi="Calibri"/>
-          <w:b/>
-          <w:bCs/>
-          <w:i/>
-          <w:iCs/>
+          <w:rFonts w:ascii="Helvetica Neue" w:cs="Helvetica Neue" w:eastAsia="Helvetica Neue" w:hAnsi="Helvetica Neue"/>
+          <w:b/>
+          <w:bCs/>
           <w:color w:val="334155"/>
           <w:sz w:val="21"/>
           <w:szCs w:val="21"/>
@@ -2990,9 +2961,7 @@
       </w:r>
       <w:r>
         <w:rPr>
-          <w:rFonts w:ascii="Calibri" w:cs="Calibri" w:eastAsia="Calibri" w:hAnsi="Calibri"/>
-          <w:i/>
-          <w:iCs/>
+          <w:rFonts w:ascii="Helvetica Neue" w:cs="Helvetica Neue" w:eastAsia="Helvetica Neue" w:hAnsi="Helvetica Neue"/>
           <w:color w:val="334155"/>
           <w:sz w:val="21"/>
           <w:szCs w:val="21"/>
@@ -3001,11 +2970,9 @@
       </w:r>
       <w:r>
         <w:rPr>
-          <w:rFonts w:ascii="Calibri" w:cs="Calibri" w:eastAsia="Calibri" w:hAnsi="Calibri"/>
-          <w:b/>
-          <w:bCs/>
-          <w:i/>
-          <w:iCs/>
+          <w:rFonts w:ascii="Helvetica Neue" w:cs="Helvetica Neue" w:eastAsia="Helvetica Neue" w:hAnsi="Helvetica Neue"/>
+          <w:b/>
+          <w:bCs/>
           <w:color w:val="334155"/>
           <w:sz w:val="21"/>
           <w:szCs w:val="21"/>
@@ -3014,9 +2981,7 @@
       </w:r>
       <w:r>
         <w:rPr>
-          <w:rFonts w:ascii="Calibri" w:cs="Calibri" w:eastAsia="Calibri" w:hAnsi="Calibri"/>
-          <w:i/>
-          <w:iCs/>
+          <w:rFonts w:ascii="Helvetica Neue" w:cs="Helvetica Neue" w:eastAsia="Helvetica Neue" w:hAnsi="Helvetica Neue"/>
           <w:color w:val="334155"/>
           <w:sz w:val="21"/>
           <w:szCs w:val="21"/>
@@ -3031,11 +2996,11 @@
           <w:ilvl w:val="0"/>
           <w:numId w:val="1"/>
         </w:numPr>
-        <w:spacing w:after="60"/>
-      </w:pPr>
-      <w:r>
-        <w:rPr>
-          <w:rFonts w:ascii="Calibri" w:cs="Calibri" w:eastAsia="Calibri" w:hAnsi="Calibri"/>
+        <w:spacing w:after="40" w:before="0" w:line="372" w:lineRule="auto"/>
+      </w:pPr>
+      <w:r>
+        <w:rPr>
+          <w:rFonts w:ascii="Helvetica Neue" w:cs="Helvetica Neue" w:eastAsia="Helvetica Neue" w:hAnsi="Helvetica Neue"/>
           <w:color w:val="1F2937"/>
           <w:sz w:val="21"/>
           <w:szCs w:val="21"/>
@@ -3044,7 +3009,7 @@
       </w:r>
       <w:r>
         <w:rPr>
-          <w:rFonts w:ascii="Calibri" w:cs="Calibri" w:eastAsia="Calibri" w:hAnsi="Calibri"/>
+          <w:rFonts w:ascii="Helvetica Neue" w:cs="Helvetica Neue" w:eastAsia="Helvetica Neue" w:hAnsi="Helvetica Neue"/>
           <w:b/>
           <w:bCs/>
           <w:color w:val="1F2937"/>
@@ -3055,7 +3020,7 @@
       </w:r>
       <w:r>
         <w:rPr>
-          <w:rFonts w:ascii="Calibri" w:cs="Calibri" w:eastAsia="Calibri" w:hAnsi="Calibri"/>
+          <w:rFonts w:ascii="Helvetica Neue" w:cs="Helvetica Neue" w:eastAsia="Helvetica Neue" w:hAnsi="Helvetica Neue"/>
           <w:color w:val="1F2937"/>
           <w:sz w:val="21"/>
           <w:szCs w:val="21"/>
@@ -3064,7 +3029,7 @@
       </w:r>
       <w:r>
         <w:rPr>
-          <w:rFonts w:ascii="Calibri" w:cs="Calibri" w:eastAsia="Calibri" w:hAnsi="Calibri"/>
+          <w:rFonts w:ascii="Helvetica Neue" w:cs="Helvetica Neue" w:eastAsia="Helvetica Neue" w:hAnsi="Helvetica Neue"/>
           <w:b/>
           <w:bCs/>
           <w:color w:val="1F2937"/>
@@ -3075,7 +3040,7 @@
       </w:r>
       <w:r>
         <w:rPr>
-          <w:rFonts w:ascii="Calibri" w:cs="Calibri" w:eastAsia="Calibri" w:hAnsi="Calibri"/>
+          <w:rFonts w:ascii="Helvetica Neue" w:cs="Helvetica Neue" w:eastAsia="Helvetica Neue" w:hAnsi="Helvetica Neue"/>
           <w:color w:val="1F2937"/>
           <w:sz w:val="21"/>
           <w:szCs w:val="21"/>
@@ -3084,7 +3049,7 @@
       </w:r>
       <w:r>
         <w:rPr>
-          <w:rFonts w:ascii="Calibri" w:cs="Calibri" w:eastAsia="Calibri" w:hAnsi="Calibri"/>
+          <w:rFonts w:ascii="Helvetica Neue" w:cs="Helvetica Neue" w:eastAsia="Helvetica Neue" w:hAnsi="Helvetica Neue"/>
           <w:b/>
           <w:bCs/>
           <w:color w:val="1F2937"/>
@@ -3095,7 +3060,7 @@
       </w:r>
       <w:r>
         <w:rPr>
-          <w:rFonts w:ascii="Calibri" w:cs="Calibri" w:eastAsia="Calibri" w:hAnsi="Calibri"/>
+          <w:rFonts w:ascii="Helvetica Neue" w:cs="Helvetica Neue" w:eastAsia="Helvetica Neue" w:hAnsi="Helvetica Neue"/>
           <w:color w:val="1F2937"/>
           <w:sz w:val="21"/>
           <w:szCs w:val="21"/>
@@ -3110,11 +3075,11 @@
           <w:ilvl w:val="0"/>
           <w:numId w:val="1"/>
         </w:numPr>
-        <w:spacing w:after="60"/>
-      </w:pPr>
-      <w:r>
-        <w:rPr>
-          <w:rFonts w:ascii="Calibri" w:cs="Calibri" w:eastAsia="Calibri" w:hAnsi="Calibri"/>
+        <w:spacing w:after="40" w:before="0" w:line="372" w:lineRule="auto"/>
+      </w:pPr>
+      <w:r>
+        <w:rPr>
+          <w:rFonts w:ascii="Helvetica Neue" w:cs="Helvetica Neue" w:eastAsia="Helvetica Neue" w:hAnsi="Helvetica Neue"/>
           <w:color w:val="1F2937"/>
           <w:sz w:val="21"/>
           <w:szCs w:val="21"/>
@@ -3123,7 +3088,7 @@
       </w:r>
       <w:r>
         <w:rPr>
-          <w:rFonts w:ascii="Calibri" w:cs="Calibri" w:eastAsia="Calibri" w:hAnsi="Calibri"/>
+          <w:rFonts w:ascii="Helvetica Neue" w:cs="Helvetica Neue" w:eastAsia="Helvetica Neue" w:hAnsi="Helvetica Neue"/>
           <w:b/>
           <w:bCs/>
           <w:color w:val="1F2937"/>
@@ -3134,7 +3099,7 @@
       </w:r>
       <w:r>
         <w:rPr>
-          <w:rFonts w:ascii="Calibri" w:cs="Calibri" w:eastAsia="Calibri" w:hAnsi="Calibri"/>
+          <w:rFonts w:ascii="Helvetica Neue" w:cs="Helvetica Neue" w:eastAsia="Helvetica Neue" w:hAnsi="Helvetica Neue"/>
           <w:color w:val="1F2937"/>
           <w:sz w:val="21"/>
           <w:szCs w:val="21"/>
@@ -3149,11 +3114,11 @@
           <w:ilvl w:val="0"/>
           <w:numId w:val="1"/>
         </w:numPr>
-        <w:spacing w:after="60"/>
-      </w:pPr>
-      <w:r>
-        <w:rPr>
-          <w:rFonts w:ascii="Calibri" w:cs="Calibri" w:eastAsia="Calibri" w:hAnsi="Calibri"/>
+        <w:spacing w:after="40" w:before="0" w:line="372" w:lineRule="auto"/>
+      </w:pPr>
+      <w:r>
+        <w:rPr>
+          <w:rFonts w:ascii="Helvetica Neue" w:cs="Helvetica Neue" w:eastAsia="Helvetica Neue" w:hAnsi="Helvetica Neue"/>
           <w:color w:val="1F2937"/>
           <w:sz w:val="21"/>
           <w:szCs w:val="21"/>
@@ -3162,7 +3127,7 @@
       </w:r>
       <w:r>
         <w:rPr>
-          <w:rFonts w:ascii="Calibri" w:cs="Calibri" w:eastAsia="Calibri" w:hAnsi="Calibri"/>
+          <w:rFonts w:ascii="Helvetica Neue" w:cs="Helvetica Neue" w:eastAsia="Helvetica Neue" w:hAnsi="Helvetica Neue"/>
           <w:b/>
           <w:bCs/>
           <w:color w:val="1F2937"/>
@@ -3173,7 +3138,7 @@
       </w:r>
       <w:r>
         <w:rPr>
-          <w:rFonts w:ascii="Calibri" w:cs="Calibri" w:eastAsia="Calibri" w:hAnsi="Calibri"/>
+          <w:rFonts w:ascii="Helvetica Neue" w:cs="Helvetica Neue" w:eastAsia="Helvetica Neue" w:hAnsi="Helvetica Neue"/>
           <w:color w:val="1F2937"/>
           <w:sz w:val="21"/>
           <w:szCs w:val="21"/>
@@ -3182,7 +3147,7 @@
       </w:r>
       <w:r>
         <w:rPr>
-          <w:rFonts w:ascii="Calibri" w:cs="Calibri" w:eastAsia="Calibri" w:hAnsi="Calibri"/>
+          <w:rFonts w:ascii="Helvetica Neue" w:cs="Helvetica Neue" w:eastAsia="Helvetica Neue" w:hAnsi="Helvetica Neue"/>
           <w:b/>
           <w:bCs/>
           <w:color w:val="1F2937"/>
@@ -3193,7 +3158,7 @@
       </w:r>
       <w:r>
         <w:rPr>
-          <w:rFonts w:ascii="Calibri" w:cs="Calibri" w:eastAsia="Calibri" w:hAnsi="Calibri"/>
+          <w:rFonts w:ascii="Helvetica Neue" w:cs="Helvetica Neue" w:eastAsia="Helvetica Neue" w:hAnsi="Helvetica Neue"/>
           <w:color w:val="1F2937"/>
           <w:sz w:val="21"/>
           <w:szCs w:val="21"/>
@@ -3202,7 +3167,7 @@
       </w:r>
       <w:r>
         <w:rPr>
-          <w:rFonts w:ascii="Calibri" w:cs="Calibri" w:eastAsia="Calibri" w:hAnsi="Calibri"/>
+          <w:rFonts w:ascii="Helvetica Neue" w:cs="Helvetica Neue" w:eastAsia="Helvetica Neue" w:hAnsi="Helvetica Neue"/>
           <w:b/>
           <w:bCs/>
           <w:color w:val="1F2937"/>
@@ -3213,7 +3178,7 @@
       </w:r>
       <w:r>
         <w:rPr>
-          <w:rFonts w:ascii="Calibri" w:cs="Calibri" w:eastAsia="Calibri" w:hAnsi="Calibri"/>
+          <w:rFonts w:ascii="Helvetica Neue" w:cs="Helvetica Neue" w:eastAsia="Helvetica Neue" w:hAnsi="Helvetica Neue"/>
           <w:color w:val="1F2937"/>
           <w:sz w:val="21"/>
           <w:szCs w:val="21"/>
@@ -3224,19 +3189,23 @@
     <w:p>
       <w:pPr>
         <w:pBdr>
-          <w:bottom w:val="single" w:color="E2E8F0" w:sz="6"/>
+          <w:bottom w:val="single" w:color="E2E8F0" w:sz="6" w:space="0"/>
         </w:pBdr>
-        <w:spacing w:after="120" w:before="120"/>
+        <w:spacing w:after="280" w:before="280" w:line="372" w:lineRule="auto"/>
       </w:pPr>
     </w:p>
     <w:p>
       <w:pPr>
         <w:pStyle w:val="Heading2"/>
-        <w:spacing w:after="120" w:before="240"/>
-      </w:pPr>
-      <w:r>
-        <w:rPr>
-          <w:rFonts w:ascii="Calibri" w:cs="Calibri" w:eastAsia="Calibri" w:hAnsi="Calibri"/>
+        <w:keepNext/>
+        <w:pBdr>
+          <w:bottom w:val="single" w:color="DBEAFE" w:sz="6" w:space="3"/>
+        </w:pBdr>
+        <w:spacing w:after="120" w:before="400" w:line="372" w:lineRule="auto"/>
+      </w:pPr>
+      <w:r>
+        <w:rPr>
+          <w:rFonts w:ascii="Helvetica Neue" w:cs="Helvetica Neue" w:eastAsia="Helvetica Neue" w:hAnsi="Helvetica Neue"/>
           <w:b/>
           <w:bCs/>
           <w:color w:val="1E40AF"/>
@@ -3248,11 +3217,11 @@
     </w:p>
     <w:p>
       <w:pPr>
-        <w:spacing w:after="120"/>
-      </w:pPr>
-      <w:r>
-        <w:rPr>
-          <w:rFonts w:ascii="Calibri" w:cs="Calibri" w:eastAsia="Calibri" w:hAnsi="Calibri"/>
+        <w:spacing w:after="210" w:before="0" w:line="372" w:lineRule="auto"/>
+      </w:pPr>
+      <w:r>
+        <w:rPr>
+          <w:rFonts w:ascii="Helvetica Neue" w:cs="Helvetica Neue" w:eastAsia="Helvetica Neue" w:hAnsi="Helvetica Neue"/>
           <w:color w:val="1F2937"/>
           <w:sz w:val="21"/>
           <w:szCs w:val="21"/>
@@ -3261,7 +3230,7 @@
       </w:r>
       <w:r>
         <w:rPr>
-          <w:rFonts w:ascii="Calibri" w:cs="Calibri" w:eastAsia="Calibri" w:hAnsi="Calibri"/>
+          <w:rFonts w:ascii="Helvetica Neue" w:cs="Helvetica Neue" w:eastAsia="Helvetica Neue" w:hAnsi="Helvetica Neue"/>
           <w:b/>
           <w:bCs/>
           <w:color w:val="1F2937"/>
@@ -3272,7 +3241,7 @@
       </w:r>
       <w:r>
         <w:rPr>
-          <w:rFonts w:ascii="Calibri" w:cs="Calibri" w:eastAsia="Calibri" w:hAnsi="Calibri"/>
+          <w:rFonts w:ascii="Helvetica Neue" w:cs="Helvetica Neue" w:eastAsia="Helvetica Neue" w:hAnsi="Helvetica Neue"/>
           <w:color w:val="1F2937"/>
           <w:sz w:val="21"/>
           <w:szCs w:val="21"/>
@@ -3281,7 +3250,7 @@
       </w:r>
       <w:r>
         <w:rPr>
-          <w:rFonts w:ascii="Calibri" w:cs="Calibri" w:eastAsia="Calibri" w:hAnsi="Calibri"/>
+          <w:rFonts w:ascii="Helvetica Neue" w:cs="Helvetica Neue" w:eastAsia="Helvetica Neue" w:hAnsi="Helvetica Neue"/>
           <w:b/>
           <w:bCs/>
           <w:color w:val="1F2937"/>
@@ -3292,7 +3261,7 @@
       </w:r>
       <w:r>
         <w:rPr>
-          <w:rFonts w:ascii="Calibri" w:cs="Calibri" w:eastAsia="Calibri" w:hAnsi="Calibri"/>
+          <w:rFonts w:ascii="Helvetica Neue" w:cs="Helvetica Neue" w:eastAsia="Helvetica Neue" w:hAnsi="Helvetica Neue"/>
           <w:color w:val="1F2937"/>
           <w:sz w:val="21"/>
           <w:szCs w:val="21"/>
@@ -3307,11 +3276,11 @@
           <w:ilvl w:val="0"/>
           <w:numId w:val="1"/>
         </w:numPr>
-        <w:spacing w:after="60"/>
-      </w:pPr>
-      <w:r>
-        <w:rPr>
-          <w:rFonts w:ascii="Calibri" w:cs="Calibri" w:eastAsia="Calibri" w:hAnsi="Calibri"/>
+        <w:spacing w:after="40" w:before="0" w:line="372" w:lineRule="auto"/>
+      </w:pPr>
+      <w:r>
+        <w:rPr>
+          <w:rFonts w:ascii="Helvetica Neue" w:cs="Helvetica Neue" w:eastAsia="Helvetica Neue" w:hAnsi="Helvetica Neue"/>
           <w:color w:val="1F2937"/>
           <w:sz w:val="21"/>
           <w:szCs w:val="21"/>
@@ -3320,7 +3289,7 @@
       </w:r>
       <w:r>
         <w:rPr>
-          <w:rFonts w:ascii="Calibri" w:cs="Calibri" w:eastAsia="Calibri" w:hAnsi="Calibri"/>
+          <w:rFonts w:ascii="Helvetica Neue" w:cs="Helvetica Neue" w:eastAsia="Helvetica Neue" w:hAnsi="Helvetica Neue"/>
           <w:b/>
           <w:bCs/>
           <w:color w:val="1F2937"/>
@@ -3331,7 +3300,7 @@
       </w:r>
       <w:r>
         <w:rPr>
-          <w:rFonts w:ascii="Calibri" w:cs="Calibri" w:eastAsia="Calibri" w:hAnsi="Calibri"/>
+          <w:rFonts w:ascii="Helvetica Neue" w:cs="Helvetica Neue" w:eastAsia="Helvetica Neue" w:hAnsi="Helvetica Neue"/>
           <w:color w:val="1F2937"/>
           <w:sz w:val="21"/>
           <w:szCs w:val="21"/>
@@ -3340,7 +3309,7 @@
       </w:r>
       <w:r>
         <w:rPr>
-          <w:rFonts w:ascii="Calibri" w:cs="Calibri" w:eastAsia="Calibri" w:hAnsi="Calibri"/>
+          <w:rFonts w:ascii="Helvetica Neue" w:cs="Helvetica Neue" w:eastAsia="Helvetica Neue" w:hAnsi="Helvetica Neue"/>
           <w:b/>
           <w:bCs/>
           <w:color w:val="1F2937"/>
@@ -3351,7 +3320,7 @@
       </w:r>
       <w:r>
         <w:rPr>
-          <w:rFonts w:ascii="Calibri" w:cs="Calibri" w:eastAsia="Calibri" w:hAnsi="Calibri"/>
+          <w:rFonts w:ascii="Helvetica Neue" w:cs="Helvetica Neue" w:eastAsia="Helvetica Neue" w:hAnsi="Helvetica Neue"/>
           <w:color w:val="1F2937"/>
           <w:sz w:val="21"/>
           <w:szCs w:val="21"/>
@@ -3360,7 +3329,7 @@
       </w:r>
       <w:r>
         <w:rPr>
-          <w:rFonts w:ascii="Calibri" w:cs="Calibri" w:eastAsia="Calibri" w:hAnsi="Calibri"/>
+          <w:rFonts w:ascii="Helvetica Neue" w:cs="Helvetica Neue" w:eastAsia="Helvetica Neue" w:hAnsi="Helvetica Neue"/>
           <w:b/>
           <w:bCs/>
           <w:color w:val="1F2937"/>
@@ -3371,7 +3340,7 @@
       </w:r>
       <w:r>
         <w:rPr>
-          <w:rFonts w:ascii="Calibri" w:cs="Calibri" w:eastAsia="Calibri" w:hAnsi="Calibri"/>
+          <w:rFonts w:ascii="Helvetica Neue" w:cs="Helvetica Neue" w:eastAsia="Helvetica Neue" w:hAnsi="Helvetica Neue"/>
           <w:color w:val="1F2937"/>
           <w:sz w:val="21"/>
           <w:szCs w:val="21"/>
@@ -3386,11 +3355,11 @@
           <w:ilvl w:val="0"/>
           <w:numId w:val="1"/>
         </w:numPr>
-        <w:spacing w:after="60"/>
-      </w:pPr>
-      <w:r>
-        <w:rPr>
-          <w:rFonts w:ascii="Calibri" w:cs="Calibri" w:eastAsia="Calibri" w:hAnsi="Calibri"/>
+        <w:spacing w:after="40" w:before="0" w:line="372" w:lineRule="auto"/>
+      </w:pPr>
+      <w:r>
+        <w:rPr>
+          <w:rFonts w:ascii="Helvetica Neue" w:cs="Helvetica Neue" w:eastAsia="Helvetica Neue" w:hAnsi="Helvetica Neue"/>
           <w:color w:val="1F2937"/>
           <w:sz w:val="21"/>
           <w:szCs w:val="21"/>
@@ -3399,7 +3368,7 @@
       </w:r>
       <w:r>
         <w:rPr>
-          <w:rFonts w:ascii="Calibri" w:cs="Calibri" w:eastAsia="Calibri" w:hAnsi="Calibri"/>
+          <w:rFonts w:ascii="Helvetica Neue" w:cs="Helvetica Neue" w:eastAsia="Helvetica Neue" w:hAnsi="Helvetica Neue"/>
           <w:b/>
           <w:bCs/>
           <w:color w:val="1F2937"/>
@@ -3410,7 +3379,7 @@
       </w:r>
       <w:r>
         <w:rPr>
-          <w:rFonts w:ascii="Calibri" w:cs="Calibri" w:eastAsia="Calibri" w:hAnsi="Calibri"/>
+          <w:rFonts w:ascii="Helvetica Neue" w:cs="Helvetica Neue" w:eastAsia="Helvetica Neue" w:hAnsi="Helvetica Neue"/>
           <w:color w:val="1F2937"/>
           <w:sz w:val="21"/>
           <w:szCs w:val="21"/>
@@ -3425,11 +3394,11 @@
           <w:ilvl w:val="0"/>
           <w:numId w:val="1"/>
         </w:numPr>
-        <w:spacing w:after="60"/>
-      </w:pPr>
-      <w:r>
-        <w:rPr>
-          <w:rFonts w:ascii="Calibri" w:cs="Calibri" w:eastAsia="Calibri" w:hAnsi="Calibri"/>
+        <w:spacing w:after="40" w:before="0" w:line="372" w:lineRule="auto"/>
+      </w:pPr>
+      <w:r>
+        <w:rPr>
+          <w:rFonts w:ascii="Helvetica Neue" w:cs="Helvetica Neue" w:eastAsia="Helvetica Neue" w:hAnsi="Helvetica Neue"/>
           <w:color w:val="1F2937"/>
           <w:sz w:val="21"/>
           <w:szCs w:val="21"/>
@@ -3438,7 +3407,7 @@
       </w:r>
       <w:r>
         <w:rPr>
-          <w:rFonts w:ascii="Calibri" w:cs="Calibri" w:eastAsia="Calibri" w:hAnsi="Calibri"/>
+          <w:rFonts w:ascii="Helvetica Neue" w:cs="Helvetica Neue" w:eastAsia="Helvetica Neue" w:hAnsi="Helvetica Neue"/>
           <w:b/>
           <w:bCs/>
           <w:color w:val="1F2937"/>
@@ -3449,7 +3418,7 @@
       </w:r>
       <w:r>
         <w:rPr>
-          <w:rFonts w:ascii="Calibri" w:cs="Calibri" w:eastAsia="Calibri" w:hAnsi="Calibri"/>
+          <w:rFonts w:ascii="Helvetica Neue" w:cs="Helvetica Neue" w:eastAsia="Helvetica Neue" w:hAnsi="Helvetica Neue"/>
           <w:color w:val="1F2937"/>
           <w:sz w:val="21"/>
           <w:szCs w:val="21"/>
@@ -3458,7 +3427,7 @@
       </w:r>
       <w:r>
         <w:rPr>
-          <w:rFonts w:ascii="Calibri" w:cs="Calibri" w:eastAsia="Calibri" w:hAnsi="Calibri"/>
+          <w:rFonts w:ascii="Helvetica Neue" w:cs="Helvetica Neue" w:eastAsia="Helvetica Neue" w:hAnsi="Helvetica Neue"/>
           <w:b/>
           <w:bCs/>
           <w:color w:val="1F2937"/>
@@ -3469,7 +3438,7 @@
       </w:r>
       <w:r>
         <w:rPr>
-          <w:rFonts w:ascii="Calibri" w:cs="Calibri" w:eastAsia="Calibri" w:hAnsi="Calibri"/>
+          <w:rFonts w:ascii="Helvetica Neue" w:cs="Helvetica Neue" w:eastAsia="Helvetica Neue" w:hAnsi="Helvetica Neue"/>
           <w:color w:val="1F2937"/>
           <w:sz w:val="21"/>
           <w:szCs w:val="21"/>
@@ -3484,11 +3453,11 @@
           <w:ilvl w:val="0"/>
           <w:numId w:val="1"/>
         </w:numPr>
-        <w:spacing w:after="60"/>
-      </w:pPr>
-      <w:r>
-        <w:rPr>
-          <w:rFonts w:ascii="Calibri" w:cs="Calibri" w:eastAsia="Calibri" w:hAnsi="Calibri"/>
+        <w:spacing w:after="40" w:before="0" w:line="372" w:lineRule="auto"/>
+      </w:pPr>
+      <w:r>
+        <w:rPr>
+          <w:rFonts w:ascii="Helvetica Neue" w:cs="Helvetica Neue" w:eastAsia="Helvetica Neue" w:hAnsi="Helvetica Neue"/>
           <w:color w:val="1F2937"/>
           <w:sz w:val="21"/>
           <w:szCs w:val="21"/>
@@ -3497,7 +3466,7 @@
       </w:r>
       <w:r>
         <w:rPr>
-          <w:rFonts w:ascii="Calibri" w:cs="Calibri" w:eastAsia="Calibri" w:hAnsi="Calibri"/>
+          <w:rFonts w:ascii="Helvetica Neue" w:cs="Helvetica Neue" w:eastAsia="Helvetica Neue" w:hAnsi="Helvetica Neue"/>
           <w:b/>
           <w:bCs/>
           <w:color w:val="1F2937"/>
@@ -3508,7 +3477,7 @@
       </w:r>
       <w:r>
         <w:rPr>
-          <w:rFonts w:ascii="Calibri" w:cs="Calibri" w:eastAsia="Calibri" w:hAnsi="Calibri"/>
+          <w:rFonts w:ascii="Helvetica Neue" w:cs="Helvetica Neue" w:eastAsia="Helvetica Neue" w:hAnsi="Helvetica Neue"/>
           <w:color w:val="1F2937"/>
           <w:sz w:val="21"/>
           <w:szCs w:val="21"/>
@@ -3518,11 +3487,11 @@
     </w:p>
     <w:p>
       <w:pPr>
-        <w:spacing w:after="120"/>
-      </w:pPr>
-      <w:r>
-        <w:rPr>
-          <w:rFonts w:ascii="Calibri" w:cs="Calibri" w:eastAsia="Calibri" w:hAnsi="Calibri"/>
+        <w:spacing w:after="210" w:before="0" w:line="372" w:lineRule="auto"/>
+      </w:pPr>
+      <w:r>
+        <w:rPr>
+          <w:rFonts w:ascii="Helvetica Neue" w:cs="Helvetica Neue" w:eastAsia="Helvetica Neue" w:hAnsi="Helvetica Neue"/>
           <w:color w:val="1F2937"/>
           <w:sz w:val="21"/>
           <w:szCs w:val="21"/>
@@ -3533,19 +3502,23 @@
     <w:p>
       <w:pPr>
         <w:pBdr>
-          <w:bottom w:val="single" w:color="E2E8F0" w:sz="6"/>
+          <w:bottom w:val="single" w:color="E2E8F0" w:sz="6" w:space="0"/>
         </w:pBdr>
-        <w:spacing w:after="120" w:before="120"/>
+        <w:spacing w:after="280" w:before="280" w:line="372" w:lineRule="auto"/>
       </w:pPr>
     </w:p>
     <w:p>
       <w:pPr>
         <w:pStyle w:val="Heading2"/>
-        <w:spacing w:after="120" w:before="240"/>
-      </w:pPr>
-      <w:r>
-        <w:rPr>
-          <w:rFonts w:ascii="Calibri" w:cs="Calibri" w:eastAsia="Calibri" w:hAnsi="Calibri"/>
+        <w:keepNext/>
+        <w:pBdr>
+          <w:bottom w:val="single" w:color="DBEAFE" w:sz="6" w:space="3"/>
+        </w:pBdr>
+        <w:spacing w:after="120" w:before="400" w:line="372" w:lineRule="auto"/>
+      </w:pPr>
+      <w:r>
+        <w:rPr>
+          <w:rFonts w:ascii="Helvetica Neue" w:cs="Helvetica Neue" w:eastAsia="Helvetica Neue" w:hAnsi="Helvetica Neue"/>
           <w:b/>
           <w:bCs/>
           <w:color w:val="1E40AF"/>
@@ -3557,11 +3530,11 @@
     </w:p>
     <w:p>
       <w:pPr>
-        <w:spacing w:after="120"/>
-      </w:pPr>
-      <w:r>
-        <w:rPr>
-          <w:rFonts w:ascii="Calibri" w:cs="Calibri" w:eastAsia="Calibri" w:hAnsi="Calibri"/>
+        <w:spacing w:after="210" w:before="0" w:line="372" w:lineRule="auto"/>
+      </w:pPr>
+      <w:r>
+        <w:rPr>
+          <w:rFonts w:ascii="Helvetica Neue" w:cs="Helvetica Neue" w:eastAsia="Helvetica Neue" w:hAnsi="Helvetica Neue"/>
           <w:color w:val="1F2937"/>
           <w:sz w:val="21"/>
           <w:szCs w:val="21"/>
@@ -3570,7 +3543,7 @@
       </w:r>
       <w:r>
         <w:rPr>
-          <w:rFonts w:ascii="Calibri" w:cs="Calibri" w:eastAsia="Calibri" w:hAnsi="Calibri"/>
+          <w:rFonts w:ascii="Helvetica Neue" w:cs="Helvetica Neue" w:eastAsia="Helvetica Neue" w:hAnsi="Helvetica Neue"/>
           <w:b/>
           <w:bCs/>
           <w:color w:val="1F2937"/>
@@ -3581,7 +3554,7 @@
       </w:r>
       <w:r>
         <w:rPr>
-          <w:rFonts w:ascii="Calibri" w:cs="Calibri" w:eastAsia="Calibri" w:hAnsi="Calibri"/>
+          <w:rFonts w:ascii="Helvetica Neue" w:cs="Helvetica Neue" w:eastAsia="Helvetica Neue" w:hAnsi="Helvetica Neue"/>
           <w:color w:val="1F2937"/>
           <w:sz w:val="21"/>
           <w:szCs w:val="21"/>
@@ -3590,7 +3563,7 @@
       </w:r>
       <w:r>
         <w:rPr>
-          <w:rFonts w:ascii="Calibri" w:cs="Calibri" w:eastAsia="Calibri" w:hAnsi="Calibri"/>
+          <w:rFonts w:ascii="Helvetica Neue" w:cs="Helvetica Neue" w:eastAsia="Helvetica Neue" w:hAnsi="Helvetica Neue"/>
           <w:b/>
           <w:bCs/>
           <w:color w:val="1F2937"/>
@@ -3601,7 +3574,7 @@
       </w:r>
       <w:r>
         <w:rPr>
-          <w:rFonts w:ascii="Calibri" w:cs="Calibri" w:eastAsia="Calibri" w:hAnsi="Calibri"/>
+          <w:rFonts w:ascii="Helvetica Neue" w:cs="Helvetica Neue" w:eastAsia="Helvetica Neue" w:hAnsi="Helvetica Neue"/>
           <w:color w:val="1F2937"/>
           <w:sz w:val="21"/>
           <w:szCs w:val="21"/>
@@ -3616,11 +3589,11 @@
           <w:ilvl w:val="0"/>
           <w:numId w:val="2"/>
         </w:numPr>
-        <w:spacing w:after="60"/>
-      </w:pPr>
-      <w:r>
-        <w:rPr>
-          <w:rFonts w:ascii="Calibri" w:cs="Calibri" w:eastAsia="Calibri" w:hAnsi="Calibri"/>
+        <w:spacing w:after="40" w:before="0" w:line="372" w:lineRule="auto"/>
+      </w:pPr>
+      <w:r>
+        <w:rPr>
+          <w:rFonts w:ascii="Helvetica Neue" w:cs="Helvetica Neue" w:eastAsia="Helvetica Neue" w:hAnsi="Helvetica Neue"/>
           <w:color w:val="1F2937"/>
           <w:sz w:val="21"/>
           <w:szCs w:val="21"/>
@@ -3629,7 +3602,7 @@
       </w:r>
       <w:r>
         <w:rPr>
-          <w:rFonts w:ascii="Calibri" w:cs="Calibri" w:eastAsia="Calibri" w:hAnsi="Calibri"/>
+          <w:rFonts w:ascii="Helvetica Neue" w:cs="Helvetica Neue" w:eastAsia="Helvetica Neue" w:hAnsi="Helvetica Neue"/>
           <w:b/>
           <w:bCs/>
           <w:color w:val="1F2937"/>
@@ -3640,7 +3613,7 @@
       </w:r>
       <w:r>
         <w:rPr>
-          <w:rFonts w:ascii="Calibri" w:cs="Calibri" w:eastAsia="Calibri" w:hAnsi="Calibri"/>
+          <w:rFonts w:ascii="Helvetica Neue" w:cs="Helvetica Neue" w:eastAsia="Helvetica Neue" w:hAnsi="Helvetica Neue"/>
           <w:color w:val="1F2937"/>
           <w:sz w:val="21"/>
           <w:szCs w:val="21"/>
@@ -3649,7 +3622,7 @@
       </w:r>
       <w:r>
         <w:rPr>
-          <w:rFonts w:ascii="Calibri" w:cs="Calibri" w:eastAsia="Calibri" w:hAnsi="Calibri"/>
+          <w:rFonts w:ascii="Helvetica Neue" w:cs="Helvetica Neue" w:eastAsia="Helvetica Neue" w:hAnsi="Helvetica Neue"/>
           <w:b/>
           <w:bCs/>
           <w:color w:val="1F2937"/>
@@ -3660,7 +3633,7 @@
       </w:r>
       <w:r>
         <w:rPr>
-          <w:rFonts w:ascii="Calibri" w:cs="Calibri" w:eastAsia="Calibri" w:hAnsi="Calibri"/>
+          <w:rFonts w:ascii="Helvetica Neue" w:cs="Helvetica Neue" w:eastAsia="Helvetica Neue" w:hAnsi="Helvetica Neue"/>
           <w:color w:val="1F2937"/>
           <w:sz w:val="21"/>
           <w:szCs w:val="21"/>
@@ -3669,7 +3642,7 @@
       </w:r>
       <w:r>
         <w:rPr>
-          <w:rFonts w:ascii="Calibri" w:cs="Calibri" w:eastAsia="Calibri" w:hAnsi="Calibri"/>
+          <w:rFonts w:ascii="Helvetica Neue" w:cs="Helvetica Neue" w:eastAsia="Helvetica Neue" w:hAnsi="Helvetica Neue"/>
           <w:b/>
           <w:bCs/>
           <w:color w:val="1F2937"/>
@@ -3680,7 +3653,7 @@
       </w:r>
       <w:r>
         <w:rPr>
-          <w:rFonts w:ascii="Calibri" w:cs="Calibri" w:eastAsia="Calibri" w:hAnsi="Calibri"/>
+          <w:rFonts w:ascii="Helvetica Neue" w:cs="Helvetica Neue" w:eastAsia="Helvetica Neue" w:hAnsi="Helvetica Neue"/>
           <w:color w:val="1F2937"/>
           <w:sz w:val="21"/>
           <w:szCs w:val="21"/>
@@ -3695,11 +3668,11 @@
           <w:ilvl w:val="0"/>
           <w:numId w:val="2"/>
         </w:numPr>
-        <w:spacing w:after="60"/>
-      </w:pPr>
-      <w:r>
-        <w:rPr>
-          <w:rFonts w:ascii="Calibri" w:cs="Calibri" w:eastAsia="Calibri" w:hAnsi="Calibri"/>
+        <w:spacing w:after="40" w:before="0" w:line="372" w:lineRule="auto"/>
+      </w:pPr>
+      <w:r>
+        <w:rPr>
+          <w:rFonts w:ascii="Helvetica Neue" w:cs="Helvetica Neue" w:eastAsia="Helvetica Neue" w:hAnsi="Helvetica Neue"/>
           <w:color w:val="1F2937"/>
           <w:sz w:val="21"/>
           <w:szCs w:val="21"/>
@@ -3708,7 +3681,7 @@
       </w:r>
       <w:r>
         <w:rPr>
-          <w:rFonts w:ascii="Calibri" w:cs="Calibri" w:eastAsia="Calibri" w:hAnsi="Calibri"/>
+          <w:rFonts w:ascii="Helvetica Neue" w:cs="Helvetica Neue" w:eastAsia="Helvetica Neue" w:hAnsi="Helvetica Neue"/>
           <w:b/>
           <w:bCs/>
           <w:color w:val="1F2937"/>
@@ -3719,7 +3692,7 @@
       </w:r>
       <w:r>
         <w:rPr>
-          <w:rFonts w:ascii="Calibri" w:cs="Calibri" w:eastAsia="Calibri" w:hAnsi="Calibri"/>
+          <w:rFonts w:ascii="Helvetica Neue" w:cs="Helvetica Neue" w:eastAsia="Helvetica Neue" w:hAnsi="Helvetica Neue"/>
           <w:color w:val="1F2937"/>
           <w:sz w:val="21"/>
           <w:szCs w:val="21"/>
@@ -3734,11 +3707,11 @@
           <w:ilvl w:val="0"/>
           <w:numId w:val="2"/>
         </w:numPr>
-        <w:spacing w:after="60"/>
-      </w:pPr>
-      <w:r>
-        <w:rPr>
-          <w:rFonts w:ascii="Calibri" w:cs="Calibri" w:eastAsia="Calibri" w:hAnsi="Calibri"/>
+        <w:spacing w:after="40" w:before="0" w:line="372" w:lineRule="auto"/>
+      </w:pPr>
+      <w:r>
+        <w:rPr>
+          <w:rFonts w:ascii="Helvetica Neue" w:cs="Helvetica Neue" w:eastAsia="Helvetica Neue" w:hAnsi="Helvetica Neue"/>
           <w:color w:val="1F2937"/>
           <w:sz w:val="21"/>
           <w:szCs w:val="21"/>
@@ -3747,7 +3720,7 @@
       </w:r>
       <w:r>
         <w:rPr>
-          <w:rFonts w:ascii="Calibri" w:cs="Calibri" w:eastAsia="Calibri" w:hAnsi="Calibri"/>
+          <w:rFonts w:ascii="Helvetica Neue" w:cs="Helvetica Neue" w:eastAsia="Helvetica Neue" w:hAnsi="Helvetica Neue"/>
           <w:b/>
           <w:bCs/>
           <w:color w:val="1F2937"/>
@@ -3758,7 +3731,7 @@
       </w:r>
       <w:r>
         <w:rPr>
-          <w:rFonts w:ascii="Calibri" w:cs="Calibri" w:eastAsia="Calibri" w:hAnsi="Calibri"/>
+          <w:rFonts w:ascii="Helvetica Neue" w:cs="Helvetica Neue" w:eastAsia="Helvetica Neue" w:hAnsi="Helvetica Neue"/>
           <w:color w:val="1F2937"/>
           <w:sz w:val="21"/>
           <w:szCs w:val="21"/>
@@ -3767,7 +3740,7 @@
       </w:r>
       <w:r>
         <w:rPr>
-          <w:rFonts w:ascii="Calibri" w:cs="Calibri" w:eastAsia="Calibri" w:hAnsi="Calibri"/>
+          <w:rFonts w:ascii="Helvetica Neue" w:cs="Helvetica Neue" w:eastAsia="Helvetica Neue" w:hAnsi="Helvetica Neue"/>
           <w:i/>
           <w:iCs/>
           <w:color w:val="1F2937"/>
@@ -3778,7 +3751,7 @@
       </w:r>
       <w:r>
         <w:rPr>
-          <w:rFonts w:ascii="Calibri" w:cs="Calibri" w:eastAsia="Calibri" w:hAnsi="Calibri"/>
+          <w:rFonts w:ascii="Helvetica Neue" w:cs="Helvetica Neue" w:eastAsia="Helvetica Neue" w:hAnsi="Helvetica Neue"/>
           <w:color w:val="1F2937"/>
           <w:sz w:val="21"/>
           <w:szCs w:val="21"/>
@@ -3787,7 +3760,7 @@
       </w:r>
       <w:r>
         <w:rPr>
-          <w:rFonts w:ascii="Calibri" w:cs="Calibri" w:eastAsia="Calibri" w:hAnsi="Calibri"/>
+          <w:rFonts w:ascii="Helvetica Neue" w:cs="Helvetica Neue" w:eastAsia="Helvetica Neue" w:hAnsi="Helvetica Neue"/>
           <w:i/>
           <w:iCs/>
           <w:color w:val="1F2937"/>
@@ -3798,7 +3771,7 @@
       </w:r>
       <w:r>
         <w:rPr>
-          <w:rFonts w:ascii="Calibri" w:cs="Calibri" w:eastAsia="Calibri" w:hAnsi="Calibri"/>
+          <w:rFonts w:ascii="Helvetica Neue" w:cs="Helvetica Neue" w:eastAsia="Helvetica Neue" w:hAnsi="Helvetica Neue"/>
           <w:color w:val="1F2937"/>
           <w:sz w:val="21"/>
           <w:szCs w:val="21"/>
@@ -3809,178 +3782,174 @@
     <w:p>
       <w:pPr>
         <w:pBdr>
-          <w:left w:val="single" w:color="93C5FD" w:sz="12" w:space="8"/>
+          <w:left w:val="single" w:color="93C5FD" w:sz="18" w:space="10"/>
         </w:pBdr>
-        <w:spacing w:after="120"/>
-      </w:pPr>
-      <w:r>
-        <w:rPr>
-          <w:rFonts w:ascii="Calibri" w:cs="Calibri" w:eastAsia="Calibri" w:hAnsi="Calibri"/>
+        <w:shd w:fill="F8FAFC" w:val="clear"/>
+        <w:spacing w:after="160" w:before="160" w:line="372" w:lineRule="auto"/>
+        <w:ind w:left="200"/>
+      </w:pPr>
+      <w:r>
+        <w:rPr>
+          <w:rFonts w:ascii="Helvetica Neue" w:cs="Helvetica Neue" w:eastAsia="Helvetica Neue" w:hAnsi="Helvetica Neue"/>
+          <w:color w:val="334155"/>
+          <w:sz w:val="21"/>
+          <w:szCs w:val="21"/>
+        </w:rPr>
+        <w:t xml:space="preserve">Tu ne vois dans cette liste que </w:t>
+      </w:r>
+      <w:r>
+        <w:rPr>
+          <w:rFonts w:ascii="Helvetica Neue" w:cs="Helvetica Neue" w:eastAsia="Helvetica Neue" w:hAnsi="Helvetica Neue"/>
+          <w:b/>
+          <w:bCs/>
+          <w:color w:val="334155"/>
+          <w:sz w:val="21"/>
+          <w:szCs w:val="21"/>
+        </w:rPr>
+        <w:t xml:space="preserve">les repas auxquels tu as toi-même droit</w:t>
+      </w:r>
+      <w:r>
+        <w:rPr>
+          <w:rFonts w:ascii="Helvetica Neue" w:cs="Helvetica Neue" w:eastAsia="Helvetica Neue" w:hAnsi="Helvetica Neue"/>
+          <w:color w:val="334155"/>
+          <w:sz w:val="21"/>
+          <w:szCs w:val="21"/>
+        </w:rPr>
+        <w:t xml:space="preserve"> : si le pique-nique ne t'est pas proposé, tu ne peux pas non plus y inscrire ton invité.</w:t>
+      </w:r>
+    </w:p>
+    <w:p>
+      <w:pPr>
+        <w:spacing w:after="210" w:before="0" w:line="372" w:lineRule="auto"/>
+      </w:pPr>
+      <w:r>
+        <w:rPr>
+          <w:rFonts w:ascii="Helvetica Neue" w:cs="Helvetica Neue" w:eastAsia="Helvetica Neue" w:hAnsi="Helvetica Neue"/>
+          <w:color w:val="1F2937"/>
+          <w:sz w:val="21"/>
+          <w:szCs w:val="21"/>
+        </w:rPr>
+        <w:t xml:space="preserve">L'invité·e est ajouté·e au décompte des couverts de cette option. Sa présence est comptabilisée dans </w:t>
+      </w:r>
+      <w:r>
+        <w:rPr>
+          <w:rFonts w:ascii="Helvetica Neue" w:cs="Helvetica Neue" w:eastAsia="Helvetica Neue" w:hAnsi="Helvetica Neue"/>
+          <w:b/>
+          <w:bCs/>
+          <w:color w:val="1F2937"/>
+          <w:sz w:val="21"/>
+          <w:szCs w:val="21"/>
+        </w:rPr>
+        <w:t xml:space="preserve">tes</w:t>
+      </w:r>
+      <w:r>
+        <w:rPr>
+          <w:rFonts w:ascii="Helvetica Neue" w:cs="Helvetica Neue" w:eastAsia="Helvetica Neue" w:hAnsi="Helvetica Neue"/>
+          <w:color w:val="1F2937"/>
+          <w:sz w:val="21"/>
+          <w:szCs w:val="21"/>
+        </w:rPr>
+        <w:t xml:space="preserve"> repas.</w:t>
+      </w:r>
+    </w:p>
+    <w:p>
+      <w:pPr>
+        <w:spacing w:after="210" w:before="0" w:line="372" w:lineRule="auto"/>
+      </w:pPr>
+      <w:r>
+        <w:rPr>
+          <w:rFonts w:ascii="Helvetica Neue" w:cs="Helvetica Neue" w:eastAsia="Helvetica Neue" w:hAnsi="Helvetica Neue"/>
+          <w:color w:val="1F2937"/>
+          <w:sz w:val="21"/>
+          <w:szCs w:val="21"/>
+        </w:rPr>
+        <w:t xml:space="preserve">Dans la rubrique </w:t>
+      </w:r>
+      <w:r>
+        <w:rPr>
+          <w:rFonts w:ascii="Helvetica Neue" w:cs="Helvetica Neue" w:eastAsia="Helvetica Neue" w:hAnsi="Helvetica Neue"/>
+          <w:b/>
+          <w:bCs/>
+          <w:color w:val="1F2937"/>
+          <w:sz w:val="21"/>
+          <w:szCs w:val="21"/>
+        </w:rPr>
+        <w:t xml:space="preserve">« Mes invités »</w:t>
+      </w:r>
+      <w:r>
+        <w:rPr>
+          <w:rFonts w:ascii="Helvetica Neue" w:cs="Helvetica Neue" w:eastAsia="Helvetica Neue" w:hAnsi="Helvetica Neue"/>
+          <w:color w:val="1F2937"/>
+          <w:sz w:val="21"/>
+          <w:szCs w:val="21"/>
+        </w:rPr>
+        <w:t xml:space="preserve"> (sur </w:t>
+      </w:r>
+      <w:r>
+        <w:rPr>
+          <w:rFonts w:ascii="Helvetica Neue" w:cs="Helvetica Neue" w:eastAsia="Helvetica Neue" w:hAnsi="Helvetica Neue"/>
           <w:i/>
           <w:iCs/>
-          <w:color w:val="334155"/>
-          <w:sz w:val="21"/>
-          <w:szCs w:val="21"/>
-        </w:rPr>
-        <w:t xml:space="preserve">Tu ne vois dans cette liste que </w:t>
-      </w:r>
-      <w:r>
-        <w:rPr>
-          <w:rFonts w:ascii="Calibri" w:cs="Calibri" w:eastAsia="Calibri" w:hAnsi="Calibri"/>
-          <w:b/>
-          <w:bCs/>
+          <w:color w:val="1F2937"/>
+          <w:sz w:val="21"/>
+          <w:szCs w:val="21"/>
+        </w:rPr>
+        <w:t xml:space="preserve">Repas de la semaine</w:t>
+      </w:r>
+      <w:r>
+        <w:rPr>
+          <w:rFonts w:ascii="Helvetica Neue" w:cs="Helvetica Neue" w:eastAsia="Helvetica Neue" w:hAnsi="Helvetica Neue"/>
+          <w:color w:val="1F2937"/>
+          <w:sz w:val="21"/>
+          <w:szCs w:val="21"/>
+        </w:rPr>
+        <w:t xml:space="preserve"> </w:t>
+      </w:r>
+      <w:r>
+        <w:rPr>
+          <w:rFonts w:ascii="Helvetica Neue" w:cs="Helvetica Neue" w:eastAsia="Helvetica Neue" w:hAnsi="Helvetica Neue"/>
+          <w:b/>
+          <w:bCs/>
+          <w:color w:val="1F2937"/>
+          <w:sz w:val="21"/>
+          <w:szCs w:val="21"/>
+        </w:rPr>
+        <w:t xml:space="preserve">comme sur l'Accueil</w:t>
+      </w:r>
+      <w:r>
+        <w:rPr>
+          <w:rFonts w:ascii="Helvetica Neue" w:cs="Helvetica Neue" w:eastAsia="Helvetica Neue" w:hAnsi="Helvetica Neue"/>
+          <w:color w:val="1F2937"/>
+          <w:sz w:val="21"/>
+          <w:szCs w:val="21"/>
+        </w:rPr>
+        <w:t xml:space="preserve">), chaque invité est affiché avec son </w:t>
+      </w:r>
+      <w:r>
+        <w:rPr>
+          <w:rFonts w:ascii="Helvetica Neue" w:cs="Helvetica Neue" w:eastAsia="Helvetica Neue" w:hAnsi="Helvetica Neue"/>
+          <w:b/>
+          <w:bCs/>
+          <w:color w:val="1F2937"/>
+          <w:sz w:val="21"/>
+          <w:szCs w:val="21"/>
+        </w:rPr>
+        <w:t xml:space="preserve">service et son option</w:t>
+      </w:r>
+      <w:r>
+        <w:rPr>
+          <w:rFonts w:ascii="Helvetica Neue" w:cs="Helvetica Neue" w:eastAsia="Helvetica Neue" w:hAnsi="Helvetica Neue"/>
+          <w:color w:val="1F2937"/>
+          <w:sz w:val="21"/>
+          <w:szCs w:val="21"/>
+        </w:rPr>
+        <w:t xml:space="preserve"> (ex. </w:t>
+      </w:r>
+      <w:r>
+        <w:rPr>
+          <w:rFonts w:ascii="Helvetica Neue" w:cs="Helvetica Neue" w:eastAsia="Helvetica Neue" w:hAnsi="Helvetica Neue"/>
           <w:i/>
           <w:iCs/>
-          <w:color w:val="334155"/>
-          <w:sz w:val="21"/>
-          <w:szCs w:val="21"/>
-        </w:rPr>
-        <w:t xml:space="preserve">les repas auxquels tu as toi-même droit</w:t>
-      </w:r>
-      <w:r>
-        <w:rPr>
-          <w:rFonts w:ascii="Calibri" w:cs="Calibri" w:eastAsia="Calibri" w:hAnsi="Calibri"/>
-          <w:i/>
-          <w:iCs/>
-          <w:color w:val="334155"/>
-          <w:sz w:val="21"/>
-          <w:szCs w:val="21"/>
-        </w:rPr>
-        <w:t xml:space="preserve"> : si le pique-nique ne t'est pas proposé, tu ne peux pas non plus y inscrire ton invité.</w:t>
-      </w:r>
-    </w:p>
-    <w:p>
-      <w:pPr>
-        <w:spacing w:after="120"/>
-      </w:pPr>
-      <w:r>
-        <w:rPr>
-          <w:rFonts w:ascii="Calibri" w:cs="Calibri" w:eastAsia="Calibri" w:hAnsi="Calibri"/>
-          <w:color w:val="1F2937"/>
-          <w:sz w:val="21"/>
-          <w:szCs w:val="21"/>
-        </w:rPr>
-        <w:t xml:space="preserve">L'invité·e est ajouté·e au décompte des couverts de cette option. Sa présence est comptabilisée dans </w:t>
-      </w:r>
-      <w:r>
-        <w:rPr>
-          <w:rFonts w:ascii="Calibri" w:cs="Calibri" w:eastAsia="Calibri" w:hAnsi="Calibri"/>
-          <w:b/>
-          <w:bCs/>
-          <w:color w:val="1F2937"/>
-          <w:sz w:val="21"/>
-          <w:szCs w:val="21"/>
-        </w:rPr>
-        <w:t xml:space="preserve">tes</w:t>
-      </w:r>
-      <w:r>
-        <w:rPr>
-          <w:rFonts w:ascii="Calibri" w:cs="Calibri" w:eastAsia="Calibri" w:hAnsi="Calibri"/>
-          <w:color w:val="1F2937"/>
-          <w:sz w:val="21"/>
-          <w:szCs w:val="21"/>
-        </w:rPr>
-        <w:t xml:space="preserve"> repas.</w:t>
-      </w:r>
-    </w:p>
-    <w:p>
-      <w:pPr>
-        <w:spacing w:after="120"/>
-      </w:pPr>
-      <w:r>
-        <w:rPr>
-          <w:rFonts w:ascii="Calibri" w:cs="Calibri" w:eastAsia="Calibri" w:hAnsi="Calibri"/>
-          <w:color w:val="1F2937"/>
-          <w:sz w:val="21"/>
-          <w:szCs w:val="21"/>
-        </w:rPr>
-        <w:t xml:space="preserve">Dans la rubrique </w:t>
-      </w:r>
-      <w:r>
-        <w:rPr>
-          <w:rFonts w:ascii="Calibri" w:cs="Calibri" w:eastAsia="Calibri" w:hAnsi="Calibri"/>
-          <w:b/>
-          <w:bCs/>
-          <w:color w:val="1F2937"/>
-          <w:sz w:val="21"/>
-          <w:szCs w:val="21"/>
-        </w:rPr>
-        <w:t xml:space="preserve">« Mes invités »</w:t>
-      </w:r>
-      <w:r>
-        <w:rPr>
-          <w:rFonts w:ascii="Calibri" w:cs="Calibri" w:eastAsia="Calibri" w:hAnsi="Calibri"/>
-          <w:color w:val="1F2937"/>
-          <w:sz w:val="21"/>
-          <w:szCs w:val="21"/>
-        </w:rPr>
-        <w:t xml:space="preserve"> (sur </w:t>
-      </w:r>
-      <w:r>
-        <w:rPr>
-          <w:rFonts w:ascii="Calibri" w:cs="Calibri" w:eastAsia="Calibri" w:hAnsi="Calibri"/>
-          <w:i/>
-          <w:iCs/>
-          <w:color w:val="1F2937"/>
-          <w:sz w:val="21"/>
-          <w:szCs w:val="21"/>
-        </w:rPr>
-        <w:t xml:space="preserve">Repas de la semaine</w:t>
-      </w:r>
-      <w:r>
-        <w:rPr>
-          <w:rFonts w:ascii="Calibri" w:cs="Calibri" w:eastAsia="Calibri" w:hAnsi="Calibri"/>
-          <w:color w:val="1F2937"/>
-          <w:sz w:val="21"/>
-          <w:szCs w:val="21"/>
-        </w:rPr>
-        <w:t xml:space="preserve"> </w:t>
-      </w:r>
-      <w:r>
-        <w:rPr>
-          <w:rFonts w:ascii="Calibri" w:cs="Calibri" w:eastAsia="Calibri" w:hAnsi="Calibri"/>
-          <w:b/>
-          <w:bCs/>
-          <w:color w:val="1F2937"/>
-          <w:sz w:val="21"/>
-          <w:szCs w:val="21"/>
-        </w:rPr>
-        <w:t xml:space="preserve">comme sur l'Accueil</w:t>
-      </w:r>
-      <w:r>
-        <w:rPr>
-          <w:rFonts w:ascii="Calibri" w:cs="Calibri" w:eastAsia="Calibri" w:hAnsi="Calibri"/>
-          <w:color w:val="1F2937"/>
-          <w:sz w:val="21"/>
-          <w:szCs w:val="21"/>
-        </w:rPr>
-        <w:t xml:space="preserve">), chaque invité est affiché avec son </w:t>
-      </w:r>
-      <w:r>
-        <w:rPr>
-          <w:rFonts w:ascii="Calibri" w:cs="Calibri" w:eastAsia="Calibri" w:hAnsi="Calibri"/>
-          <w:b/>
-          <w:bCs/>
-          <w:color w:val="1F2937"/>
-          <w:sz w:val="21"/>
-          <w:szCs w:val="21"/>
-        </w:rPr>
-        <w:t xml:space="preserve">service et son option</w:t>
-      </w:r>
-      <w:r>
-        <w:rPr>
-          <w:rFonts w:ascii="Calibri" w:cs="Calibri" w:eastAsia="Calibri" w:hAnsi="Calibri"/>
-          <w:color w:val="1F2937"/>
-          <w:sz w:val="21"/>
-          <w:szCs w:val="21"/>
-        </w:rPr>
-        <w:t xml:space="preserve"> (ex. </w:t>
-      </w:r>
-      <w:r>
-        <w:rPr>
-          <w:rFonts w:ascii="Calibri" w:cs="Calibri" w:eastAsia="Calibri" w:hAnsi="Calibri"/>
-          <w:i/>
-          <w:iCs/>
           <w:color w:val="1F2937"/>
           <w:sz w:val="21"/>
           <w:szCs w:val="21"/>
@@ -3989,7 +3958,7 @@
       </w:r>
       <w:r>
         <w:rPr>
-          <w:rFonts w:ascii="Calibri" w:cs="Calibri" w:eastAsia="Calibri" w:hAnsi="Calibri"/>
+          <w:rFonts w:ascii="Helvetica Neue" w:cs="Helvetica Neue" w:eastAsia="Helvetica Neue" w:hAnsi="Helvetica Neue"/>
           <w:color w:val="1F2937"/>
           <w:sz w:val="21"/>
           <w:szCs w:val="21"/>
@@ -3998,7 +3967,7 @@
       </w:r>
       <w:r>
         <w:rPr>
-          <w:rFonts w:ascii="Calibri" w:cs="Calibri" w:eastAsia="Calibri" w:hAnsi="Calibri"/>
+          <w:rFonts w:ascii="Helvetica Neue" w:cs="Helvetica Neue" w:eastAsia="Helvetica Neue" w:hAnsi="Helvetica Neue"/>
           <w:b/>
           <w:bCs/>
           <w:color w:val="1F2937"/>
@@ -4009,7 +3978,7 @@
       </w:r>
       <w:r>
         <w:rPr>
-          <w:rFonts w:ascii="Calibri" w:cs="Calibri" w:eastAsia="Calibri" w:hAnsi="Calibri"/>
+          <w:rFonts w:ascii="Helvetica Neue" w:cs="Helvetica Neue" w:eastAsia="Helvetica Neue" w:hAnsi="Helvetica Neue"/>
           <w:color w:val="1F2937"/>
           <w:sz w:val="21"/>
           <w:szCs w:val="21"/>
@@ -4018,7 +3987,7 @@
       </w:r>
       <w:r>
         <w:rPr>
-          <w:rFonts w:ascii="Calibri" w:cs="Calibri" w:eastAsia="Calibri" w:hAnsi="Calibri"/>
+          <w:rFonts w:ascii="Helvetica Neue" w:cs="Helvetica Neue" w:eastAsia="Helvetica Neue" w:hAnsi="Helvetica Neue"/>
           <w:b/>
           <w:bCs/>
           <w:color w:val="1F2937"/>
@@ -4029,7 +3998,7 @@
       </w:r>
       <w:r>
         <w:rPr>
-          <w:rFonts w:ascii="Calibri" w:cs="Calibri" w:eastAsia="Calibri" w:hAnsi="Calibri"/>
+          <w:rFonts w:ascii="Helvetica Neue" w:cs="Helvetica Neue" w:eastAsia="Helvetica Neue" w:hAnsi="Helvetica Neue"/>
           <w:color w:val="1F2937"/>
           <w:sz w:val="21"/>
           <w:szCs w:val="21"/>
@@ -4040,19 +4009,23 @@
     <w:p>
       <w:pPr>
         <w:pBdr>
-          <w:bottom w:val="single" w:color="E2E8F0" w:sz="6"/>
+          <w:bottom w:val="single" w:color="E2E8F0" w:sz="6" w:space="0"/>
         </w:pBdr>
-        <w:spacing w:after="120" w:before="120"/>
+        <w:spacing w:after="280" w:before="280" w:line="372" w:lineRule="auto"/>
       </w:pPr>
     </w:p>
     <w:p>
       <w:pPr>
         <w:pStyle w:val="Heading2"/>
-        <w:spacing w:after="120" w:before="240"/>
-      </w:pPr>
-      <w:r>
-        <w:rPr>
-          <w:rFonts w:ascii="Calibri" w:cs="Calibri" w:eastAsia="Calibri" w:hAnsi="Calibri"/>
+        <w:keepNext/>
+        <w:pBdr>
+          <w:bottom w:val="single" w:color="DBEAFE" w:sz="6" w:space="3"/>
+        </w:pBdr>
+        <w:spacing w:after="120" w:before="400" w:line="372" w:lineRule="auto"/>
+      </w:pPr>
+      <w:r>
+        <w:rPr>
+          <w:rFonts w:ascii="Helvetica Neue" w:cs="Helvetica Neue" w:eastAsia="Helvetica Neue" w:hAnsi="Helvetica Neue"/>
           <w:b/>
           <w:bCs/>
           <w:color w:val="1E40AF"/>
@@ -4069,11 +4042,11 @@
           <w:ilvl w:val="0"/>
           <w:numId w:val="1"/>
         </w:numPr>
-        <w:spacing w:after="60"/>
-      </w:pPr>
-      <w:r>
-        <w:rPr>
-          <w:rFonts w:ascii="Calibri" w:cs="Calibri" w:eastAsia="Calibri" w:hAnsi="Calibri"/>
+        <w:spacing w:after="40" w:before="0" w:line="372" w:lineRule="auto"/>
+      </w:pPr>
+      <w:r>
+        <w:rPr>
+          <w:rFonts w:ascii="Helvetica Neue" w:cs="Helvetica Neue" w:eastAsia="Helvetica Neue" w:hAnsi="Helvetica Neue"/>
           <w:color w:val="1F2937"/>
           <w:sz w:val="21"/>
           <w:szCs w:val="21"/>
@@ -4082,7 +4055,7 @@
       </w:r>
       <w:r>
         <w:rPr>
-          <w:rFonts w:ascii="Calibri" w:cs="Calibri" w:eastAsia="Calibri" w:hAnsi="Calibri"/>
+          <w:rFonts w:ascii="Helvetica Neue" w:cs="Helvetica Neue" w:eastAsia="Helvetica Neue" w:hAnsi="Helvetica Neue"/>
           <w:b/>
           <w:bCs/>
           <w:color w:val="1F2937"/>
@@ -4093,7 +4066,7 @@
       </w:r>
       <w:r>
         <w:rPr>
-          <w:rFonts w:ascii="Calibri" w:cs="Calibri" w:eastAsia="Calibri" w:hAnsi="Calibri"/>
+          <w:rFonts w:ascii="Helvetica Neue" w:cs="Helvetica Neue" w:eastAsia="Helvetica Neue" w:hAnsi="Helvetica Neue"/>
           <w:color w:val="1F2937"/>
           <w:sz w:val="21"/>
           <w:szCs w:val="21"/>
@@ -4108,11 +4081,11 @@
           <w:ilvl w:val="0"/>
           <w:numId w:val="1"/>
         </w:numPr>
-        <w:spacing w:after="60"/>
-      </w:pPr>
-      <w:r>
-        <w:rPr>
-          <w:rFonts w:ascii="Calibri" w:cs="Calibri" w:eastAsia="Calibri" w:hAnsi="Calibri"/>
+        <w:spacing w:after="40" w:before="0" w:line="372" w:lineRule="auto"/>
+      </w:pPr>
+      <w:r>
+        <w:rPr>
+          <w:rFonts w:ascii="Helvetica Neue" w:cs="Helvetica Neue" w:eastAsia="Helvetica Neue" w:hAnsi="Helvetica Neue"/>
           <w:color w:val="1F2937"/>
           <w:sz w:val="21"/>
           <w:szCs w:val="21"/>
@@ -4121,7 +4094,7 @@
       </w:r>
       <w:r>
         <w:rPr>
-          <w:rFonts w:ascii="Calibri" w:cs="Calibri" w:eastAsia="Calibri" w:hAnsi="Calibri"/>
+          <w:rFonts w:ascii="Helvetica Neue" w:cs="Helvetica Neue" w:eastAsia="Helvetica Neue" w:hAnsi="Helvetica Neue"/>
           <w:b/>
           <w:bCs/>
           <w:color w:val="1F2937"/>
@@ -4132,7 +4105,7 @@
       </w:r>
       <w:r>
         <w:rPr>
-          <w:rFonts w:ascii="Calibri" w:cs="Calibri" w:eastAsia="Calibri" w:hAnsi="Calibri"/>
+          <w:rFonts w:ascii="Helvetica Neue" w:cs="Helvetica Neue" w:eastAsia="Helvetica Neue" w:hAnsi="Helvetica Neue"/>
           <w:color w:val="1F2937"/>
           <w:sz w:val="21"/>
           <w:szCs w:val="21"/>
@@ -4147,11 +4120,11 @@
           <w:ilvl w:val="0"/>
           <w:numId w:val="1"/>
         </w:numPr>
-        <w:spacing w:after="60"/>
-      </w:pPr>
-      <w:r>
-        <w:rPr>
-          <w:rFonts w:ascii="Calibri" w:cs="Calibri" w:eastAsia="Calibri" w:hAnsi="Calibri"/>
+        <w:spacing w:after="40" w:before="0" w:line="372" w:lineRule="auto"/>
+      </w:pPr>
+      <w:r>
+        <w:rPr>
+          <w:rFonts w:ascii="Helvetica Neue" w:cs="Helvetica Neue" w:eastAsia="Helvetica Neue" w:hAnsi="Helvetica Neue"/>
           <w:color w:val="1F2937"/>
           <w:sz w:val="21"/>
           <w:szCs w:val="21"/>
@@ -4160,7 +4133,7 @@
       </w:r>
       <w:r>
         <w:rPr>
-          <w:rFonts w:ascii="Calibri" w:cs="Calibri" w:eastAsia="Calibri" w:hAnsi="Calibri"/>
+          <w:rFonts w:ascii="Helvetica Neue" w:cs="Helvetica Neue" w:eastAsia="Helvetica Neue" w:hAnsi="Helvetica Neue"/>
           <w:b/>
           <w:bCs/>
           <w:color w:val="1F2937"/>
@@ -4171,7 +4144,7 @@
       </w:r>
       <w:r>
         <w:rPr>
-          <w:rFonts w:ascii="Calibri" w:cs="Calibri" w:eastAsia="Calibri" w:hAnsi="Calibri"/>
+          <w:rFonts w:ascii="Helvetica Neue" w:cs="Helvetica Neue" w:eastAsia="Helvetica Neue" w:hAnsi="Helvetica Neue"/>
           <w:color w:val="1F2937"/>
           <w:sz w:val="21"/>
           <w:szCs w:val="21"/>
@@ -4182,19 +4155,23 @@
     <w:p>
       <w:pPr>
         <w:pBdr>
-          <w:bottom w:val="single" w:color="E2E8F0" w:sz="6"/>
+          <w:bottom w:val="single" w:color="E2E8F0" w:sz="6" w:space="0"/>
         </w:pBdr>
-        <w:spacing w:after="120" w:before="120"/>
+        <w:spacing w:after="280" w:before="280" w:line="372" w:lineRule="auto"/>
       </w:pPr>
     </w:p>
     <w:p>
       <w:pPr>
         <w:pStyle w:val="Heading2"/>
-        <w:spacing w:after="120" w:before="240"/>
-      </w:pPr>
-      <w:r>
-        <w:rPr>
-          <w:rFonts w:ascii="Calibri" w:cs="Calibri" w:eastAsia="Calibri" w:hAnsi="Calibri"/>
+        <w:keepNext/>
+        <w:pBdr>
+          <w:bottom w:val="single" w:color="DBEAFE" w:sz="6" w:space="3"/>
+        </w:pBdr>
+        <w:spacing w:after="120" w:before="400" w:line="372" w:lineRule="auto"/>
+      </w:pPr>
+      <w:r>
+        <w:rPr>
+          <w:rFonts w:ascii="Helvetica Neue" w:cs="Helvetica Neue" w:eastAsia="Helvetica Neue" w:hAnsi="Helvetica Neue"/>
           <w:b/>
           <w:bCs/>
           <w:color w:val="1E40AF"/>
@@ -4206,11 +4183,11 @@
     </w:p>
     <w:p>
       <w:pPr>
-        <w:spacing w:after="120"/>
-      </w:pPr>
-      <w:r>
-        <w:rPr>
-          <w:rFonts w:ascii="Calibri" w:cs="Calibri" w:eastAsia="Calibri" w:hAnsi="Calibri"/>
+        <w:spacing w:after="210" w:before="0" w:line="372" w:lineRule="auto"/>
+      </w:pPr>
+      <w:r>
+        <w:rPr>
+          <w:rFonts w:ascii="Helvetica Neue" w:cs="Helvetica Neue" w:eastAsia="Helvetica Neue" w:hAnsi="Helvetica Neue"/>
           <w:color w:val="1F2937"/>
           <w:sz w:val="21"/>
           <w:szCs w:val="21"/>
@@ -4219,7 +4196,7 @@
       </w:r>
       <w:r>
         <w:rPr>
-          <w:rFonts w:ascii="Calibri" w:cs="Calibri" w:eastAsia="Calibri" w:hAnsi="Calibri"/>
+          <w:rFonts w:ascii="Helvetica Neue" w:cs="Helvetica Neue" w:eastAsia="Helvetica Neue" w:hAnsi="Helvetica Neue"/>
           <w:b/>
           <w:bCs/>
           <w:color w:val="1F2937"/>
@@ -4230,7 +4207,7 @@
       </w:r>
       <w:r>
         <w:rPr>
-          <w:rFonts w:ascii="Calibri" w:cs="Calibri" w:eastAsia="Calibri" w:hAnsi="Calibri"/>
+          <w:rFonts w:ascii="Helvetica Neue" w:cs="Helvetica Neue" w:eastAsia="Helvetica Neue" w:hAnsi="Helvetica Neue"/>
           <w:color w:val="1F2937"/>
           <w:sz w:val="21"/>
           <w:szCs w:val="21"/>
@@ -4239,7 +4216,7 @@
       </w:r>
       <w:r>
         <w:rPr>
-          <w:rFonts w:ascii="Calibri" w:cs="Calibri" w:eastAsia="Calibri" w:hAnsi="Calibri"/>
+          <w:rFonts w:ascii="Helvetica Neue" w:cs="Helvetica Neue" w:eastAsia="Helvetica Neue" w:hAnsi="Helvetica Neue"/>
           <w:b/>
           <w:bCs/>
           <w:color w:val="1F2937"/>
@@ -4250,7 +4227,7 @@
       </w:r>
       <w:r>
         <w:rPr>
-          <w:rFonts w:ascii="Calibri" w:cs="Calibri" w:eastAsia="Calibri" w:hAnsi="Calibri"/>
+          <w:rFonts w:ascii="Helvetica Neue" w:cs="Helvetica Neue" w:eastAsia="Helvetica Neue" w:hAnsi="Helvetica Neue"/>
           <w:color w:val="1F2937"/>
           <w:sz w:val="21"/>
           <w:szCs w:val="21"/>
@@ -4259,7 +4236,7 @@
       </w:r>
       <w:r>
         <w:rPr>
-          <w:rFonts w:ascii="Calibri" w:cs="Calibri" w:eastAsia="Calibri" w:hAnsi="Calibri"/>
+          <w:rFonts w:ascii="Helvetica Neue" w:cs="Helvetica Neue" w:eastAsia="Helvetica Neue" w:hAnsi="Helvetica Neue"/>
           <w:b/>
           <w:bCs/>
           <w:color w:val="1F2937"/>
@@ -4270,7 +4247,7 @@
       </w:r>
       <w:r>
         <w:rPr>
-          <w:rFonts w:ascii="Calibri" w:cs="Calibri" w:eastAsia="Calibri" w:hAnsi="Calibri"/>
+          <w:rFonts w:ascii="Helvetica Neue" w:cs="Helvetica Neue" w:eastAsia="Helvetica Neue" w:hAnsi="Helvetica Neue"/>
           <w:color w:val="1F2937"/>
           <w:sz w:val="21"/>
           <w:szCs w:val="21"/>
@@ -4279,7 +4256,7 @@
       </w:r>
       <w:r>
         <w:rPr>
-          <w:rFonts w:ascii="Calibri" w:cs="Calibri" w:eastAsia="Calibri" w:hAnsi="Calibri"/>
+          <w:rFonts w:ascii="Helvetica Neue" w:cs="Helvetica Neue" w:eastAsia="Helvetica Neue" w:hAnsi="Helvetica Neue"/>
           <w:b/>
           <w:bCs/>
           <w:color w:val="1F2937"/>
@@ -4290,7 +4267,7 @@
       </w:r>
       <w:r>
         <w:rPr>
-          <w:rFonts w:ascii="Calibri" w:cs="Calibri" w:eastAsia="Calibri" w:hAnsi="Calibri"/>
+          <w:rFonts w:ascii="Helvetica Neue" w:cs="Helvetica Neue" w:eastAsia="Helvetica Neue" w:hAnsi="Helvetica Neue"/>
           <w:color w:val="1F2937"/>
           <w:sz w:val="21"/>
           <w:szCs w:val="21"/>
@@ -4299,7 +4276,7 @@
       </w:r>
       <w:r>
         <w:rPr>
-          <w:rFonts w:ascii="Calibri" w:cs="Calibri" w:eastAsia="Calibri" w:hAnsi="Calibri"/>
+          <w:rFonts w:ascii="Helvetica Neue" w:cs="Helvetica Neue" w:eastAsia="Helvetica Neue" w:hAnsi="Helvetica Neue"/>
           <w:b/>
           <w:bCs/>
           <w:color w:val="1F2937"/>
@@ -4310,7 +4287,7 @@
       </w:r>
       <w:r>
         <w:rPr>
-          <w:rFonts w:ascii="Calibri" w:cs="Calibri" w:eastAsia="Calibri" w:hAnsi="Calibri"/>
+          <w:rFonts w:ascii="Helvetica Neue" w:cs="Helvetica Neue" w:eastAsia="Helvetica Neue" w:hAnsi="Helvetica Neue"/>
           <w:color w:val="1F2937"/>
           <w:sz w:val="21"/>
           <w:szCs w:val="21"/>
@@ -4319,7 +4296,7 @@
       </w:r>
       <w:r>
         <w:rPr>
-          <w:rFonts w:ascii="Calibri" w:cs="Calibri" w:eastAsia="Calibri" w:hAnsi="Calibri"/>
+          <w:rFonts w:ascii="Helvetica Neue" w:cs="Helvetica Neue" w:eastAsia="Helvetica Neue" w:hAnsi="Helvetica Neue"/>
           <w:b/>
           <w:bCs/>
           <w:color w:val="1F2937"/>
@@ -4330,7 +4307,7 @@
       </w:r>
       <w:r>
         <w:rPr>
-          <w:rFonts w:ascii="Calibri" w:cs="Calibri" w:eastAsia="Calibri" w:hAnsi="Calibri"/>
+          <w:rFonts w:ascii="Helvetica Neue" w:cs="Helvetica Neue" w:eastAsia="Helvetica Neue" w:hAnsi="Helvetica Neue"/>
           <w:color w:val="1F2937"/>
           <w:sz w:val="21"/>
           <w:szCs w:val="21"/>
@@ -4339,7 +4316,7 @@
       </w:r>
       <w:r>
         <w:rPr>
-          <w:rFonts w:ascii="Calibri" w:cs="Calibri" w:eastAsia="Calibri" w:hAnsi="Calibri"/>
+          <w:rFonts w:ascii="Helvetica Neue" w:cs="Helvetica Neue" w:eastAsia="Helvetica Neue" w:hAnsi="Helvetica Neue"/>
           <w:b/>
           <w:bCs/>
           <w:color w:val="1F2937"/>
@@ -4350,7 +4327,7 @@
       </w:r>
       <w:r>
         <w:rPr>
-          <w:rFonts w:ascii="Calibri" w:cs="Calibri" w:eastAsia="Calibri" w:hAnsi="Calibri"/>
+          <w:rFonts w:ascii="Helvetica Neue" w:cs="Helvetica Neue" w:eastAsia="Helvetica Neue" w:hAnsi="Helvetica Neue"/>
           <w:color w:val="1F2937"/>
           <w:sz w:val="21"/>
           <w:szCs w:val="21"/>
@@ -4361,19 +4338,23 @@
     <w:p>
       <w:pPr>
         <w:pBdr>
-          <w:bottom w:val="single" w:color="E2E8F0" w:sz="6"/>
+          <w:bottom w:val="single" w:color="E2E8F0" w:sz="6" w:space="0"/>
         </w:pBdr>
-        <w:spacing w:after="120" w:before="120"/>
+        <w:spacing w:after="280" w:before="280" w:line="372" w:lineRule="auto"/>
       </w:pPr>
     </w:p>
     <w:p>
       <w:pPr>
         <w:pStyle w:val="Heading2"/>
-        <w:spacing w:after="120" w:before="240"/>
-      </w:pPr>
-      <w:r>
-        <w:rPr>
-          <w:rFonts w:ascii="Calibri" w:cs="Calibri" w:eastAsia="Calibri" w:hAnsi="Calibri"/>
+        <w:keepNext/>
+        <w:pBdr>
+          <w:bottom w:val="single" w:color="DBEAFE" w:sz="6" w:space="3"/>
+        </w:pBdr>
+        <w:spacing w:after="120" w:before="400" w:line="372" w:lineRule="auto"/>
+      </w:pPr>
+      <w:r>
+        <w:rPr>
+          <w:rFonts w:ascii="Helvetica Neue" w:cs="Helvetica Neue" w:eastAsia="Helvetica Neue" w:hAnsi="Helvetica Neue"/>
           <w:b/>
           <w:bCs/>
           <w:color w:val="1E40AF"/>
@@ -4385,11 +4366,11 @@
     </w:p>
     <w:p>
       <w:pPr>
-        <w:spacing w:after="120"/>
-      </w:pPr>
-      <w:r>
-        <w:rPr>
-          <w:rFonts w:ascii="Calibri" w:cs="Calibri" w:eastAsia="Calibri" w:hAnsi="Calibri"/>
+        <w:spacing w:after="210" w:before="0" w:line="372" w:lineRule="auto"/>
+      </w:pPr>
+      <w:r>
+        <w:rPr>
+          <w:rFonts w:ascii="Helvetica Neue" w:cs="Helvetica Neue" w:eastAsia="Helvetica Neue" w:hAnsi="Helvetica Neue"/>
           <w:color w:val="1F2937"/>
           <w:sz w:val="21"/>
           <w:szCs w:val="21"/>
@@ -4398,7 +4379,7 @@
       </w:r>
       <w:r>
         <w:rPr>
-          <w:rFonts w:ascii="Calibri" w:cs="Calibri" w:eastAsia="Calibri" w:hAnsi="Calibri"/>
+          <w:rFonts w:ascii="Helvetica Neue" w:cs="Helvetica Neue" w:eastAsia="Helvetica Neue" w:hAnsi="Helvetica Neue"/>
           <w:b/>
           <w:bCs/>
           <w:color w:val="1F2937"/>
@@ -4409,7 +4390,7 @@
       </w:r>
       <w:r>
         <w:rPr>
-          <w:rFonts w:ascii="Calibri" w:cs="Calibri" w:eastAsia="Calibri" w:hAnsi="Calibri"/>
+          <w:rFonts w:ascii="Helvetica Neue" w:cs="Helvetica Neue" w:eastAsia="Helvetica Neue" w:hAnsi="Helvetica Neue"/>
           <w:color w:val="1F2937"/>
           <w:sz w:val="21"/>
           <w:szCs w:val="21"/>
@@ -4418,7 +4399,7 @@
       </w:r>
       <w:r>
         <w:rPr>
-          <w:rFonts w:ascii="Calibri" w:cs="Calibri" w:eastAsia="Calibri" w:hAnsi="Calibri"/>
+          <w:rFonts w:ascii="Helvetica Neue" w:cs="Helvetica Neue" w:eastAsia="Helvetica Neue" w:hAnsi="Helvetica Neue"/>
           <w:b/>
           <w:bCs/>
           <w:color w:val="1F2937"/>
@@ -4429,7 +4410,7 @@
       </w:r>
       <w:r>
         <w:rPr>
-          <w:rFonts w:ascii="Calibri" w:cs="Calibri" w:eastAsia="Calibri" w:hAnsi="Calibri"/>
+          <w:rFonts w:ascii="Helvetica Neue" w:cs="Helvetica Neue" w:eastAsia="Helvetica Neue" w:hAnsi="Helvetica Neue"/>
           <w:color w:val="1F2937"/>
           <w:sz w:val="21"/>
           <w:szCs w:val="21"/>
@@ -4439,11 +4420,11 @@
     </w:p>
     <w:p>
       <w:pPr>
-        <w:spacing w:after="120"/>
-      </w:pPr>
-      <w:r>
-        <w:rPr>
-          <w:rFonts w:ascii="Calibri" w:cs="Calibri" w:eastAsia="Calibri" w:hAnsi="Calibri"/>
+        <w:spacing w:after="210" w:before="0" w:line="372" w:lineRule="auto"/>
+      </w:pPr>
+      <w:r>
+        <w:rPr>
+          <w:rFonts w:ascii="Helvetica Neue" w:cs="Helvetica Neue" w:eastAsia="Helvetica Neue" w:hAnsi="Helvetica Neue"/>
           <w:color w:val="1F2937"/>
           <w:sz w:val="21"/>
           <w:szCs w:val="21"/>
@@ -4452,7 +4433,7 @@
       </w:r>
       <w:r>
         <w:rPr>
-          <w:rFonts w:ascii="Calibri" w:cs="Calibri" w:eastAsia="Calibri" w:hAnsi="Calibri"/>
+          <w:rFonts w:ascii="Helvetica Neue" w:cs="Helvetica Neue" w:eastAsia="Helvetica Neue" w:hAnsi="Helvetica Neue"/>
           <w:b/>
           <w:bCs/>
           <w:color w:val="1F2937"/>
@@ -4463,7 +4444,7 @@
       </w:r>
       <w:r>
         <w:rPr>
-          <w:rFonts w:ascii="Calibri" w:cs="Calibri" w:eastAsia="Calibri" w:hAnsi="Calibri"/>
+          <w:rFonts w:ascii="Helvetica Neue" w:cs="Helvetica Neue" w:eastAsia="Helvetica Neue" w:hAnsi="Helvetica Neue"/>
           <w:color w:val="1F2937"/>
           <w:sz w:val="21"/>
           <w:szCs w:val="21"/>
@@ -4472,7 +4453,7 @@
       </w:r>
       <w:r>
         <w:rPr>
-          <w:rFonts w:ascii="Calibri" w:cs="Calibri" w:eastAsia="Calibri" w:hAnsi="Calibri"/>
+          <w:rFonts w:ascii="Helvetica Neue" w:cs="Helvetica Neue" w:eastAsia="Helvetica Neue" w:hAnsi="Helvetica Neue"/>
           <w:b/>
           <w:bCs/>
           <w:color w:val="1F2937"/>
@@ -4483,7 +4464,7 @@
       </w:r>
       <w:r>
         <w:rPr>
-          <w:rFonts w:ascii="Calibri" w:cs="Calibri" w:eastAsia="Calibri" w:hAnsi="Calibri"/>
+          <w:rFonts w:ascii="Helvetica Neue" w:cs="Helvetica Neue" w:eastAsia="Helvetica Neue" w:hAnsi="Helvetica Neue"/>
           <w:color w:val="1F2937"/>
           <w:sz w:val="21"/>
           <w:szCs w:val="21"/>
@@ -4492,7 +4473,7 @@
       </w:r>
       <w:r>
         <w:rPr>
-          <w:rFonts w:ascii="Calibri" w:cs="Calibri" w:eastAsia="Calibri" w:hAnsi="Calibri"/>
+          <w:rFonts w:ascii="Helvetica Neue" w:cs="Helvetica Neue" w:eastAsia="Helvetica Neue" w:hAnsi="Helvetica Neue"/>
           <w:b/>
           <w:bCs/>
           <w:color w:val="1F2937"/>
@@ -4503,7 +4484,7 @@
       </w:r>
       <w:r>
         <w:rPr>
-          <w:rFonts w:ascii="Calibri" w:cs="Calibri" w:eastAsia="Calibri" w:hAnsi="Calibri"/>
+          <w:rFonts w:ascii="Helvetica Neue" w:cs="Helvetica Neue" w:eastAsia="Helvetica Neue" w:hAnsi="Helvetica Neue"/>
           <w:color w:val="1F2937"/>
           <w:sz w:val="21"/>
           <w:szCs w:val="21"/>
@@ -4512,7 +4493,7 @@
       </w:r>
       <w:r>
         <w:rPr>
-          <w:rFonts w:ascii="Calibri" w:cs="Calibri" w:eastAsia="Calibri" w:hAnsi="Calibri"/>
+          <w:rFonts w:ascii="Helvetica Neue" w:cs="Helvetica Neue" w:eastAsia="Helvetica Neue" w:hAnsi="Helvetica Neue"/>
           <w:b/>
           <w:bCs/>
           <w:color w:val="1F2937"/>
@@ -4523,7 +4504,7 @@
       </w:r>
       <w:r>
         <w:rPr>
-          <w:rFonts w:ascii="Calibri" w:cs="Calibri" w:eastAsia="Calibri" w:hAnsi="Calibri"/>
+          <w:rFonts w:ascii="Helvetica Neue" w:cs="Helvetica Neue" w:eastAsia="Helvetica Neue" w:hAnsi="Helvetica Neue"/>
           <w:color w:val="1F2937"/>
           <w:sz w:val="21"/>
           <w:szCs w:val="21"/>
@@ -4532,7 +4513,7 @@
       </w:r>
       <w:r>
         <w:rPr>
-          <w:rFonts w:ascii="Calibri" w:cs="Calibri" w:eastAsia="Calibri" w:hAnsi="Calibri"/>
+          <w:rFonts w:ascii="Helvetica Neue" w:cs="Helvetica Neue" w:eastAsia="Helvetica Neue" w:hAnsi="Helvetica Neue"/>
           <w:b/>
           <w:bCs/>
           <w:color w:val="1F2937"/>
@@ -4543,7 +4524,7 @@
       </w:r>
       <w:r>
         <w:rPr>
-          <w:rFonts w:ascii="Calibri" w:cs="Calibri" w:eastAsia="Calibri" w:hAnsi="Calibri"/>
+          <w:rFonts w:ascii="Helvetica Neue" w:cs="Helvetica Neue" w:eastAsia="Helvetica Neue" w:hAnsi="Helvetica Neue"/>
           <w:color w:val="1F2937"/>
           <w:sz w:val="21"/>
           <w:szCs w:val="21"/>
@@ -4554,18 +4535,18 @@
     <w:p>
       <w:pPr>
         <w:pBdr>
-          <w:bottom w:val="single" w:color="E2E8F0" w:sz="6"/>
+          <w:bottom w:val="single" w:color="E2E8F0" w:sz="6" w:space="0"/>
         </w:pBdr>
-        <w:spacing w:after="120" w:before="120"/>
-      </w:pPr>
-    </w:p>
-    <w:p>
-      <w:pPr>
-        <w:spacing w:after="120"/>
-      </w:pPr>
-      <w:r>
-        <w:rPr>
-          <w:rFonts w:ascii="Calibri" w:cs="Calibri" w:eastAsia="Calibri" w:hAnsi="Calibri"/>
+        <w:spacing w:after="280" w:before="280" w:line="372" w:lineRule="auto"/>
+      </w:pPr>
+    </w:p>
+    <w:p>
+      <w:pPr>
+        <w:spacing w:after="210" w:before="0" w:line="372" w:lineRule="auto"/>
+      </w:pPr>
+      <w:r>
+        <w:rPr>
+          <w:rFonts w:ascii="Helvetica Neue" w:cs="Helvetica Neue" w:eastAsia="Helvetica Neue" w:hAnsi="Helvetica Neue"/>
           <w:i/>
           <w:iCs/>
           <w:color w:val="1F2937"/>
@@ -4577,7 +4558,7 @@
     </w:p>
     <w:sectPr>
       <w:pgSz w:w="11906" w:h="16838" w:orient="portrait"/>
-      <w:pgMar w:top="1020" w:right="900" w:bottom="1020" w:left="900" w:header="708" w:footer="708" w:gutter="0"/>
+      <w:pgMar w:top="1020" w:right="907" w:bottom="1020" w:left="907" w:header="708" w:footer="708" w:gutter="0"/>
       <w:pgNumType/>
       <w:docGrid w:linePitch="360"/>
     </w:sectPr>
@@ -4757,7 +4738,7 @@
       <w:lvlText w:val="%1."/>
       <w:lvlJc w:val="start"/>
       <w:pPr>
-        <w:ind w:left="360" w:hanging="260"/>
+        <w:ind w:left="360" w:hanging="360"/>
       </w:pPr>
     </w:lvl>
     <w:lvl w:ilvl="1" w15:tentative="1">
@@ -4766,7 +4747,7 @@
       <w:lvlText w:val="%2."/>
       <w:lvlJc w:val="start"/>
       <w:pPr>
-        <w:ind w:left="720" w:hanging="260"/>
+        <w:ind w:left="720" w:hanging="360"/>
       </w:pPr>
     </w:lvl>
     <w:lvl w:ilvl="2" w15:tentative="1">
@@ -4775,7 +4756,7 @@
       <w:lvlText w:val="%3."/>
       <w:lvlJc w:val="start"/>
       <w:pPr>
-        <w:ind w:left="1080" w:hanging="260"/>
+        <w:ind w:left="1080" w:hanging="360"/>
       </w:pPr>
     </w:lvl>
   </w:abstractNum>
@@ -4799,13 +4780,17 @@
   <w:docDefaults>
     <w:rPrDefault>
       <w:rPr>
-        <w:rFonts w:ascii="Calibri" w:cs="Calibri" w:eastAsia="Calibri" w:hAnsi="Calibri"/>
+        <w:rFonts w:ascii="Helvetica Neue" w:cs="Helvetica Neue" w:eastAsia="Helvetica Neue" w:hAnsi="Helvetica Neue"/>
         <w:color w:val="1F2937"/>
         <w:sz w:val="21"/>
         <w:szCs w:val="21"/>
       </w:rPr>
     </w:rPrDefault>
-    <w:pPrDefault/>
+    <w:pPrDefault>
+      <w:pPr>
+        <w:spacing w:after="210" w:before="0" w:line="372" w:lineRule="auto"/>
+      </w:pPr>
+    </w:pPrDefault>
   </w:docDefaults>
   <w:style w:type="paragraph" w:styleId="Title">
     <w:name w:val="Title"/>
@@ -4978,5 +4963,77 @@
       <w:szCs w:val="20"/>
     </w:rPr>
   </w:style>
+  <w:style w:type="paragraph" w:styleId="Heading1">
+    <w:name w:val="Heading 1"/>
+    <w:basedOn w:val="Normal"/>
+    <w:next w:val="Normal"/>
+    <w:qFormat/>
+    <w:pPr>
+      <w:keepNext w:val="false"/>
+      <w:spacing w:after="80" w:before="0" w:line="372" w:lineRule="auto"/>
+    </w:pPr>
+    <w:rPr>
+      <w:rFonts w:ascii="Helvetica Neue" w:cs="Helvetica Neue" w:eastAsia="Helvetica Neue" w:hAnsi="Helvetica Neue"/>
+      <w:b/>
+      <w:bCs/>
+      <w:color w:val="1E3A8A"/>
+      <w:sz w:val="40"/>
+      <w:szCs w:val="40"/>
+    </w:rPr>
+  </w:style>
+  <w:style w:type="paragraph" w:styleId="Heading2">
+    <w:name w:val="Heading 2"/>
+    <w:basedOn w:val="Normal"/>
+    <w:next w:val="Normal"/>
+    <w:qFormat/>
+    <w:pPr>
+      <w:keepNext/>
+      <w:spacing w:after="120" w:before="400" w:line="372" w:lineRule="auto"/>
+    </w:pPr>
+    <w:rPr>
+      <w:rFonts w:ascii="Helvetica Neue" w:cs="Helvetica Neue" w:eastAsia="Helvetica Neue" w:hAnsi="Helvetica Neue"/>
+      <w:b/>
+      <w:bCs/>
+      <w:color w:val="1E40AF"/>
+      <w:sz w:val="28"/>
+      <w:szCs w:val="28"/>
+    </w:rPr>
+  </w:style>
+  <w:style w:type="paragraph" w:styleId="Heading3">
+    <w:name w:val="Heading 3"/>
+    <w:basedOn w:val="Normal"/>
+    <w:next w:val="Normal"/>
+    <w:qFormat/>
+    <w:pPr>
+      <w:keepNext/>
+      <w:spacing w:after="80" w:before="280" w:line="372" w:lineRule="auto"/>
+    </w:pPr>
+    <w:rPr>
+      <w:rFonts w:ascii="Helvetica Neue" w:cs="Helvetica Neue" w:eastAsia="Helvetica Neue" w:hAnsi="Helvetica Neue"/>
+      <w:b/>
+      <w:bCs/>
+      <w:color w:val="1E40AF"/>
+      <w:sz w:val="23"/>
+      <w:szCs w:val="23"/>
+    </w:rPr>
+  </w:style>
+  <w:style w:type="paragraph" w:styleId="Heading4">
+    <w:name w:val="Heading 4"/>
+    <w:basedOn w:val="Normal"/>
+    <w:next w:val="Normal"/>
+    <w:qFormat/>
+    <w:pPr>
+      <w:keepNext/>
+      <w:spacing w:after="60" w:before="240" w:line="372" w:lineRule="auto"/>
+    </w:pPr>
+    <w:rPr>
+      <w:rFonts w:ascii="Helvetica Neue" w:cs="Helvetica Neue" w:eastAsia="Helvetica Neue" w:hAnsi="Helvetica Neue"/>
+      <w:b/>
+      <w:bCs/>
+      <w:color w:val="1F2937"/>
+      <w:sz w:val="21"/>
+      <w:szCs w:val="21"/>
+    </w:rPr>
+  </w:style>
 </w:styles>
 </file>